--- a/PMO领域Agent_Skill操作手册.docx
+++ b/PMO领域Agent_Skill操作手册.docx
@@ -4,68 +4,82 @@
   <w:body>
     <w:p>
       <w:pPr>
-        <w:pStyle w:val="Heading1"/>
-        <w:jc w:val="left"/>
+        <w:jc w:val="center"/>
       </w:pPr>
       <w:r>
-        <w:t>PMO领域 Agent &amp; Skill 操作手册</w:t>
+        <w:rPr>
+          <w:b/>
+          <w:sz w:val="40"/>
+        </w:rPr>
+        <w:t>PMO领域Agent_Skill操作手册</w:t>
       </w:r>
     </w:p>
     <w:p>
       <w:pPr>
-        <w:spacing w:after="120"/>
+        <w:jc w:val="center"/>
       </w:pPr>
       <w:r>
-        <w:t>&gt; 本手册说明如何通过 Hermes Agent 调用 PMO 领域的 Agent 与 Skill，实现项目管理全流程智能化支持。</w:t>
+        <w:t>版本：v2.1 | 编制：BUCON-PMO | 日期：2026年8月2日</w:t>
+      </w:r>
+    </w:p>
+    <w:p/>
+    <w:p>
+      <w:r>
+        <w:rPr>
+          <w:b/>
+          <w:sz w:val="32"/>
+        </w:rPr>
+        <w:t>1 概述</w:t>
       </w:r>
     </w:p>
     <w:p>
-      <w:pPr>
-        <w:pStyle w:val="Heading2"/>
-        <w:jc w:val="left"/>
-      </w:pPr>
       <w:r>
-        <w:t>一、体系概览</w:t>
+        <w:t>本手册适用于PMO领域Agent与Skill的使用、管理和维护。所有Agent和Skill均通过Hermes Agent平台统一管理和调用。</w:t>
       </w:r>
     </w:p>
     <w:p>
-      <w:pPr>
-        <w:spacing w:after="120"/>
-      </w:pPr>
       <w:r>
-        <w:t>PMO 领域共建设 4个智能体 + 36个技能（34个可用 + 2个已废弃）。</w:t>
-      </w:r>
-      <w:r>
-        <w:t xml:space="preserve"> 最新验收测试（2026年08月02日）：36个Active Skill全部通过四章节规范验证，6条编排链路全部畅通，整体达生产就绪水准。</w:t>
-      </w:r>
-    </w:p>
-    <w:p>
-      <w:pPr>
-        <w:pStyle w:val="Heading3"/>
-        <w:jc w:val="left"/>
-      </w:pPr>
-      <w:r>
-        <w:t>智能体（Agent）</w:t>
+        <w:rPr>
+          <w:b/>
+          <w:sz w:val="28"/>
+        </w:rPr>
+        <w:t>1.1 Agent清单</w:t>
       </w:r>
     </w:p>
     <w:tbl>
+      <w:tblPr>
+        <w:tblStyle w:val="TableGrid"/>
+        <w:tblW w:type="auto" w:w="0"/>
+        <w:tblLook w:firstColumn="1" w:firstRow="1" w:lastColumn="0" w:lastRow="0" w:noHBand="0" w:noVBand="1" w:val="04A0"/>
+      </w:tblPr>
+      <w:tblGrid>
+        <w:gridCol w:w="2340"/>
+        <w:gridCol w:w="2340"/>
+        <w:gridCol w:w="2340"/>
+        <w:gridCol w:w="2340"/>
+      </w:tblGrid>
       <w:tr>
         <w:tc>
           <w:tcPr>
-            <w:tcW w:type="dxa" w:w="2160"/>
-            <w:shd w:fill="1F4E79" w:val="clear"/>
-            <w:vAlign w:val="center"/>
+            <w:tcW w:type="dxa" w:w="2340"/>
+            <w:shd w:val="clear" w:color="auto" w:fill="1E3A5F"/>
           </w:tcPr>
           <w:p>
-            <w:pPr>
-              <w:jc w:val="center"/>
-            </w:pPr>
             <w:r>
               <w:rPr>
                 <w:b/>
                 <w:color w:val="FFFFFF"/>
               </w:rPr>
+              <w:t>序号</w:t>
             </w:r>
+          </w:p>
+        </w:tc>
+        <w:tc>
+          <w:tcPr>
+            <w:tcW w:type="dxa" w:w="2340"/>
+            <w:shd w:val="clear" w:color="auto" w:fill="1E3A5F"/>
+          </w:tcPr>
+          <w:p>
             <w:r>
               <w:rPr>
                 <w:b/>
@@ -77,150 +91,31 @@
         </w:tc>
         <w:tc>
           <w:tcPr>
-            <w:tcW w:type="dxa" w:w="2160"/>
-            <w:shd w:fill="1F4E79" w:val="clear"/>
-            <w:vAlign w:val="center"/>
+            <w:tcW w:type="dxa" w:w="2340"/>
+            <w:shd w:val="clear" w:color="auto" w:fill="1E3A5F"/>
           </w:tcPr>
           <w:p>
-            <w:pPr>
-              <w:jc w:val="center"/>
-            </w:pPr>
             <w:r>
               <w:rPr>
                 <w:b/>
                 <w:color w:val="FFFFFF"/>
               </w:rPr>
+              <w:t>Agent ID</w:t>
             </w:r>
+          </w:p>
+        </w:tc>
+        <w:tc>
+          <w:tcPr>
+            <w:tcW w:type="dxa" w:w="2340"/>
+            <w:shd w:val="clear" w:color="auto" w:fill="1E3A5F"/>
+          </w:tcPr>
+          <w:p>
             <w:r>
               <w:rPr>
                 <w:b/>
                 <w:color w:val="FFFFFF"/>
               </w:rPr>
-              <w:t>Agent中文名</w:t>
-            </w:r>
-          </w:p>
-        </w:tc>
-        <w:tc>
-          <w:tcPr>
-            <w:tcW w:type="dxa" w:w="2160"/>
-            <w:shd w:fill="1F4E79" w:val="clear"/>
-            <w:vAlign w:val="center"/>
-          </w:tcPr>
-          <w:p>
-            <w:pPr>
-              <w:jc w:val="center"/>
-            </w:pPr>
-            <w:r>
-              <w:rPr>
-                <w:b/>
-                <w:color w:val="FFFFFF"/>
-              </w:rPr>
-            </w:r>
-            <w:r>
-              <w:rPr>
-                <w:b/>
-                <w:color w:val="FFFFFF"/>
-              </w:rPr>
-              <w:t>Skill标识符</w:t>
-            </w:r>
-          </w:p>
-        </w:tc>
-        <w:tc>
-          <w:tcPr>
-            <w:tcW w:type="dxa" w:w="2160"/>
-            <w:shd w:fill="1F4E79" w:val="clear"/>
-            <w:vAlign w:val="center"/>
-          </w:tcPr>
-          <w:p>
-            <w:pPr>
-              <w:jc w:val="center"/>
-            </w:pPr>
-            <w:r>
-              <w:rPr>
-                <w:b/>
-                <w:color w:val="FFFFFF"/>
-              </w:rPr>
-            </w:r>
-            <w:r>
-              <w:rPr>
-                <w:b/>
-                <w:color w:val="FFFFFF"/>
-              </w:rPr>
-              <w:t>核心职责</w:t>
-            </w:r>
-          </w:p>
-        </w:tc>
-      </w:tr>
-      <w:tblPr>
-        <w:tblStyle w:val="TableGrid"/>
-        <w:tblW w:type="auto" w:w="0"/>
-        <w:jc w:val="center"/>
-        <w:tblLook w:firstColumn="1" w:firstRow="1" w:lastColumn="0" w:lastRow="0" w:noHBand="0" w:noVBand="1" w:val="04A0"/>
-      </w:tblPr>
-      <w:tblGrid>
-        <w:gridCol w:w="2160"/>
-        <w:gridCol w:w="2160"/>
-        <w:gridCol w:w="2160"/>
-        <w:gridCol w:w="2160"/>
-      </w:tblGrid>
-      <w:tr>
-        <w:tc>
-          <w:tcPr>
-            <w:tcW w:type="dxa" w:w="1701"/>
-            <w:shd w:fill="1F497D" w:color="auto" w:val="clear"/>
-          </w:tcPr>
-          <w:p>
-            <w:r>
-              <w:rPr>
-                <w:b w:val="0"/>
-                <w:color w:val="000000"/>
-              </w:rPr>
-              <w:t>`project-control-agent`</w:t>
-            </w:r>
-          </w:p>
-        </w:tc>
-        <w:tc>
-          <w:tcPr>
-            <w:tcW w:type="dxa" w:w="1701"/>
-            <w:shd w:fill="1F497D" w:color="auto" w:val="clear"/>
-          </w:tcPr>
-          <w:p>
-            <w:r>
-              <w:rPr>
-                <w:b w:val="0"/>
-                <w:color w:val="000000"/>
-              </w:rPr>
-              <w:t>项目管控智能体</w:t>
-            </w:r>
-          </w:p>
-        </w:tc>
-        <w:tc>
-          <w:tcPr>
-            <w:tcW w:type="dxa" w:w="1701"/>
-            <w:shd w:fill="1F497D" w:color="auto" w:val="clear"/>
-          </w:tcPr>
-          <w:p>
-            <w:r>
-              <w:rPr>
-                <w:b w:val="0"/>
-                <w:color w:val="000000"/>
-              </w:rPr>
-              <w:t>`project-control`</w:t>
-            </w:r>
-          </w:p>
-        </w:tc>
-        <w:tc>
-          <w:tcPr>
-            <w:tcW w:type="dxa" w:w="1701"/>
-            <w:shd w:fill="1F497D" w:color="auto" w:val="clear"/>
-          </w:tcPr>
-          <w:p>
-            <w:r>
-              <w:rPr>
-                <w:b w:val="0"/>
-                <w:color w:val="000000"/>
-              </w:rPr>
-              <w:t>全局掌控、计划制定、风险识别、跨部门协调、架构需求管控</w:t>
+              <w:t>主要职责</w:t>
             </w:r>
           </w:p>
         </w:tc>
@@ -228,57 +123,41 @@
       <w:tr>
         <w:tc>
           <w:tcPr>
-            <w:tcW w:type="dxa" w:w="1701"/>
+            <w:tcW w:type="dxa" w:w="2340"/>
           </w:tcPr>
           <w:p>
             <w:r>
-              <w:rPr>
-                <w:b w:val="0"/>
-                <w:color w:val="000000"/>
-              </w:rPr>
-              <w:t>`project-execution-agent`</w:t>
+              <w:t>1</w:t>
             </w:r>
           </w:p>
         </w:tc>
         <w:tc>
           <w:tcPr>
-            <w:tcW w:type="dxa" w:w="1701"/>
+            <w:tcW w:type="dxa" w:w="2340"/>
           </w:tcPr>
           <w:p>
             <w:r>
-              <w:rPr>
-                <w:b w:val="0"/>
-                <w:color w:val="000000"/>
-              </w:rPr>
-              <w:t>项目执行智能体</w:t>
+              <w:t>战略推动智能体</w:t>
             </w:r>
           </w:p>
         </w:tc>
         <w:tc>
           <w:tcPr>
-            <w:tcW w:type="dxa" w:w="1701"/>
+            <w:tcW w:type="dxa" w:w="2340"/>
           </w:tcPr>
           <w:p>
             <w:r>
-              <w:rPr>
-                <w:b w:val="0"/>
-                <w:color w:val="000000"/>
-              </w:rPr>
-              <w:t>`project-execution`</w:t>
+              <w:t>strategic-execution-agent</w:t>
             </w:r>
           </w:p>
         </w:tc>
         <w:tc>
           <w:tcPr>
-            <w:tcW w:type="dxa" w:w="1701"/>
+            <w:tcW w:type="dxa" w:w="2340"/>
           </w:tcPr>
           <w:p>
             <w:r>
-              <w:rPr>
-                <w:b w:val="0"/>
-                <w:color w:val="000000"/>
-              </w:rPr>
-              <w:t>日常执行跟踪、报告生成、会议纪要、规范检查、模板工具支持</w:t>
+              <w:t>战略决策推动、项目章程编写、组织架构设计</w:t>
             </w:r>
           </w:p>
         </w:tc>
@@ -286,61 +165,41 @@
       <w:tr>
         <w:tc>
           <w:tcPr>
-            <w:tcW w:type="dxa" w:w="1701"/>
-            <w:shd w:fill="EEF2F7" w:color="auto" w:val="clear"/>
+            <w:tcW w:type="dxa" w:w="2340"/>
           </w:tcPr>
           <w:p>
             <w:r>
-              <w:rPr>
-                <w:b w:val="0"/>
-                <w:color w:val="000000"/>
-              </w:rPr>
-              <w:t>`project-inspection-agent`</w:t>
+              <w:t>2</w:t>
             </w:r>
           </w:p>
         </w:tc>
         <w:tc>
           <w:tcPr>
-            <w:tcW w:type="dxa" w:w="1701"/>
-            <w:shd w:fill="EEF2F7" w:color="auto" w:val="clear"/>
+            <w:tcW w:type="dxa" w:w="2340"/>
           </w:tcPr>
           <w:p>
             <w:r>
-              <w:rPr>
-                <w:b w:val="0"/>
-                <w:color w:val="000000"/>
-              </w:rPr>
-              <w:t>项目检查智能体</w:t>
+              <w:t>项目管控智能体</w:t>
             </w:r>
           </w:p>
         </w:tc>
         <w:tc>
           <w:tcPr>
-            <w:tcW w:type="dxa" w:w="1701"/>
-            <w:shd w:fill="EEF2F7" w:color="auto" w:val="clear"/>
+            <w:tcW w:type="dxa" w:w="2340"/>
           </w:tcPr>
           <w:p>
             <w:r>
-              <w:rPr>
-                <w:b w:val="0"/>
-                <w:color w:val="000000"/>
-              </w:rPr>
-              <w:t>`project-inspection`</w:t>
+              <w:t>project-control-agent</w:t>
             </w:r>
           </w:p>
         </w:tc>
         <w:tc>
           <w:tcPr>
-            <w:tcW w:type="dxa" w:w="1701"/>
-            <w:shd w:fill="EEF2F7" w:color="auto" w:val="clear"/>
+            <w:tcW w:type="dxa" w:w="2340"/>
           </w:tcPr>
           <w:p>
             <w:r>
-              <w:rPr>
-                <w:b w:val="0"/>
-                <w:color w:val="000000"/>
-              </w:rPr>
-              <w:t>质量管理审查、供应商评估、合规审计与检查</w:t>
+              <w:t>WBS分解、进度计划、挣值管理、成本估算</w:t>
             </w:r>
           </w:p>
         </w:tc>
@@ -348,248 +207,41 @@
       <w:tr>
         <w:tc>
           <w:tcPr>
-            <w:tcW w:type="dxa" w:w="1701"/>
+            <w:tcW w:type="dxa" w:w="2340"/>
           </w:tcPr>
           <w:p>
             <w:r>
-              <w:rPr>
-                <w:b w:val="0"/>
-                <w:color w:val="000000"/>
-              </w:rPr>
-              <w:t>`strategic-execution-agent`</w:t>
+              <w:t>3</w:t>
             </w:r>
           </w:p>
         </w:tc>
         <w:tc>
           <w:tcPr>
-            <w:tcW w:type="dxa" w:w="1701"/>
+            <w:tcW w:type="dxa" w:w="2340"/>
           </w:tcPr>
           <w:p>
             <w:r>
-              <w:rPr>
-                <w:b w:val="0"/>
-                <w:color w:val="000000"/>
-              </w:rPr>
-              <w:t>战略推动智能体</w:t>
+              <w:t>项目执行智能体</w:t>
             </w:r>
           </w:p>
         </w:tc>
         <w:tc>
           <w:tcPr>
-            <w:tcW w:type="dxa" w:w="1701"/>
+            <w:tcW w:type="dxa" w:w="2340"/>
           </w:tcPr>
           <w:p>
             <w:r>
-              <w:rPr>
-                <w:b w:val="0"/>
-                <w:color w:val="000000"/>
-              </w:rPr>
-              <w:t>`strategic-execution`</w:t>
+              <w:t>project-execution-agent</w:t>
             </w:r>
           </w:p>
         </w:tc>
         <w:tc>
           <w:tcPr>
-            <w:tcW w:type="dxa" w:w="1701"/>
+            <w:tcW w:type="dxa" w:w="2340"/>
           </w:tcPr>
           <w:p>
             <w:r>
-              <w:rPr>
-                <w:b w:val="0"/>
-                <w:color w:val="000000"/>
-              </w:rPr>
-              <w:t>高层决策推动、关键阶段原则标准、组织治理体系、高层沟通</w:t>
-            </w:r>
-          </w:p>
-        </w:tc>
-      </w:tr>
-    </w:tbl>
-    <w:p>
-      <w:pPr>
-        <w:pStyle w:val="Heading3"/>
-        <w:jc w:val="left"/>
-      </w:pPr>
-      <w:r>
-        <w:t>技能分类（按项目管控域）</w:t>
-      </w:r>
-    </w:p>
-    <w:tbl>
-      <w:tr>
-        <w:tc>
-          <w:tcPr>
-            <w:tcW w:type="dxa" w:w="2160"/>
-            <w:shd w:fill="1F4E79" w:val="clear"/>
-            <w:vAlign w:val="center"/>
-          </w:tcPr>
-          <w:p>
-            <w:pPr>
-              <w:jc w:val="center"/>
-            </w:pPr>
-            <w:r>
-              <w:rPr>
-                <w:b/>
-                <w:color w:val="FFFFFF"/>
-              </w:rPr>
-            </w:r>
-            <w:r>
-              <w:rPr>
-                <w:b/>
-                <w:color w:val="FFFFFF"/>
-              </w:rPr>
-              <w:t>管控域</w:t>
-            </w:r>
-          </w:p>
-        </w:tc>
-        <w:tc>
-          <w:tcPr>
-            <w:tcW w:type="dxa" w:w="2160"/>
-            <w:shd w:fill="1F4E79" w:val="clear"/>
-            <w:vAlign w:val="center"/>
-          </w:tcPr>
-          <w:p>
-            <w:pPr>
-              <w:jc w:val="center"/>
-            </w:pPr>
-            <w:r>
-              <w:rPr>
-                <w:b/>
-                <w:color w:val="FFFFFF"/>
-              </w:rPr>
-            </w:r>
-            <w:r>
-              <w:rPr>
-                <w:b/>
-                <w:color w:val="FFFFFF"/>
-              </w:rPr>
-              <w:t>编号</w:t>
-            </w:r>
-          </w:p>
-        </w:tc>
-        <w:tc>
-          <w:tcPr>
-            <w:tcW w:type="dxa" w:w="2160"/>
-            <w:shd w:fill="1F4E79" w:val="clear"/>
-            <w:vAlign w:val="center"/>
-          </w:tcPr>
-          <w:p>
-            <w:pPr>
-              <w:jc w:val="center"/>
-            </w:pPr>
-            <w:r>
-              <w:rPr>
-                <w:b/>
-                <w:color w:val="FFFFFF"/>
-              </w:rPr>
-            </w:r>
-            <w:r>
-              <w:rPr>
-                <w:b/>
-                <w:color w:val="FFFFFF"/>
-              </w:rPr>
-              <w:t>Skill标识符</w:t>
-            </w:r>
-          </w:p>
-        </w:tc>
-        <w:tc>
-          <w:tcPr>
-            <w:tcW w:type="dxa" w:w="2160"/>
-            <w:shd w:fill="1F4E79" w:val="clear"/>
-            <w:vAlign w:val="center"/>
-          </w:tcPr>
-          <w:p>
-            <w:pPr>
-              <w:jc w:val="center"/>
-            </w:pPr>
-            <w:r>
-              <w:rPr>
-                <w:b/>
-                <w:color w:val="FFFFFF"/>
-              </w:rPr>
-            </w:r>
-            <w:r>
-              <w:rPr>
-                <w:b/>
-                <w:color w:val="FFFFFF"/>
-              </w:rPr>
-              <w:t>功能描述</w:t>
-            </w:r>
-          </w:p>
-        </w:tc>
-      </w:tr>
-      <w:tblPr>
-        <w:tblStyle w:val="TableGrid"/>
-        <w:tblW w:type="auto" w:w="0"/>
-        <w:jc w:val="center"/>
-        <w:tblLook w:firstColumn="1" w:firstRow="1" w:lastColumn="0" w:lastRow="0" w:noHBand="0" w:noVBand="1" w:val="04A0"/>
-      </w:tblPr>
-      <w:tblGrid>
-        <w:gridCol w:w="2160"/>
-        <w:gridCol w:w="2160"/>
-        <w:gridCol w:w="2160"/>
-        <w:gridCol w:w="2160"/>
-      </w:tblGrid>
-      <w:tr>
-        <w:tc>
-          <w:tcPr>
-            <w:tcW w:type="dxa" w:w="1701"/>
-            <w:shd w:fill="1F497D" w:color="auto" w:val="clear"/>
-          </w:tcPr>
-          <w:p>
-            <w:r>
-              <w:rPr>
-                <w:b w:val="0"/>
-                <w:color w:val="000000"/>
-                <w:sz w:val="21"/>
-              </w:rPr>
-              <w:t>战略决策</w:t>
-            </w:r>
-          </w:p>
-        </w:tc>
-        <w:tc>
-          <w:tcPr>
-            <w:tcW w:type="dxa" w:w="1701"/>
-            <w:shd w:fill="1F497D" w:color="auto" w:val="clear"/>
-          </w:tcPr>
-          <w:p>
-            <w:r>
-              <w:rPr>
-                <w:b/>
-                <w:color w:val="000000"/>
-                <w:sz w:val="21"/>
-              </w:rPr>
-              <w:t>PMO-01</w:t>
-            </w:r>
-          </w:p>
-        </w:tc>
-        <w:tc>
-          <w:tcPr>
-            <w:tcW w:type="dxa" w:w="1701"/>
-            <w:shd w:fill="1F497D" w:color="auto" w:val="clear"/>
-          </w:tcPr>
-          <w:p>
-            <w:r>
-              <w:rPr>
-                <w:b w:val="0"/>
-                <w:color w:val="000000"/>
-                <w:sz w:val="21"/>
-              </w:rPr>
-              <w:t>`strategy-decision-facilitation`</w:t>
-            </w:r>
-          </w:p>
-        </w:tc>
-        <w:tc>
-          <w:tcPr>
-            <w:tcW w:type="dxa" w:w="1701"/>
-            <w:shd w:fill="1F497D" w:color="auto" w:val="clear"/>
-          </w:tcPr>
-          <w:p>
-            <w:r>
-              <w:rPr>
-                <w:b w:val="0"/>
-                <w:color w:val="000000"/>
-                <w:sz w:val="21"/>
-              </w:rPr>
-              <w:t>引导战略决策流程</w:t>
+              <w:t>风险登记、项目监控、变更控制、投产规划</w:t>
             </w:r>
           </w:p>
         </w:tc>
@@ -597,61 +249,327 @@
       <w:tr>
         <w:tc>
           <w:tcPr>
-            <w:tcW w:type="dxa" w:w="1701"/>
+            <w:tcW w:type="dxa" w:w="2340"/>
           </w:tcPr>
           <w:p>
             <w:r>
-              <w:rPr>
-                <w:b w:val="0"/>
-                <w:color w:val="000000"/>
-                <w:sz w:val="21"/>
-              </w:rPr>
-              <w:t>战略决策</w:t>
+              <w:t>4</w:t>
             </w:r>
           </w:p>
         </w:tc>
         <w:tc>
           <w:tcPr>
-            <w:tcW w:type="dxa" w:w="1701"/>
+            <w:tcW w:type="dxa" w:w="2340"/>
+          </w:tcPr>
+          <w:p>
+            <w:r>
+              <w:t>项目检查智能体</w:t>
+            </w:r>
+          </w:p>
+        </w:tc>
+        <w:tc>
+          <w:tcPr>
+            <w:tcW w:type="dxa" w:w="2340"/>
+          </w:tcPr>
+          <w:p>
+            <w:r>
+              <w:t>project-inspection-agent</w:t>
+            </w:r>
+          </w:p>
+        </w:tc>
+        <w:tc>
+          <w:tcPr>
+            <w:tcW w:type="dxa" w:w="2340"/>
+          </w:tcPr>
+          <w:p>
+            <w:r>
+              <w:t>干系人沟通、经验教训、关闭报告、质量检查</w:t>
+            </w:r>
+          </w:p>
+        </w:tc>
+      </w:tr>
+    </w:tbl>
+    <w:p>
+      <w:r>
+        <w:rPr>
+          <w:b/>
+          <w:sz w:val="28"/>
+        </w:rPr>
+        <w:t>1.2 Skill清单</w:t>
+      </w:r>
+    </w:p>
+    <w:p>
+      <w:r>
+        <w:t>PMO领域共有37个Active Skill，2个Deprecated Skill。主要Skill分类如下：</w:t>
+      </w:r>
+    </w:p>
+    <w:p>
+      <w:r>
+        <w:t>• 编排类（Orchestrator）：6个，负责多Skill联合编排</w:t>
+      </w:r>
+    </w:p>
+    <w:p>
+      <w:r>
+        <w:t>• 生成类：8个，负责文档、报告、计划等生成</w:t>
+      </w:r>
+    </w:p>
+    <w:p>
+      <w:r>
+        <w:t>• 管控类：12个，负责范围/变更/需求/配置等管理</w:t>
+      </w:r>
+    </w:p>
+    <w:p>
+      <w:r>
+        <w:t>• 分析类：5个，负责挣值、风险、成本等分析</w:t>
+      </w:r>
+    </w:p>
+    <w:p>
+      <w:r>
+        <w:t>• 辅助类：6个，负责会议纪要、模板管理、信息库等支撑</w:t>
+      </w:r>
+    </w:p>
+    <w:p>
+      <w:r>
+        <w:rPr>
+          <w:b/>
+          <w:sz w:val="28"/>
+        </w:rPr>
+        <w:t>1.3 编排链路</w:t>
+      </w:r>
+    </w:p>
+    <w:p>
+      <w:r>
+        <w:t>共有6条编排链路，14个chain节点：</w:t>
+      </w:r>
+    </w:p>
+    <w:p>
+      <w:r>
+        <w:t>• wbs-schedule-milestone-orchestrator：wbs-builder → schedule-sequencer → milestone-planner</w:t>
+      </w:r>
+    </w:p>
+    <w:p>
+      <w:r>
+        <w:t>• earned-value-evm-orchestrator：earned-value-tracker → etc-reestimation-helper</w:t>
+      </w:r>
+    </w:p>
+    <w:p>
+      <w:r>
+        <w:t>• project-oversight-risk-orchestrator：project-oversight → risk-register-builder</w:t>
+      </w:r>
+    </w:p>
+    <w:p>
+      <w:r>
+        <w:t>• org-stakeholder-communication-orchestrator：org-structure-builder → stakeholder-comms-planner</w:t>
+      </w:r>
+    </w:p>
+    <w:p>
+      <w:r>
+        <w:t>• strategy-charter-orchestrator：strategy-decision-facilitation → project-charter-writer → org-structure-builder</w:t>
+      </w:r>
+    </w:p>
+    <w:p>
+      <w:r>
+        <w:t>• cross-dept-solution-orchestrator：cross-dept-coordination → solution-generation</w:t>
+      </w:r>
+    </w:p>
+    <w:p>
+      <w:r>
+        <w:rPr>
+          <w:b/>
+          <w:sz w:val="32"/>
+        </w:rPr>
+        <w:t>2 Agent使用说明</w:t>
+      </w:r>
+    </w:p>
+    <w:p>
+      <w:r>
+        <w:rPr>
+          <w:b/>
+          <w:sz w:val="28"/>
+        </w:rPr>
+        <w:t>2.1 战略推动智能体</w:t>
+      </w:r>
+    </w:p>
+    <w:p>
+      <w:r>
+        <w:t>主用Skill：strategy-decision-facilitation、project-charter-writer、strategy-charter-orchestrator</w:t>
+      </w:r>
+    </w:p>
+    <w:p>
+      <w:r>
+        <w:t>调用方式：在Hermes平台输入项目背景，触发战略决策引导流程</w:t>
+      </w:r>
+    </w:p>
+    <w:p>
+      <w:r>
+        <w:rPr>
+          <w:b/>
+          <w:sz w:val="28"/>
+        </w:rPr>
+        <w:t>2.2 项目管控智能体</w:t>
+      </w:r>
+    </w:p>
+    <w:p>
+      <w:r>
+        <w:t>主用Skill：wbs-builder、schedule-sequencer、milestone-planner、earned-value-tracker</w:t>
+      </w:r>
+    </w:p>
+    <w:p>
+      <w:r>
+        <w:t>调用方式：输入项目范围和阶段规划，触发WBS-进度-里程碑编排链路</w:t>
+      </w:r>
+    </w:p>
+    <w:p>
+      <w:r>
+        <w:rPr>
+          <w:b/>
+          <w:sz w:val="28"/>
+        </w:rPr>
+        <w:t>2.3 项目执行智能体</w:t>
+      </w:r>
+    </w:p>
+    <w:p>
+      <w:r>
+        <w:t>主用Skill：risk-register-builder、project-oversight、change-control</w:t>
+      </w:r>
+    </w:p>
+    <w:p>
+      <w:r>
+        <w:t>调用方式：输入项目执行数据，触发项目监控风险编排链路</w:t>
+      </w:r>
+    </w:p>
+    <w:p>
+      <w:r>
+        <w:rPr>
+          <w:b/>
+          <w:sz w:val="28"/>
+        </w:rPr>
+        <w:t>2.4 项目检查智能体</w:t>
+      </w:r>
+    </w:p>
+    <w:p>
+      <w:r>
+        <w:t>主用Skill：stakeholder-comms-planner、lessons-learned-summarizer、closure-report-writer</w:t>
+      </w:r>
+    </w:p>
+    <w:p>
+      <w:r>
+        <w:t>调用方式：输入项目结束数据，触发项目关闭报告生成</w:t>
+      </w:r>
+    </w:p>
+    <w:p>
+      <w:r>
+        <w:rPr>
+          <w:b/>
+          <w:sz w:val="32"/>
+        </w:rPr>
+        <w:t>3 Skill管理规范</w:t>
+      </w:r>
+    </w:p>
+    <w:p>
+      <w:r>
+        <w:rPr>
+          <w:b/>
+          <w:sz w:val="28"/>
+        </w:rPr>
+        <w:t>3.1 新增Skill流程</w:t>
+      </w:r>
+    </w:p>
+    <w:p>
+      <w:r>
+        <w:t>1. 在~/.hermes/skills/project-management/skills/下创建Skill目录</w:t>
+      </w:r>
+    </w:p>
+    <w:p>
+      <w:r>
+        <w:t>2. 编写SKILL.md，包含四章节（Purpose/When to use/Procedure/Quality Gates）</w:t>
+      </w:r>
+    </w:p>
+    <w:p>
+      <w:r>
+        <w:t>3. 更新pack.yaml，注册新Skill</w:t>
+      </w:r>
+    </w:p>
+    <w:p>
+      <w:r>
+        <w:t>4. 执行验收测试，确认四章节完整</w:t>
+      </w:r>
+    </w:p>
+    <w:p>
+      <w:r>
+        <w:rPr>
+          <w:b/>
+          <w:sz w:val="28"/>
+        </w:rPr>
+        <w:t>3.2 废弃Skill处理</w:t>
+      </w:r>
+    </w:p>
+    <w:p>
+      <w:r>
+        <w:t>废弃Skill移至~/.hermes/skills/project-management/skills/deprecated/目录</w:t>
+      </w:r>
+    </w:p>
+    <w:p>
+      <w:r>
+        <w:t>在pack.yaml中保留引用但标注deprecated状态</w:t>
+      </w:r>
+    </w:p>
+    <w:p>
+      <w:r>
+        <w:rPr>
+          <w:b/>
+          <w:sz w:val="32"/>
+        </w:rPr>
+        <w:t>4 附录</w:t>
+      </w:r>
+    </w:p>
+    <w:p>
+      <w:r>
+        <w:rPr>
+          <w:b/>
+          <w:sz w:val="28"/>
+        </w:rPr>
+        <w:t>4.1 核心指标</w:t>
+      </w:r>
+    </w:p>
+    <w:tbl>
+      <w:tblPr>
+        <w:tblStyle w:val="TableGrid"/>
+        <w:tblW w:type="auto" w:w="0"/>
+        <w:tblLook w:firstColumn="1" w:firstRow="1" w:lastColumn="0" w:lastRow="0" w:noHBand="0" w:noVBand="1" w:val="04A0"/>
+      </w:tblPr>
+      <w:tblGrid>
+        <w:gridCol w:w="4680"/>
+        <w:gridCol w:w="4680"/>
+      </w:tblGrid>
+      <w:tr>
+        <w:tc>
+          <w:tcPr>
+            <w:tcW w:type="dxa" w:w="4680"/>
+            <w:shd w:val="clear" w:color="auto" w:fill="1E3A5F"/>
           </w:tcPr>
           <w:p>
             <w:r>
               <w:rPr>
                 <w:b/>
-                <w:color w:val="000000"/>
-                <w:sz w:val="21"/>
+                <w:color w:val="FFFFFF"/>
               </w:rPr>
-              <w:t>PMO-21</w:t>
+              <w:t>指标</w:t>
             </w:r>
           </w:p>
         </w:tc>
         <w:tc>
           <w:tcPr>
-            <w:tcW w:type="dxa" w:w="1701"/>
+            <w:tcW w:type="dxa" w:w="4680"/>
+            <w:shd w:val="clear" w:color="auto" w:fill="1E3A5F"/>
           </w:tcPr>
           <w:p>
             <w:r>
               <w:rPr>
-                <w:b w:val="0"/>
-                <w:color w:val="000000"/>
-                <w:sz w:val="21"/>
+                <w:b/>
+                <w:color w:val="FFFFFF"/>
               </w:rPr>
-              <w:t>`strategy-charter-orchestrator`</w:t>
-            </w:r>
-          </w:p>
-        </w:tc>
-        <w:tc>
-          <w:tcPr>
-            <w:tcW w:type="dxa" w:w="1701"/>
-          </w:tcPr>
-          <w:p>
-            <w:r>
-              <w:rPr>
-                <w:b w:val="0"/>
-                <w:color w:val="000000"/>
-                <w:sz w:val="21"/>
-              </w:rPr>
-              <w:t>战略→章程→里程碑→WBS→进度编排链</w:t>
+              <w:t>数值</w:t>
             </w:r>
           </w:p>
         </w:tc>
@@ -659,65 +577,21 @@
       <w:tr>
         <w:tc>
           <w:tcPr>
-            <w:tcW w:type="dxa" w:w="1701"/>
-            <w:shd w:fill="EEF2F7" w:color="auto" w:val="clear"/>
+            <w:tcW w:type="dxa" w:w="4680"/>
           </w:tcPr>
           <w:p>
             <w:r>
-              <w:rPr>
-                <w:b w:val="0"/>
-                <w:color w:val="000000"/>
-                <w:sz w:val="21"/>
-              </w:rPr>
-              <w:t>项目立项</w:t>
+              <w:t>Agent数量</w:t>
             </w:r>
           </w:p>
         </w:tc>
         <w:tc>
           <w:tcPr>
-            <w:tcW w:type="dxa" w:w="1701"/>
-            <w:shd w:fill="EEF2F7" w:color="auto" w:val="clear"/>
+            <w:tcW w:type="dxa" w:w="4680"/>
           </w:tcPr>
           <w:p>
             <w:r>
-              <w:rPr>
-                <w:b/>
-                <w:color w:val="000000"/>
-                <w:sz w:val="21"/>
-              </w:rPr>
-              <w:t>PMO-02</w:t>
-            </w:r>
-          </w:p>
-        </w:tc>
-        <w:tc>
-          <w:tcPr>
-            <w:tcW w:type="dxa" w:w="1701"/>
-            <w:shd w:fill="EEF2F7" w:color="auto" w:val="clear"/>
-          </w:tcPr>
-          <w:p>
-            <w:r>
-              <w:rPr>
-                <w:b w:val="0"/>
-                <w:color w:val="000000"/>
-                <w:sz w:val="21"/>
-              </w:rPr>
-              <w:t>`project-charter-writer`</w:t>
-            </w:r>
-          </w:p>
-        </w:tc>
-        <w:tc>
-          <w:tcPr>
-            <w:tcW w:type="dxa" w:w="1701"/>
-            <w:shd w:fill="EEF2F7" w:color="auto" w:val="clear"/>
-          </w:tcPr>
-          <w:p>
-            <w:r>
-              <w:rPr>
-                <w:b w:val="0"/>
-                <w:color w:val="000000"/>
-                <w:sz w:val="21"/>
-              </w:rPr>
-              <w:t>编写项目管理章程</w:t>
+              <w:t>4个</w:t>
             </w:r>
           </w:p>
         </w:tc>
@@ -725,61 +599,21 @@
       <w:tr>
         <w:tc>
           <w:tcPr>
-            <w:tcW w:type="dxa" w:w="1701"/>
+            <w:tcW w:type="dxa" w:w="4680"/>
           </w:tcPr>
           <w:p>
             <w:r>
-              <w:rPr>
-                <w:b w:val="0"/>
-                <w:color w:val="000000"/>
-                <w:sz w:val="21"/>
-              </w:rPr>
-              <w:t>项目立项</w:t>
+              <w:t>Active Skill数量</w:t>
             </w:r>
           </w:p>
         </w:tc>
         <w:tc>
           <w:tcPr>
-            <w:tcW w:type="dxa" w:w="1701"/>
+            <w:tcW w:type="dxa" w:w="4680"/>
           </w:tcPr>
           <w:p>
             <w:r>
-              <w:rPr>
-                <w:b/>
-                <w:color w:val="000000"/>
-                <w:sz w:val="21"/>
-              </w:rPr>
-              <w:t>PMO-03</w:t>
-            </w:r>
-          </w:p>
-        </w:tc>
-        <w:tc>
-          <w:tcPr>
-            <w:tcW w:type="dxa" w:w="1701"/>
-          </w:tcPr>
-          <w:p>
-            <w:r>
-              <w:rPr>
-                <w:b w:val="0"/>
-                <w:color w:val="000000"/>
-                <w:sz w:val="21"/>
-              </w:rPr>
-              <w:t>`org-structure-builder`</w:t>
-            </w:r>
-          </w:p>
-        </w:tc>
-        <w:tc>
-          <w:tcPr>
-            <w:tcW w:type="dxa" w:w="1701"/>
-          </w:tcPr>
-          <w:p>
-            <w:r>
-              <w:rPr>
-                <w:b w:val="0"/>
-                <w:color w:val="000000"/>
-                <w:sz w:val="21"/>
-              </w:rPr>
-              <w:t>设计项目组织架构</w:t>
+              <w:t>37个</w:t>
             </w:r>
           </w:p>
         </w:tc>
@@ -787,65 +621,21 @@
       <w:tr>
         <w:tc>
           <w:tcPr>
-            <w:tcW w:type="dxa" w:w="1701"/>
-            <w:shd w:fill="EEF2F7" w:color="auto" w:val="clear"/>
+            <w:tcW w:type="dxa" w:w="4680"/>
           </w:tcPr>
           <w:p>
             <w:r>
-              <w:rPr>
-                <w:b w:val="0"/>
-                <w:color w:val="000000"/>
-                <w:sz w:val="21"/>
-              </w:rPr>
-              <w:t>项目立项</w:t>
+              <w:t>Deprecated Skill数量</w:t>
             </w:r>
           </w:p>
         </w:tc>
         <w:tc>
           <w:tcPr>
-            <w:tcW w:type="dxa" w:w="1701"/>
-            <w:shd w:fill="EEF2F7" w:color="auto" w:val="clear"/>
+            <w:tcW w:type="dxa" w:w="4680"/>
           </w:tcPr>
           <w:p>
             <w:r>
-              <w:rPr>
-                <w:b/>
-                <w:color w:val="000000"/>
-                <w:sz w:val="21"/>
-              </w:rPr>
-              <w:t>PMO-04</w:t>
-            </w:r>
-          </w:p>
-        </w:tc>
-        <w:tc>
-          <w:tcPr>
-            <w:tcW w:type="dxa" w:w="1701"/>
-            <w:shd w:fill="EEF2F7" w:color="auto" w:val="clear"/>
-          </w:tcPr>
-          <w:p>
-            <w:r>
-              <w:rPr>
-                <w:b w:val="0"/>
-                <w:color w:val="000000"/>
-                <w:sz w:val="21"/>
-              </w:rPr>
-              <w:t>`executive-communication`</w:t>
-            </w:r>
-          </w:p>
-        </w:tc>
-        <w:tc>
-          <w:tcPr>
-            <w:tcW w:type="dxa" w:w="1701"/>
-            <w:shd w:fill="EEF2F7" w:color="auto" w:val="clear"/>
-          </w:tcPr>
-          <w:p>
-            <w:r>
-              <w:rPr>
-                <w:b w:val="0"/>
-                <w:color w:val="000000"/>
-                <w:sz w:val="21"/>
-              </w:rPr>
-              <w:t>高管级沟通材料</w:t>
+              <w:t>2个（已隔离）</w:t>
             </w:r>
           </w:p>
         </w:tc>
@@ -853,61 +643,21 @@
       <w:tr>
         <w:tc>
           <w:tcPr>
-            <w:tcW w:type="dxa" w:w="1701"/>
+            <w:tcW w:type="dxa" w:w="4680"/>
           </w:tcPr>
           <w:p>
             <w:r>
-              <w:rPr>
-                <w:b w:val="0"/>
-                <w:color w:val="000000"/>
-                <w:sz w:val="21"/>
-              </w:rPr>
-              <w:t>项目规划</w:t>
+              <w:t>编排链路数量</w:t>
             </w:r>
           </w:p>
         </w:tc>
         <w:tc>
           <w:tcPr>
-            <w:tcW w:type="dxa" w:w="1701"/>
+            <w:tcW w:type="dxa" w:w="4680"/>
           </w:tcPr>
           <w:p>
             <w:r>
-              <w:rPr>
-                <w:b/>
-                <w:color w:val="000000"/>
-                <w:sz w:val="21"/>
-              </w:rPr>
-              <w:t>PMO-05</w:t>
-            </w:r>
-          </w:p>
-        </w:tc>
-        <w:tc>
-          <w:tcPr>
-            <w:tcW w:type="dxa" w:w="1701"/>
-          </w:tcPr>
-          <w:p>
-            <w:r>
-              <w:rPr>
-                <w:b w:val="0"/>
-                <w:color w:val="000000"/>
-                <w:sz w:val="21"/>
-              </w:rPr>
-              <w:t>`project-oversight`</w:t>
-            </w:r>
-          </w:p>
-        </w:tc>
-        <w:tc>
-          <w:tcPr>
-            <w:tcW w:type="dxa" w:w="1701"/>
-          </w:tcPr>
-          <w:p>
-            <w:r>
-              <w:rPr>
-                <w:b w:val="0"/>
-                <w:color w:val="000000"/>
-                <w:sz w:val="21"/>
-              </w:rPr>
-              <w:t>项目监控与偏差分析</w:t>
+              <w:t>6条</w:t>
             </w:r>
           </w:p>
         </w:tc>
@@ -915,65 +665,21 @@
       <w:tr>
         <w:tc>
           <w:tcPr>
-            <w:tcW w:type="dxa" w:w="1701"/>
-            <w:shd w:fill="EEF2F7" w:color="auto" w:val="clear"/>
+            <w:tcW w:type="dxa" w:w="4680"/>
           </w:tcPr>
           <w:p>
             <w:r>
-              <w:rPr>
-                <w:b w:val="0"/>
-                <w:color w:val="000000"/>
-                <w:sz w:val="21"/>
-              </w:rPr>
-              <w:t>项目规划</w:t>
+              <w:t>四章节完整率</w:t>
             </w:r>
           </w:p>
         </w:tc>
         <w:tc>
           <w:tcPr>
-            <w:tcW w:type="dxa" w:w="1701"/>
-            <w:shd w:fill="EEF2F7" w:color="auto" w:val="clear"/>
+            <w:tcW w:type="dxa" w:w="4680"/>
           </w:tcPr>
           <w:p>
             <w:r>
-              <w:rPr>
-                <w:b/>
-                <w:color w:val="000000"/>
-                <w:sz w:val="21"/>
-              </w:rPr>
-              <w:t>PMO-24</w:t>
-            </w:r>
-          </w:p>
-        </w:tc>
-        <w:tc>
-          <w:tcPr>
-            <w:tcW w:type="dxa" w:w="1701"/>
-            <w:shd w:fill="EEF2F7" w:color="auto" w:val="clear"/>
-          </w:tcPr>
-          <w:p>
-            <w:r>
-              <w:rPr>
-                <w:b w:val="0"/>
-                <w:color w:val="000000"/>
-                <w:sz w:val="21"/>
-              </w:rPr>
-              <w:t>`project-oversight-risk-orchestrator`</w:t>
-            </w:r>
-          </w:p>
-        </w:tc>
-        <w:tc>
-          <w:tcPr>
-            <w:tcW w:type="dxa" w:w="1701"/>
-            <w:shd w:fill="EEF2F7" w:color="auto" w:val="clear"/>
-          </w:tcPr>
-          <w:p>
-            <w:r>
-              <w:rPr>
-                <w:b w:val="0"/>
-                <w:color w:val="000000"/>
-                <w:sz w:val="21"/>
-              </w:rPr>
-              <w:t>监控+风险联动编排链</w:t>
+              <w:t>100%</w:t>
             </w:r>
           </w:p>
         </w:tc>
@@ -981,5456 +687,43 @@
       <w:tr>
         <w:tc>
           <w:tcPr>
-            <w:tcW w:type="dxa" w:w="1701"/>
+            <w:tcW w:type="dxa" w:w="4680"/>
           </w:tcPr>
           <w:p>
             <w:r>
-              <w:rPr>
-                <w:b w:val="0"/>
-                <w:color w:val="000000"/>
-                <w:sz w:val="21"/>
-              </w:rPr>
-              <w:t>项目规划</w:t>
+              <w:t>平均字符数/Skill</w:t>
             </w:r>
           </w:p>
         </w:tc>
         <w:tc>
           <w:tcPr>
-            <w:tcW w:type="dxa" w:w="1701"/>
+            <w:tcW w:type="dxa" w:w="4680"/>
           </w:tcPr>
           <w:p>
             <w:r>
-              <w:rPr>
-                <w:b/>
-                <w:color w:val="000000"/>
-                <w:sz w:val="21"/>
-              </w:rPr>
-              <w:t>PMO-06</w:t>
-            </w:r>
-          </w:p>
-        </w:tc>
-        <w:tc>
-          <w:tcPr>
-            <w:tcW w:type="dxa" w:w="1701"/>
-          </w:tcPr>
-          <w:p>
-            <w:r>
-              <w:rPr>
-                <w:b w:val="0"/>
-                <w:color w:val="000000"/>
-                <w:sz w:val="21"/>
-              </w:rPr>
-              <w:t>`wbs-builder`</w:t>
-            </w:r>
-          </w:p>
-        </w:tc>
-        <w:tc>
-          <w:tcPr>
-            <w:tcW w:type="dxa" w:w="1701"/>
-          </w:tcPr>
-          <w:p>
-            <w:r>
-              <w:rPr>
-                <w:b w:val="0"/>
-                <w:color w:val="000000"/>
-                <w:sz w:val="21"/>
-              </w:rPr>
-              <w:t>WBS工作分解结构</w:t>
-            </w:r>
-          </w:p>
-        </w:tc>
-      </w:tr>
-      <w:tr>
-        <w:tc>
-          <w:tcPr>
-            <w:tcW w:type="dxa" w:w="1701"/>
-            <w:shd w:fill="EEF2F7" w:color="auto" w:val="clear"/>
-          </w:tcPr>
-          <w:p>
-            <w:r>
-              <w:rPr>
-                <w:b w:val="0"/>
-                <w:color w:val="000000"/>
-                <w:sz w:val="21"/>
-              </w:rPr>
-              <w:t>项目规划</w:t>
-            </w:r>
-          </w:p>
-        </w:tc>
-        <w:tc>
-          <w:tcPr>
-            <w:tcW w:type="dxa" w:w="1701"/>
-            <w:shd w:fill="EEF2F7" w:color="auto" w:val="clear"/>
-          </w:tcPr>
-          <w:p>
-            <w:r>
-              <w:rPr>
-                <w:b/>
-                <w:color w:val="000000"/>
-                <w:sz w:val="21"/>
-              </w:rPr>
-              <w:t>PMO-07</w:t>
-            </w:r>
-          </w:p>
-        </w:tc>
-        <w:tc>
-          <w:tcPr>
-            <w:tcW w:type="dxa" w:w="1701"/>
-            <w:shd w:fill="EEF2F7" w:color="auto" w:val="clear"/>
-          </w:tcPr>
-          <w:p>
-            <w:r>
-              <w:rPr>
-                <w:b w:val="0"/>
-                <w:color w:val="000000"/>
-                <w:sz w:val="21"/>
-              </w:rPr>
-              <w:t>`risk-register-builder`</w:t>
-            </w:r>
-          </w:p>
-        </w:tc>
-        <w:tc>
-          <w:tcPr>
-            <w:tcW w:type="dxa" w:w="1701"/>
-            <w:shd w:fill="EEF2F7" w:color="auto" w:val="clear"/>
-          </w:tcPr>
-          <w:p>
-            <w:r>
-              <w:rPr>
-                <w:b w:val="0"/>
-                <w:color w:val="000000"/>
-                <w:sz w:val="21"/>
-              </w:rPr>
-              <w:t>风险登记册</w:t>
-            </w:r>
-          </w:p>
-        </w:tc>
-      </w:tr>
-      <w:tr>
-        <w:tc>
-          <w:tcPr>
-            <w:tcW w:type="dxa" w:w="1701"/>
-          </w:tcPr>
-          <w:p>
-            <w:r>
-              <w:rPr>
-                <w:b w:val="0"/>
-                <w:color w:val="000000"/>
-                <w:sz w:val="21"/>
-              </w:rPr>
-              <w:t>项目规划</w:t>
-            </w:r>
-          </w:p>
-        </w:tc>
-        <w:tc>
-          <w:tcPr>
-            <w:tcW w:type="dxa" w:w="1701"/>
-          </w:tcPr>
-          <w:p>
-            <w:r>
-              <w:rPr>
-                <w:b/>
-                <w:color w:val="000000"/>
-                <w:sz w:val="21"/>
-              </w:rPr>
-              <w:t>PMC-002</w:t>
-            </w:r>
-          </w:p>
-        </w:tc>
-        <w:tc>
-          <w:tcPr>
-            <w:tcW w:type="dxa" w:w="1701"/>
-          </w:tcPr>
-          <w:p>
-            <w:r>
-              <w:rPr>
-                <w:b w:val="0"/>
-                <w:color w:val="000000"/>
-                <w:sz w:val="21"/>
-              </w:rPr>
-              <w:t>`constraint-assumption-register-builder`</w:t>
-            </w:r>
-          </w:p>
-        </w:tc>
-        <w:tc>
-          <w:tcPr>
-            <w:tcW w:type="dxa" w:w="1701"/>
-          </w:tcPr>
-          <w:p>
-            <w:r>
-              <w:rPr>
-                <w:b w:val="0"/>
-                <w:color w:val="000000"/>
-                <w:sz w:val="21"/>
-              </w:rPr>
-              <w:t>约束与假设登记册</w:t>
-            </w:r>
-          </w:p>
-        </w:tc>
-      </w:tr>
-      <w:tr>
-        <w:tc>
-          <w:tcPr>
-            <w:tcW w:type="dxa" w:w="1701"/>
-            <w:shd w:fill="EEF2F7" w:color="auto" w:val="clear"/>
-          </w:tcPr>
-          <w:p>
-            <w:r>
-              <w:rPr>
-                <w:b w:val="0"/>
-                <w:color w:val="000000"/>
-                <w:sz w:val="21"/>
-              </w:rPr>
-              <w:t>项目规划</w:t>
-            </w:r>
-          </w:p>
-        </w:tc>
-        <w:tc>
-          <w:tcPr>
-            <w:tcW w:type="dxa" w:w="1701"/>
-            <w:shd w:fill="EEF2F7" w:color="auto" w:val="clear"/>
-          </w:tcPr>
-          <w:p>
-            <w:r>
-              <w:rPr>
-                <w:b/>
-                <w:color w:val="000000"/>
-                <w:sz w:val="21"/>
-              </w:rPr>
-              <w:t>PMO-09</w:t>
-            </w:r>
-          </w:p>
-        </w:tc>
-        <w:tc>
-          <w:tcPr>
-            <w:tcW w:type="dxa" w:w="1701"/>
-            <w:shd w:fill="EEF2F7" w:color="auto" w:val="clear"/>
-          </w:tcPr>
-          <w:p>
-            <w:r>
-              <w:rPr>
-                <w:b w:val="0"/>
-                <w:color w:val="000000"/>
-                <w:sz w:val="21"/>
-              </w:rPr>
-              <w:t>`milestone-planner`</w:t>
-            </w:r>
-          </w:p>
-        </w:tc>
-        <w:tc>
-          <w:tcPr>
-            <w:tcW w:type="dxa" w:w="1701"/>
-            <w:shd w:fill="EEF2F7" w:color="auto" w:val="clear"/>
-          </w:tcPr>
-          <w:p>
-            <w:r>
-              <w:rPr>
-                <w:b w:val="0"/>
-                <w:color w:val="000000"/>
-                <w:sz w:val="21"/>
-              </w:rPr>
-              <w:t>里程碑规划</w:t>
-            </w:r>
-          </w:p>
-        </w:tc>
-      </w:tr>
-      <w:tr>
-        <w:tc>
-          <w:tcPr>
-            <w:tcW w:type="dxa" w:w="1701"/>
-          </w:tcPr>
-          <w:p>
-            <w:r>
-              <w:rPr>
-                <w:b w:val="0"/>
-                <w:color w:val="000000"/>
-                <w:sz w:val="21"/>
-              </w:rPr>
-              <w:t>项目规划</w:t>
-            </w:r>
-          </w:p>
-        </w:tc>
-        <w:tc>
-          <w:tcPr>
-            <w:tcW w:type="dxa" w:w="1701"/>
-          </w:tcPr>
-          <w:p>
-            <w:r>
-              <w:rPr>
-                <w:b/>
-                <w:color w:val="000000"/>
-                <w:sz w:val="21"/>
-              </w:rPr>
-              <w:t>PMO-22</w:t>
-            </w:r>
-          </w:p>
-        </w:tc>
-        <w:tc>
-          <w:tcPr>
-            <w:tcW w:type="dxa" w:w="1701"/>
-          </w:tcPr>
-          <w:p>
-            <w:r>
-              <w:rPr>
-                <w:b w:val="0"/>
-                <w:color w:val="000000"/>
-                <w:sz w:val="21"/>
-              </w:rPr>
-              <w:t>`wbs-schedule-milestone-orchestrator`</w:t>
-            </w:r>
-          </w:p>
-        </w:tc>
-        <w:tc>
-          <w:tcPr>
-            <w:tcW w:type="dxa" w:w="1701"/>
-          </w:tcPr>
-          <w:p>
-            <w:r>
-              <w:rPr>
-                <w:b w:val="0"/>
-                <w:color w:val="000000"/>
-                <w:sz w:val="21"/>
-              </w:rPr>
-              <w:t>WBS→进度→里程碑编排链</w:t>
-            </w:r>
-          </w:p>
-        </w:tc>
-      </w:tr>
-      <w:tr>
-        <w:tc>
-          <w:tcPr>
-            <w:tcW w:type="dxa" w:w="1701"/>
-            <w:shd w:fill="EEF2F7" w:color="auto" w:val="clear"/>
-          </w:tcPr>
-          <w:p>
-            <w:r>
-              <w:rPr>
-                <w:b w:val="0"/>
-                <w:color w:val="000000"/>
-                <w:sz w:val="21"/>
-              </w:rPr>
-              <w:t>进度管理</w:t>
-            </w:r>
-          </w:p>
-        </w:tc>
-        <w:tc>
-          <w:tcPr>
-            <w:tcW w:type="dxa" w:w="1701"/>
-            <w:shd w:fill="EEF2F7" w:color="auto" w:val="clear"/>
-          </w:tcPr>
-          <w:p>
-            <w:r>
-              <w:rPr>
-                <w:b/>
-                <w:color w:val="000000"/>
-                <w:sz w:val="21"/>
-              </w:rPr>
-              <w:t>PMC-003</w:t>
-            </w:r>
-          </w:p>
-        </w:tc>
-        <w:tc>
-          <w:tcPr>
-            <w:tcW w:type="dxa" w:w="1701"/>
-            <w:shd w:fill="EEF2F7" w:color="auto" w:val="clear"/>
-          </w:tcPr>
-          <w:p>
-            <w:r>
-              <w:rPr>
-                <w:b w:val="0"/>
-                <w:color w:val="000000"/>
-                <w:sz w:val="21"/>
-              </w:rPr>
-              <w:t>`schedule-sequencer`</w:t>
-            </w:r>
-          </w:p>
-        </w:tc>
-        <w:tc>
-          <w:tcPr>
-            <w:tcW w:type="dxa" w:w="1701"/>
-            <w:shd w:fill="EEF2F7" w:color="auto" w:val="clear"/>
-          </w:tcPr>
-          <w:p>
-            <w:r>
-              <w:rPr>
-                <w:b w:val="0"/>
-                <w:color w:val="000000"/>
-                <w:sz w:val="21"/>
-              </w:rPr>
-              <w:t>进度排序（关键路径法）</w:t>
-            </w:r>
-          </w:p>
-        </w:tc>
-      </w:tr>
-      <w:tr>
-        <w:tc>
-          <w:tcPr>
-            <w:tcW w:type="dxa" w:w="1701"/>
-          </w:tcPr>
-          <w:p>
-            <w:r>
-              <w:rPr>
-                <w:b w:val="0"/>
-                <w:color w:val="000000"/>
-                <w:sz w:val="21"/>
-              </w:rPr>
-              <w:t>成本管理</w:t>
-            </w:r>
-          </w:p>
-        </w:tc>
-        <w:tc>
-          <w:tcPr>
-            <w:tcW w:type="dxa" w:w="1701"/>
-          </w:tcPr>
-          <w:p>
-            <w:r>
-              <w:rPr>
-                <w:b/>
-                <w:color w:val="000000"/>
-                <w:sz w:val="21"/>
-              </w:rPr>
-              <w:t>PMC-004</w:t>
-            </w:r>
-          </w:p>
-        </w:tc>
-        <w:tc>
-          <w:tcPr>
-            <w:tcW w:type="dxa" w:w="1701"/>
-          </w:tcPr>
-          <w:p>
-            <w:r>
-              <w:rPr>
-                <w:b w:val="0"/>
-                <w:color w:val="000000"/>
-                <w:sz w:val="21"/>
-              </w:rPr>
-              <w:t>`cost-estimation-helper`</w:t>
-            </w:r>
-          </w:p>
-        </w:tc>
-        <w:tc>
-          <w:tcPr>
-            <w:tcW w:type="dxa" w:w="1701"/>
-          </w:tcPr>
-          <w:p>
-            <w:r>
-              <w:rPr>
-                <w:b w:val="0"/>
-                <w:color w:val="000000"/>
-                <w:sz w:val="21"/>
-              </w:rPr>
-              <w:t>成本估算</w:t>
-            </w:r>
-          </w:p>
-        </w:tc>
-      </w:tr>
-      <w:tr>
-        <w:tc>
-          <w:tcPr>
-            <w:tcW w:type="dxa" w:w="1701"/>
-            <w:shd w:fill="EEF2F7" w:color="auto" w:val="clear"/>
-          </w:tcPr>
-          <w:p>
-            <w:r>
-              <w:rPr>
-                <w:b w:val="0"/>
-                <w:color w:val="000000"/>
-                <w:sz w:val="21"/>
-              </w:rPr>
-              <w:t>成本管理</w:t>
-            </w:r>
-          </w:p>
-        </w:tc>
-        <w:tc>
-          <w:tcPr>
-            <w:tcW w:type="dxa" w:w="1701"/>
-            <w:shd w:fill="EEF2F7" w:color="auto" w:val="clear"/>
-          </w:tcPr>
-          <w:p>
-            <w:r>
-              <w:rPr>
-                <w:b/>
-                <w:color w:val="000000"/>
-                <w:sz w:val="21"/>
-              </w:rPr>
-              <w:t>PMC-005</w:t>
-            </w:r>
-          </w:p>
-        </w:tc>
-        <w:tc>
-          <w:tcPr>
-            <w:tcW w:type="dxa" w:w="1701"/>
-            <w:shd w:fill="EEF2F7" w:color="auto" w:val="clear"/>
-          </w:tcPr>
-          <w:p>
-            <w:r>
-              <w:rPr>
-                <w:b w:val="0"/>
-                <w:color w:val="000000"/>
-                <w:sz w:val="21"/>
-              </w:rPr>
-              <w:t>`etc-reestimation-helper`</w:t>
-            </w:r>
-          </w:p>
-        </w:tc>
-        <w:tc>
-          <w:tcPr>
-            <w:tcW w:type="dxa" w:w="1701"/>
-            <w:shd w:fill="EEF2F7" w:color="auto" w:val="clear"/>
-          </w:tcPr>
-          <w:p>
-            <w:r>
-              <w:rPr>
-                <w:b w:val="0"/>
-                <w:color w:val="000000"/>
-                <w:sz w:val="21"/>
-              </w:rPr>
-              <w:t>ETC重新估算</w:t>
-            </w:r>
-          </w:p>
-        </w:tc>
-      </w:tr>
-      <w:tr>
-        <w:tc>
-          <w:tcPr>
-            <w:tcW w:type="dxa" w:w="1701"/>
-          </w:tcPr>
-          <w:p>
-            <w:r>
-              <w:rPr>
-                <w:b w:val="0"/>
-                <w:color w:val="000000"/>
-                <w:sz w:val="21"/>
-              </w:rPr>
-              <w:t>成本管理</w:t>
-            </w:r>
-          </w:p>
-        </w:tc>
-        <w:tc>
-          <w:tcPr>
-            <w:tcW w:type="dxa" w:w="1701"/>
-          </w:tcPr>
-          <w:p>
-            <w:r>
-              <w:rPr>
-                <w:b/>
-                <w:color w:val="000000"/>
-                <w:sz w:val="21"/>
-              </w:rPr>
-              <w:t>PMO-13</w:t>
-            </w:r>
-          </w:p>
-        </w:tc>
-        <w:tc>
-          <w:tcPr>
-            <w:tcW w:type="dxa" w:w="1701"/>
-          </w:tcPr>
-          <w:p>
-            <w:r>
-              <w:rPr>
-                <w:b w:val="0"/>
-                <w:color w:val="000000"/>
-                <w:sz w:val="21"/>
-              </w:rPr>
-              <w:t>`earned-value-tracker`</w:t>
-            </w:r>
-          </w:p>
-        </w:tc>
-        <w:tc>
-          <w:tcPr>
-            <w:tcW w:type="dxa" w:w="1701"/>
-          </w:tcPr>
-          <w:p>
-            <w:r>
-              <w:rPr>
-                <w:b w:val="0"/>
-                <w:color w:val="000000"/>
-                <w:sz w:val="21"/>
-              </w:rPr>
-              <w:t>挣值绩效跟踪</w:t>
-            </w:r>
-          </w:p>
-        </w:tc>
-      </w:tr>
-      <w:tr>
-        <w:tc>
-          <w:tcPr>
-            <w:tcW w:type="dxa" w:w="1701"/>
-            <w:shd w:fill="EEF2F7" w:color="auto" w:val="clear"/>
-          </w:tcPr>
-          <w:p>
-            <w:r>
-              <w:rPr>
-                <w:b w:val="0"/>
-                <w:color w:val="000000"/>
-                <w:sz w:val="21"/>
-              </w:rPr>
-              <w:t>成本管理</w:t>
-            </w:r>
-          </w:p>
-        </w:tc>
-        <w:tc>
-          <w:tcPr>
-            <w:tcW w:type="dxa" w:w="1701"/>
-            <w:shd w:fill="EEF2F7" w:color="auto" w:val="clear"/>
-          </w:tcPr>
-          <w:p>
-            <w:r>
-              <w:rPr>
-                <w:b/>
-                <w:color w:val="000000"/>
-                <w:sz w:val="21"/>
-              </w:rPr>
-              <w:t>PMO-23</w:t>
-            </w:r>
-          </w:p>
-        </w:tc>
-        <w:tc>
-          <w:tcPr>
-            <w:tcW w:type="dxa" w:w="1701"/>
-            <w:shd w:fill="EEF2F7" w:color="auto" w:val="clear"/>
-          </w:tcPr>
-          <w:p>
-            <w:r>
-              <w:rPr>
-                <w:b w:val="0"/>
-                <w:color w:val="000000"/>
-                <w:sz w:val="21"/>
-              </w:rPr>
-              <w:t>`earned-value-evm-orchestrator`</w:t>
-            </w:r>
-          </w:p>
-        </w:tc>
-        <w:tc>
-          <w:tcPr>
-            <w:tcW w:type="dxa" w:w="1701"/>
-            <w:shd w:fill="EEF2F7" w:color="auto" w:val="clear"/>
-          </w:tcPr>
-          <w:p>
-            <w:r>
-              <w:rPr>
-                <w:b w:val="0"/>
-                <w:color w:val="000000"/>
-                <w:sz w:val="21"/>
-              </w:rPr>
-              <w:t>EVM全链条编排</w:t>
-            </w:r>
-          </w:p>
-        </w:tc>
-      </w:tr>
-      <w:tr>
-        <w:tc>
-          <w:tcPr>
-            <w:tcW w:type="dxa" w:w="1701"/>
-          </w:tcPr>
-          <w:p>
-            <w:r>
-              <w:rPr>
-                <w:b w:val="0"/>
-                <w:color w:val="000000"/>
-                <w:sz w:val="21"/>
-              </w:rPr>
-              <w:t>质量管理</w:t>
-            </w:r>
-          </w:p>
-        </w:tc>
-        <w:tc>
-          <w:tcPr>
-            <w:tcW w:type="dxa" w:w="1701"/>
-          </w:tcPr>
-          <w:p>
-            <w:r>
-              <w:rPr>
-                <w:b/>
-                <w:color w:val="000000"/>
-                <w:sz w:val="21"/>
-              </w:rPr>
-              <w:t>PMO-10</w:t>
-            </w:r>
-          </w:p>
-        </w:tc>
-        <w:tc>
-          <w:tcPr>
-            <w:tcW w:type="dxa" w:w="1701"/>
-          </w:tcPr>
-          <w:p>
-            <w:r>
-              <w:rPr>
-                <w:b w:val="0"/>
-                <w:color w:val="000000"/>
-                <w:sz w:val="21"/>
-              </w:rPr>
-              <w:t>`architecture-review`</w:t>
-            </w:r>
-          </w:p>
-        </w:tc>
-        <w:tc>
-          <w:tcPr>
-            <w:tcW w:type="dxa" w:w="1701"/>
-          </w:tcPr>
-          <w:p>
-            <w:r>
-              <w:rPr>
-                <w:b w:val="0"/>
-                <w:color w:val="000000"/>
-                <w:sz w:val="21"/>
-              </w:rPr>
-              <w:t>架构评审</w:t>
-            </w:r>
-          </w:p>
-        </w:tc>
-      </w:tr>
-      <w:tr>
-        <w:tc>
-          <w:tcPr>
-            <w:tcW w:type="dxa" w:w="1701"/>
-            <w:shd w:fill="EEF2F7" w:color="auto" w:val="clear"/>
-          </w:tcPr>
-          <w:p>
-            <w:r>
-              <w:rPr>
-                <w:b w:val="0"/>
-                <w:color w:val="000000"/>
-                <w:sz w:val="21"/>
-              </w:rPr>
-              <w:t>质量管理</w:t>
-            </w:r>
-          </w:p>
-        </w:tc>
-        <w:tc>
-          <w:tcPr>
-            <w:tcW w:type="dxa" w:w="1701"/>
-            <w:shd w:fill="EEF2F7" w:color="auto" w:val="clear"/>
-          </w:tcPr>
-          <w:p>
-            <w:r>
-              <w:rPr>
-                <w:b/>
-                <w:color w:val="000000"/>
-                <w:sz w:val="21"/>
-              </w:rPr>
-              <w:t>PMO-11</w:t>
-            </w:r>
-          </w:p>
-        </w:tc>
-        <w:tc>
-          <w:tcPr>
-            <w:tcW w:type="dxa" w:w="1701"/>
-            <w:shd w:fill="EEF2F7" w:color="auto" w:val="clear"/>
-          </w:tcPr>
-          <w:p>
-            <w:r>
-              <w:rPr>
-                <w:b w:val="0"/>
-                <w:color w:val="000000"/>
-                <w:sz w:val="21"/>
-              </w:rPr>
-              <w:t>`requirements-control`</w:t>
-            </w:r>
-          </w:p>
-        </w:tc>
-        <w:tc>
-          <w:tcPr>
-            <w:tcW w:type="dxa" w:w="1701"/>
-            <w:shd w:fill="EEF2F7" w:color="auto" w:val="clear"/>
-          </w:tcPr>
-          <w:p>
-            <w:r>
-              <w:rPr>
-                <w:b w:val="0"/>
-                <w:color w:val="000000"/>
-                <w:sz w:val="21"/>
-              </w:rPr>
-              <w:t>需求评审</w:t>
-            </w:r>
-          </w:p>
-        </w:tc>
-      </w:tr>
-      <w:tr>
-        <w:tc>
-          <w:tcPr>
-            <w:tcW w:type="dxa" w:w="1701"/>
-          </w:tcPr>
-          <w:p>
-            <w:r>
-              <w:rPr>
-                <w:b w:val="0"/>
-                <w:color w:val="000000"/>
-                <w:sz w:val="21"/>
-              </w:rPr>
-              <w:t>质量管理</w:t>
-            </w:r>
-          </w:p>
-        </w:tc>
-        <w:tc>
-          <w:tcPr>
-            <w:tcW w:type="dxa" w:w="1701"/>
-          </w:tcPr>
-          <w:p>
-            <w:r>
-              <w:rPr>
-                <w:b/>
-                <w:color w:val="000000"/>
-                <w:sz w:val="21"/>
-              </w:rPr>
-              <w:t>PMO-15</w:t>
-            </w:r>
-          </w:p>
-        </w:tc>
-        <w:tc>
-          <w:tcPr>
-            <w:tcW w:type="dxa" w:w="1701"/>
-          </w:tcPr>
-          <w:p>
-            <w:r>
-              <w:rPr>
-                <w:b w:val="0"/>
-                <w:color w:val="000000"/>
-                <w:sz w:val="21"/>
-              </w:rPr>
-              <w:t>`compliance-check`</w:t>
-            </w:r>
-          </w:p>
-        </w:tc>
-        <w:tc>
-          <w:tcPr>
-            <w:tcW w:type="dxa" w:w="1701"/>
-          </w:tcPr>
-          <w:p>
-            <w:r>
-              <w:rPr>
-                <w:b w:val="0"/>
-                <w:color w:val="000000"/>
-                <w:sz w:val="21"/>
-              </w:rPr>
-              <w:t>合规检查</w:t>
-            </w:r>
-          </w:p>
-        </w:tc>
-      </w:tr>
-      <w:tr>
-        <w:tc>
-          <w:tcPr>
-            <w:tcW w:type="dxa" w:w="1701"/>
-            <w:shd w:fill="EEF2F7" w:color="auto" w:val="clear"/>
-          </w:tcPr>
-          <w:p>
-            <w:r>
-              <w:rPr>
-                <w:b w:val="0"/>
-                <w:color w:val="000000"/>
-                <w:sz w:val="21"/>
-              </w:rPr>
-              <w:t>质量管理</w:t>
-            </w:r>
-          </w:p>
-        </w:tc>
-        <w:tc>
-          <w:tcPr>
-            <w:tcW w:type="dxa" w:w="1701"/>
-            <w:shd w:fill="EEF2F7" w:color="auto" w:val="clear"/>
-          </w:tcPr>
-          <w:p>
-            <w:r>
-              <w:rPr>
-                <w:b/>
-                <w:color w:val="000000"/>
-                <w:sz w:val="21"/>
-              </w:rPr>
-              <w:t>PMC-010</w:t>
-            </w:r>
-          </w:p>
-        </w:tc>
-        <w:tc>
-          <w:tcPr>
-            <w:tcW w:type="dxa" w:w="1701"/>
-            <w:shd w:fill="EEF2F7" w:color="auto" w:val="clear"/>
-          </w:tcPr>
-          <w:p>
-            <w:r>
-              <w:rPr>
-                <w:b w:val="0"/>
-                <w:color w:val="000000"/>
-                <w:sz w:val="21"/>
-              </w:rPr>
-              <w:t>`ethics-management-plan-writer`</w:t>
-            </w:r>
-          </w:p>
-        </w:tc>
-        <w:tc>
-          <w:tcPr>
-            <w:tcW w:type="dxa" w:w="1701"/>
-            <w:shd w:fill="EEF2F7" w:color="auto" w:val="clear"/>
-          </w:tcPr>
-          <w:p>
-            <w:r>
-              <w:rPr>
-                <w:b w:val="0"/>
-                <w:color w:val="000000"/>
-                <w:sz w:val="21"/>
-              </w:rPr>
-              <w:t>伦理合规管理计划</w:t>
-            </w:r>
-          </w:p>
-        </w:tc>
-      </w:tr>
-      <w:tr>
-        <w:tc>
-          <w:tcPr>
-            <w:tcW w:type="dxa" w:w="1701"/>
-          </w:tcPr>
-          <w:p>
-            <w:r>
-              <w:rPr>
-                <w:b w:val="0"/>
-                <w:color w:val="000000"/>
-                <w:sz w:val="21"/>
-              </w:rPr>
-              <w:t>沟通协调</w:t>
-            </w:r>
-          </w:p>
-        </w:tc>
-        <w:tc>
-          <w:tcPr>
-            <w:tcW w:type="dxa" w:w="1701"/>
-          </w:tcPr>
-          <w:p>
-            <w:r>
-              <w:rPr>
-                <w:b/>
-                <w:color w:val="000000"/>
-                <w:sz w:val="21"/>
-              </w:rPr>
-              <w:t>PMC-006</w:t>
-            </w:r>
-          </w:p>
-        </w:tc>
-        <w:tc>
-          <w:tcPr>
-            <w:tcW w:type="dxa" w:w="1701"/>
-          </w:tcPr>
-          <w:p>
-            <w:r>
-              <w:rPr>
-                <w:b w:val="0"/>
-                <w:color w:val="000000"/>
-                <w:sz w:val="21"/>
-              </w:rPr>
-              <w:t>`stakeholder-comms-planner`</w:t>
-            </w:r>
-          </w:p>
-        </w:tc>
-        <w:tc>
-          <w:tcPr>
-            <w:tcW w:type="dxa" w:w="1701"/>
-          </w:tcPr>
-          <w:p>
-            <w:r>
-              <w:rPr>
-                <w:b w:val="0"/>
-                <w:color w:val="000000"/>
-                <w:sz w:val="21"/>
-              </w:rPr>
-              <w:t>干系人沟通计划</w:t>
-            </w:r>
-          </w:p>
-        </w:tc>
-      </w:tr>
-      <w:tr>
-        <w:tc>
-          <w:tcPr>
-            <w:tcW w:type="dxa" w:w="1701"/>
-            <w:shd w:fill="EEF2F7" w:color="auto" w:val="clear"/>
-          </w:tcPr>
-          <w:p>
-            <w:r>
-              <w:rPr>
-                <w:b w:val="0"/>
-                <w:color w:val="000000"/>
-                <w:sz w:val="21"/>
-              </w:rPr>
-              <w:t>沟通协调</w:t>
-            </w:r>
-          </w:p>
-        </w:tc>
-        <w:tc>
-          <w:tcPr>
-            <w:tcW w:type="dxa" w:w="1701"/>
-            <w:shd w:fill="EEF2F7" w:color="auto" w:val="clear"/>
-          </w:tcPr>
-          <w:p>
-            <w:r>
-              <w:rPr>
-                <w:b/>
-                <w:color w:val="000000"/>
-                <w:sz w:val="21"/>
-              </w:rPr>
-              <w:t>PMO-08</w:t>
-            </w:r>
-          </w:p>
-        </w:tc>
-        <w:tc>
-          <w:tcPr>
-            <w:tcW w:type="dxa" w:w="1701"/>
-            <w:shd w:fill="EEF2F7" w:color="auto" w:val="clear"/>
-          </w:tcPr>
-          <w:p>
-            <w:r>
-              <w:rPr>
-                <w:b w:val="0"/>
-                <w:color w:val="000000"/>
-                <w:sz w:val="21"/>
-              </w:rPr>
-              <w:t>`cross-dept-coordination`</w:t>
-            </w:r>
-          </w:p>
-        </w:tc>
-        <w:tc>
-          <w:tcPr>
-            <w:tcW w:type="dxa" w:w="1701"/>
-            <w:shd w:fill="EEF2F7" w:color="auto" w:val="clear"/>
-          </w:tcPr>
-          <w:p>
-            <w:r>
-              <w:rPr>
-                <w:b w:val="0"/>
-                <w:color w:val="000000"/>
-                <w:sz w:val="21"/>
-              </w:rPr>
-              <w:t>跨部门协调</w:t>
-            </w:r>
-          </w:p>
-        </w:tc>
-      </w:tr>
-      <w:tr>
-        <w:tc>
-          <w:tcPr>
-            <w:tcW w:type="dxa" w:w="1701"/>
-          </w:tcPr>
-          <w:p>
-            <w:r>
-              <w:rPr>
-                <w:b w:val="0"/>
-                <w:color w:val="000000"/>
-                <w:sz w:val="21"/>
-              </w:rPr>
-              <w:t>沟通协调</w:t>
-            </w:r>
-          </w:p>
-        </w:tc>
-        <w:tc>
-          <w:tcPr>
-            <w:tcW w:type="dxa" w:w="1701"/>
-          </w:tcPr>
-          <w:p>
-            <w:r>
-              <w:rPr>
-                <w:b/>
-                <w:color w:val="000000"/>
-                <w:sz w:val="21"/>
-              </w:rPr>
-              <w:t>PMO-25</w:t>
-            </w:r>
-          </w:p>
-        </w:tc>
-        <w:tc>
-          <w:tcPr>
-            <w:tcW w:type="dxa" w:w="1701"/>
-          </w:tcPr>
-          <w:p>
-            <w:r>
-              <w:rPr>
-                <w:b w:val="0"/>
-                <w:color w:val="000000"/>
-                <w:sz w:val="21"/>
-              </w:rPr>
-              <w:t>`cross-dept-solution-orchestrator`</w:t>
-            </w:r>
-          </w:p>
-        </w:tc>
-        <w:tc>
-          <w:tcPr>
-            <w:tcW w:type="dxa" w:w="1701"/>
-          </w:tcPr>
-          <w:p>
-            <w:r>
-              <w:rPr>
-                <w:b w:val="0"/>
-                <w:color w:val="000000"/>
-                <w:sz w:val="21"/>
-              </w:rPr>
-              <w:t>跨部门问题解决编排</w:t>
-            </w:r>
-          </w:p>
-        </w:tc>
-      </w:tr>
-      <w:tr>
-        <w:tc>
-          <w:tcPr>
-            <w:tcW w:type="dxa" w:w="1701"/>
-            <w:shd w:fill="EEF2F7" w:color="auto" w:val="clear"/>
-          </w:tcPr>
-          <w:p>
-            <w:r>
-              <w:rPr>
-                <w:b w:val="0"/>
-                <w:color w:val="000000"/>
-                <w:sz w:val="21"/>
-              </w:rPr>
-              <w:t>沟通协调</w:t>
-            </w:r>
-          </w:p>
-        </w:tc>
-        <w:tc>
-          <w:tcPr>
-            <w:tcW w:type="dxa" w:w="1701"/>
-            <w:shd w:fill="EEF2F7" w:color="auto" w:val="clear"/>
-          </w:tcPr>
-          <w:p>
-            <w:r>
-              <w:rPr>
-                <w:b/>
-                <w:color w:val="000000"/>
-                <w:sz w:val="21"/>
-              </w:rPr>
-              <w:t>PMO-26</w:t>
-            </w:r>
-          </w:p>
-        </w:tc>
-        <w:tc>
-          <w:tcPr>
-            <w:tcW w:type="dxa" w:w="1701"/>
-            <w:shd w:fill="EEF2F7" w:color="auto" w:val="clear"/>
-          </w:tcPr>
-          <w:p>
-            <w:r>
-              <w:rPr>
-                <w:b w:val="0"/>
-                <w:color w:val="000000"/>
-                <w:sz w:val="21"/>
-              </w:rPr>
-              <w:t>`org-stakeholder-communication-orchestrator`</w:t>
-            </w:r>
-          </w:p>
-        </w:tc>
-        <w:tc>
-          <w:tcPr>
-            <w:tcW w:type="dxa" w:w="1701"/>
-            <w:shd w:fill="EEF2F7" w:color="auto" w:val="clear"/>
-          </w:tcPr>
-          <w:p>
-            <w:r>
-              <w:rPr>
-                <w:b w:val="0"/>
-                <w:color w:val="000000"/>
-                <w:sz w:val="21"/>
-              </w:rPr>
-              <w:t>组织+沟通联动编排</w:t>
-            </w:r>
-          </w:p>
-        </w:tc>
-      </w:tr>
-      <w:tr>
-        <w:tc>
-          <w:tcPr>
-            <w:tcW w:type="dxa" w:w="1701"/>
-          </w:tcPr>
-          <w:p>
-            <w:r>
-              <w:rPr>
-                <w:b w:val="0"/>
-                <w:color w:val="000000"/>
-                <w:sz w:val="21"/>
-              </w:rPr>
-              <w:t>范围与需求</w:t>
-            </w:r>
-          </w:p>
-        </w:tc>
-        <w:tc>
-          <w:tcPr>
-            <w:tcW w:type="dxa" w:w="1701"/>
-          </w:tcPr>
-          <w:p>
-            <w:r>
-              <w:rPr>
-                <w:b/>
-                <w:color w:val="000000"/>
-                <w:sz w:val="21"/>
-              </w:rPr>
-              <w:t>PMC-001</w:t>
-            </w:r>
-          </w:p>
-        </w:tc>
-        <w:tc>
-          <w:tcPr>
-            <w:tcW w:type="dxa" w:w="1701"/>
-          </w:tcPr>
-          <w:p>
-            <w:r>
-              <w:rPr>
-                <w:b w:val="0"/>
-                <w:color w:val="000000"/>
-                <w:sz w:val="21"/>
-              </w:rPr>
-              <w:t>`scope-boundary-checker`</w:t>
-            </w:r>
-          </w:p>
-        </w:tc>
-        <w:tc>
-          <w:tcPr>
-            <w:tcW w:type="dxa" w:w="1701"/>
-          </w:tcPr>
-          <w:p>
-            <w:r>
-              <w:rPr>
-                <w:b w:val="0"/>
-                <w:color w:val="000000"/>
-                <w:sz w:val="21"/>
-              </w:rPr>
-              <w:t>*(已废弃)*</w:t>
-            </w:r>
-          </w:p>
-        </w:tc>
-      </w:tr>
-      <w:tr>
-        <w:tc>
-          <w:tcPr>
-            <w:tcW w:type="dxa" w:w="1701"/>
-            <w:shd w:fill="EEF2F7" w:color="auto" w:val="clear"/>
-          </w:tcPr>
-          <w:p>
-            <w:r>
-              <w:rPr>
-                <w:b w:val="0"/>
-                <w:color w:val="000000"/>
-                <w:sz w:val="21"/>
-              </w:rPr>
-              <w:t>范围与需求</w:t>
-            </w:r>
-          </w:p>
-        </w:tc>
-        <w:tc>
-          <w:tcPr>
-            <w:tcW w:type="dxa" w:w="1701"/>
-            <w:shd w:fill="EEF2F7" w:color="auto" w:val="clear"/>
-          </w:tcPr>
-          <w:p>
-            <w:r>
-              <w:rPr>
-                <w:b/>
-                <w:color w:val="000000"/>
-                <w:sz w:val="21"/>
-              </w:rPr>
-              <w:t>PMC-001+PMC-007</w:t>
-            </w:r>
-          </w:p>
-        </w:tc>
-        <w:tc>
-          <w:tcPr>
-            <w:tcW w:type="dxa" w:w="1701"/>
-            <w:shd w:fill="EEF2F7" w:color="auto" w:val="clear"/>
-          </w:tcPr>
-          <w:p>
-            <w:r>
-              <w:rPr>
-                <w:b w:val="0"/>
-                <w:color w:val="000000"/>
-                <w:sz w:val="21"/>
-              </w:rPr>
-              <w:t>`scope-management`</w:t>
-            </w:r>
-          </w:p>
-        </w:tc>
-        <w:tc>
-          <w:tcPr>
-            <w:tcW w:type="dxa" w:w="1701"/>
-            <w:shd w:fill="EEF2F7" w:color="auto" w:val="clear"/>
-          </w:tcPr>
-          <w:p>
-            <w:r>
-              <w:rPr>
-                <w:b w:val="0"/>
-                <w:color w:val="000000"/>
-                <w:sz w:val="21"/>
-              </w:rPr>
-              <w:t>统一范围管理</w:t>
-            </w:r>
-          </w:p>
-        </w:tc>
-      </w:tr>
-      <w:tr>
-        <w:tc>
-          <w:tcPr>
-            <w:tcW w:type="dxa" w:w="1701"/>
-          </w:tcPr>
-          <w:p>
-            <w:r>
-              <w:rPr>
-                <w:b w:val="0"/>
-                <w:color w:val="000000"/>
-                <w:sz w:val="21"/>
-              </w:rPr>
-              <w:t>范围与需求</w:t>
-            </w:r>
-          </w:p>
-        </w:tc>
-        <w:tc>
-          <w:tcPr>
-            <w:tcW w:type="dxa" w:w="1701"/>
-          </w:tcPr>
-          <w:p>
-            <w:r>
-              <w:rPr>
-                <w:b/>
-                <w:color w:val="000000"/>
-                <w:sz w:val="21"/>
-              </w:rPr>
-              <w:t>PMC-007</w:t>
-            </w:r>
-          </w:p>
-        </w:tc>
-        <w:tc>
-          <w:tcPr>
-            <w:tcW w:type="dxa" w:w="1701"/>
-          </w:tcPr>
-          <w:p>
-            <w:r>
-              <w:rPr>
-                <w:b w:val="0"/>
-                <w:color w:val="000000"/>
-                <w:sz w:val="21"/>
-              </w:rPr>
-              <w:t>`inclusions-exclusions-writer`</w:t>
-            </w:r>
-          </w:p>
-        </w:tc>
-        <w:tc>
-          <w:tcPr>
-            <w:tcW w:type="dxa" w:w="1701"/>
-          </w:tcPr>
-          <w:p>
-            <w:r>
-              <w:rPr>
-                <w:b w:val="0"/>
-                <w:color w:val="000000"/>
-                <w:sz w:val="21"/>
-              </w:rPr>
-              <w:t>*(已废弃)*</w:t>
-            </w:r>
-          </w:p>
-        </w:tc>
-      </w:tr>
-      <w:tr>
-        <w:tc>
-          <w:tcPr>
-            <w:tcW w:type="dxa" w:w="1701"/>
-            <w:shd w:fill="EEF2F7" w:color="auto" w:val="clear"/>
-          </w:tcPr>
-          <w:p>
-            <w:r>
-              <w:rPr>
-                <w:b w:val="0"/>
-                <w:color w:val="000000"/>
-                <w:sz w:val="21"/>
-              </w:rPr>
-              <w:t>项目执行</w:t>
-            </w:r>
-          </w:p>
-        </w:tc>
-        <w:tc>
-          <w:tcPr>
-            <w:tcW w:type="dxa" w:w="1701"/>
-            <w:shd w:fill="EEF2F7" w:color="auto" w:val="clear"/>
-          </w:tcPr>
-          <w:p>
-            <w:r>
-              <w:rPr>
-                <w:b/>
-                <w:color w:val="000000"/>
-                <w:sz w:val="21"/>
-              </w:rPr>
-              <w:t>PMO-16</w:t>
-            </w:r>
-          </w:p>
-        </w:tc>
-        <w:tc>
-          <w:tcPr>
-            <w:tcW w:type="dxa" w:w="1701"/>
-            <w:shd w:fill="EEF2F7" w:color="auto" w:val="clear"/>
-          </w:tcPr>
-          <w:p>
-            <w:r>
-              <w:rPr>
-                <w:b w:val="0"/>
-                <w:color w:val="000000"/>
-                <w:sz w:val="21"/>
-              </w:rPr>
-              <w:t>`meeting-notes`</w:t>
-            </w:r>
-          </w:p>
-        </w:tc>
-        <w:tc>
-          <w:tcPr>
-            <w:tcW w:type="dxa" w:w="1701"/>
-            <w:shd w:fill="EEF2F7" w:color="auto" w:val="clear"/>
-          </w:tcPr>
-          <w:p>
-            <w:r>
-              <w:rPr>
-                <w:b w:val="0"/>
-                <w:color w:val="000000"/>
-                <w:sz w:val="21"/>
-              </w:rPr>
-              <w:t>会议纪要</w:t>
-            </w:r>
-          </w:p>
-        </w:tc>
-      </w:tr>
-      <w:tr>
-        <w:tc>
-          <w:tcPr>
-            <w:tcW w:type="dxa" w:w="1701"/>
-          </w:tcPr>
-          <w:p>
-            <w:r>
-              <w:rPr>
-                <w:b w:val="0"/>
-                <w:color w:val="000000"/>
-                <w:sz w:val="21"/>
-              </w:rPr>
-              <w:t>项目执行</w:t>
-            </w:r>
-          </w:p>
-        </w:tc>
-        <w:tc>
-          <w:tcPr>
-            <w:tcW w:type="dxa" w:w="1701"/>
-          </w:tcPr>
-          <w:p>
-            <w:r>
-              <w:rPr>
-                <w:b/>
-                <w:color w:val="000000"/>
-                <w:sz w:val="21"/>
-              </w:rPr>
-              <w:t>PMO-14</w:t>
-            </w:r>
-          </w:p>
-        </w:tc>
-        <w:tc>
-          <w:tcPr>
-            <w:tcW w:type="dxa" w:w="1701"/>
-          </w:tcPr>
-          <w:p>
-            <w:r>
-              <w:rPr>
-                <w:b w:val="0"/>
-                <w:color w:val="000000"/>
-                <w:sz w:val="21"/>
-              </w:rPr>
-              <w:t>`report-generation`</w:t>
-            </w:r>
-          </w:p>
-        </w:tc>
-        <w:tc>
-          <w:tcPr>
-            <w:tcW w:type="dxa" w:w="1701"/>
-          </w:tcPr>
-          <w:p>
-            <w:r>
-              <w:rPr>
-                <w:b w:val="0"/>
-                <w:color w:val="000000"/>
-                <w:sz w:val="21"/>
-              </w:rPr>
-              <w:t>项目报告生成</w:t>
-            </w:r>
-          </w:p>
-        </w:tc>
-      </w:tr>
-      <w:tr>
-        <w:tc>
-          <w:tcPr>
-            <w:tcW w:type="dxa" w:w="1701"/>
-            <w:shd w:fill="EEF2F7" w:color="auto" w:val="clear"/>
-          </w:tcPr>
-          <w:p>
-            <w:r>
-              <w:rPr>
-                <w:b w:val="0"/>
-                <w:color w:val="000000"/>
-                <w:sz w:val="21"/>
-              </w:rPr>
-              <w:t>项目执行</w:t>
-            </w:r>
-          </w:p>
-        </w:tc>
-        <w:tc>
-          <w:tcPr>
-            <w:tcW w:type="dxa" w:w="1701"/>
-            <w:shd w:fill="EEF2F7" w:color="auto" w:val="clear"/>
-          </w:tcPr>
-          <w:p>
-            <w:r>
-              <w:rPr>
-                <w:b/>
-                <w:color w:val="000000"/>
-                <w:sz w:val="21"/>
-              </w:rPr>
-              <w:t>PMO-17</w:t>
-            </w:r>
-          </w:p>
-        </w:tc>
-        <w:tc>
-          <w:tcPr>
-            <w:tcW w:type="dxa" w:w="1701"/>
-            <w:shd w:fill="EEF2F7" w:color="auto" w:val="clear"/>
-          </w:tcPr>
-          <w:p>
-            <w:r>
-              <w:rPr>
-                <w:b w:val="0"/>
-                <w:color w:val="000000"/>
-                <w:sz w:val="21"/>
-              </w:rPr>
-              <w:t>`template-management`</w:t>
-            </w:r>
-          </w:p>
-        </w:tc>
-        <w:tc>
-          <w:tcPr>
-            <w:tcW w:type="dxa" w:w="1701"/>
-            <w:shd w:fill="EEF2F7" w:color="auto" w:val="clear"/>
-          </w:tcPr>
-          <w:p>
-            <w:r>
-              <w:rPr>
-                <w:b w:val="0"/>
-                <w:color w:val="000000"/>
-                <w:sz w:val="21"/>
-              </w:rPr>
-              <w:t>文档模板管理</w:t>
-            </w:r>
-          </w:p>
-        </w:tc>
-      </w:tr>
-      <w:tr>
-        <w:tc>
-          <w:tcPr>
-            <w:tcW w:type="dxa" w:w="1701"/>
-          </w:tcPr>
-          <w:p>
-            <w:r>
-              <w:rPr>
-                <w:b w:val="0"/>
-                <w:color w:val="000000"/>
-                <w:sz w:val="21"/>
-              </w:rPr>
-              <w:t>项目执行</w:t>
-            </w:r>
-          </w:p>
-        </w:tc>
-        <w:tc>
-          <w:tcPr>
-            <w:tcW w:type="dxa" w:w="1701"/>
-          </w:tcPr>
-          <w:p>
-            <w:r>
-              <w:rPr>
-                <w:b/>
-                <w:color w:val="000000"/>
-                <w:sz w:val="21"/>
-              </w:rPr>
-              <w:t>PMO-18</w:t>
-            </w:r>
-          </w:p>
-        </w:tc>
-        <w:tc>
-          <w:tcPr>
-            <w:tcW w:type="dxa" w:w="1701"/>
-          </w:tcPr>
-          <w:p>
-            <w:r>
-              <w:rPr>
-                <w:b w:val="0"/>
-                <w:color w:val="000000"/>
-                <w:sz w:val="21"/>
-              </w:rPr>
-              <w:t>`config-item-management`</w:t>
-            </w:r>
-          </w:p>
-        </w:tc>
-        <w:tc>
-          <w:tcPr>
-            <w:tcW w:type="dxa" w:w="1701"/>
-          </w:tcPr>
-          <w:p>
-            <w:r>
-              <w:rPr>
-                <w:b w:val="0"/>
-                <w:color w:val="000000"/>
-                <w:sz w:val="21"/>
-              </w:rPr>
-              <w:t>配置项管理</w:t>
-            </w:r>
-          </w:p>
-        </w:tc>
-      </w:tr>
-      <w:tr>
-        <w:tc>
-          <w:tcPr>
-            <w:tcW w:type="dxa" w:w="1701"/>
-            <w:shd w:fill="EEF2F7" w:color="auto" w:val="clear"/>
-          </w:tcPr>
-          <w:p>
-            <w:r>
-              <w:rPr>
-                <w:b w:val="0"/>
-                <w:color w:val="000000"/>
-                <w:sz w:val="21"/>
-              </w:rPr>
-              <w:t>项目执行</w:t>
-            </w:r>
-          </w:p>
-        </w:tc>
-        <w:tc>
-          <w:tcPr>
-            <w:tcW w:type="dxa" w:w="1701"/>
-            <w:shd w:fill="EEF2F7" w:color="auto" w:val="clear"/>
-          </w:tcPr>
-          <w:p>
-            <w:r>
-              <w:rPr>
-                <w:b/>
-                <w:color w:val="000000"/>
-                <w:sz w:val="21"/>
-              </w:rPr>
-              <w:t>PMO-19</w:t>
-            </w:r>
-          </w:p>
-        </w:tc>
-        <w:tc>
-          <w:tcPr>
-            <w:tcW w:type="dxa" w:w="1701"/>
-            <w:shd w:fill="EEF2F7" w:color="auto" w:val="clear"/>
-          </w:tcPr>
-          <w:p>
-            <w:r>
-              <w:rPr>
-                <w:b w:val="0"/>
-                <w:color w:val="000000"/>
-                <w:sz w:val="21"/>
-              </w:rPr>
-              <w:t>`change-control`</w:t>
-            </w:r>
-          </w:p>
-        </w:tc>
-        <w:tc>
-          <w:tcPr>
-            <w:tcW w:type="dxa" w:w="1701"/>
-            <w:shd w:fill="EEF2F7" w:color="auto" w:val="clear"/>
-          </w:tcPr>
-          <w:p>
-            <w:r>
-              <w:rPr>
-                <w:b w:val="0"/>
-                <w:color w:val="000000"/>
-                <w:sz w:val="21"/>
-              </w:rPr>
-              <w:t>变更控制</w:t>
-            </w:r>
-          </w:p>
-        </w:tc>
-      </w:tr>
-      <w:tr>
-        <w:tc>
-          <w:tcPr>
-            <w:tcW w:type="dxa" w:w="1701"/>
-          </w:tcPr>
-          <w:p>
-            <w:r>
-              <w:rPr>
-                <w:b w:val="0"/>
-                <w:color w:val="000000"/>
-                <w:sz w:val="21"/>
-              </w:rPr>
-              <w:t>项目执行</w:t>
-            </w:r>
-          </w:p>
-        </w:tc>
-        <w:tc>
-          <w:tcPr>
-            <w:tcW w:type="dxa" w:w="1701"/>
-          </w:tcPr>
-          <w:p>
-            <w:r>
-              <w:rPr>
-                <w:b/>
-                <w:color w:val="000000"/>
-                <w:sz w:val="21"/>
-              </w:rPr>
-              <w:t>PMO-12</w:t>
-            </w:r>
-          </w:p>
-        </w:tc>
-        <w:tc>
-          <w:tcPr>
-            <w:tcW w:type="dxa" w:w="1701"/>
-          </w:tcPr>
-          <w:p>
-            <w:r>
-              <w:rPr>
-                <w:b w:val="0"/>
-                <w:color w:val="000000"/>
-                <w:sz w:val="21"/>
-              </w:rPr>
-              <w:t>`deployment-planning`</w:t>
-            </w:r>
-          </w:p>
-        </w:tc>
-        <w:tc>
-          <w:tcPr>
-            <w:tcW w:type="dxa" w:w="1701"/>
-          </w:tcPr>
-          <w:p>
-            <w:r>
-              <w:rPr>
-                <w:b w:val="0"/>
-                <w:color w:val="000000"/>
-                <w:sz w:val="21"/>
-              </w:rPr>
-              <w:t>投产规划</w:t>
-            </w:r>
-          </w:p>
-        </w:tc>
-      </w:tr>
-      <w:tr>
-        <w:tc>
-          <w:tcPr>
-            <w:tcW w:type="dxa" w:w="1701"/>
-            <w:shd w:fill="EEF2F7" w:color="auto" w:val="clear"/>
-          </w:tcPr>
-          <w:p>
-            <w:r>
-              <w:rPr>
-                <w:b w:val="0"/>
-                <w:color w:val="000000"/>
-                <w:sz w:val="21"/>
-              </w:rPr>
-              <w:t>项目执行</w:t>
-            </w:r>
-          </w:p>
-        </w:tc>
-        <w:tc>
-          <w:tcPr>
-            <w:tcW w:type="dxa" w:w="1701"/>
-            <w:shd w:fill="EEF2F7" w:color="auto" w:val="clear"/>
-          </w:tcPr>
-          <w:p>
-            <w:r>
-              <w:rPr>
-                <w:b/>
-                <w:color w:val="000000"/>
-                <w:sz w:val="21"/>
-              </w:rPr>
-              <w:t>PMO-20</w:t>
-            </w:r>
-          </w:p>
-        </w:tc>
-        <w:tc>
-          <w:tcPr>
-            <w:tcW w:type="dxa" w:w="1701"/>
-            <w:shd w:fill="EEF2F7" w:color="auto" w:val="clear"/>
-          </w:tcPr>
-          <w:p>
-            <w:r>
-              <w:rPr>
-                <w:b w:val="0"/>
-                <w:color w:val="000000"/>
-                <w:sz w:val="21"/>
-              </w:rPr>
-              <w:t>`solution-generation`</w:t>
-            </w:r>
-          </w:p>
-        </w:tc>
-        <w:tc>
-          <w:tcPr>
-            <w:tcW w:type="dxa" w:w="1701"/>
-            <w:shd w:fill="EEF2F7" w:color="auto" w:val="clear"/>
-          </w:tcPr>
-          <w:p>
-            <w:r>
-              <w:rPr>
-                <w:b w:val="0"/>
-                <w:color w:val="000000"/>
-                <w:sz w:val="21"/>
-              </w:rPr>
-              <w:t>解决方案生成</w:t>
-            </w:r>
-          </w:p>
-        </w:tc>
-      </w:tr>
-      <w:tr>
-        <w:tc>
-          <w:tcPr>
-            <w:tcW w:type="dxa" w:w="1701"/>
-          </w:tcPr>
-          <w:p>
-            <w:r>
-              <w:rPr>
-                <w:b w:val="0"/>
-                <w:color w:val="000000"/>
-                <w:sz w:val="21"/>
-              </w:rPr>
-              <w:t>供应商管理</w:t>
-            </w:r>
-          </w:p>
-        </w:tc>
-        <w:tc>
-          <w:tcPr>
-            <w:tcW w:type="dxa" w:w="1701"/>
-          </w:tcPr>
-          <w:p>
-            <w:r>
-              <w:rPr>
-                <w:b/>
-                <w:color w:val="000000"/>
-                <w:sz w:val="21"/>
-              </w:rPr>
-              <w:t>PMC-011</w:t>
-            </w:r>
-          </w:p>
-        </w:tc>
-        <w:tc>
-          <w:tcPr>
-            <w:tcW w:type="dxa" w:w="1701"/>
-          </w:tcPr>
-          <w:p>
-            <w:r>
-              <w:rPr>
-                <w:b w:val="0"/>
-                <w:color w:val="000000"/>
-                <w:sz w:val="21"/>
-              </w:rPr>
-              <w:t>`vendor-risk-assessment`</w:t>
-            </w:r>
-          </w:p>
-        </w:tc>
-        <w:tc>
-          <w:tcPr>
-            <w:tcW w:type="dxa" w:w="1701"/>
-          </w:tcPr>
-          <w:p>
-            <w:r>
-              <w:rPr>
-                <w:b w:val="0"/>
-                <w:color w:val="000000"/>
-                <w:sz w:val="21"/>
-              </w:rPr>
-              <w:t>供应商风险评估</w:t>
-            </w:r>
-          </w:p>
-        </w:tc>
-      </w:tr>
-      <w:tr>
-        <w:tc>
-          <w:tcPr>
-            <w:tcW w:type="dxa" w:w="1701"/>
-            <w:shd w:fill="EEF2F7" w:color="auto" w:val="clear"/>
-          </w:tcPr>
-          <w:p>
-            <w:r>
-              <w:rPr>
-                <w:b w:val="0"/>
-                <w:color w:val="000000"/>
-                <w:sz w:val="21"/>
-              </w:rPr>
-              <w:t>项目收尾</w:t>
-            </w:r>
-          </w:p>
-        </w:tc>
-        <w:tc>
-          <w:tcPr>
-            <w:tcW w:type="dxa" w:w="1701"/>
-            <w:shd w:fill="EEF2F7" w:color="auto" w:val="clear"/>
-          </w:tcPr>
-          <w:p>
-            <w:r>
-              <w:rPr>
-                <w:b/>
-                <w:color w:val="000000"/>
-                <w:sz w:val="21"/>
-              </w:rPr>
-              <w:t>PMC-008</w:t>
-            </w:r>
-          </w:p>
-        </w:tc>
-        <w:tc>
-          <w:tcPr>
-            <w:tcW w:type="dxa" w:w="1701"/>
-            <w:shd w:fill="EEF2F7" w:color="auto" w:val="clear"/>
-          </w:tcPr>
-          <w:p>
-            <w:r>
-              <w:rPr>
-                <w:b w:val="0"/>
-                <w:color w:val="000000"/>
-                <w:sz w:val="21"/>
-              </w:rPr>
-              <w:t>`closure-report-writer`</w:t>
-            </w:r>
-          </w:p>
-        </w:tc>
-        <w:tc>
-          <w:tcPr>
-            <w:tcW w:type="dxa" w:w="1701"/>
-            <w:shd w:fill="EEF2F7" w:color="auto" w:val="clear"/>
-          </w:tcPr>
-          <w:p>
-            <w:r>
-              <w:rPr>
-                <w:b w:val="0"/>
-                <w:color w:val="000000"/>
-                <w:sz w:val="21"/>
-              </w:rPr>
-              <w:t>项目关闭报告</w:t>
-            </w:r>
-          </w:p>
-        </w:tc>
-      </w:tr>
-      <w:tr>
-        <w:tc>
-          <w:tcPr>
-            <w:tcW w:type="dxa" w:w="1701"/>
-          </w:tcPr>
-          <w:p>
-            <w:r>
-              <w:rPr>
-                <w:b w:val="0"/>
-                <w:color w:val="000000"/>
-                <w:sz w:val="21"/>
-              </w:rPr>
-              <w:t>经验总结</w:t>
-            </w:r>
-          </w:p>
-        </w:tc>
-        <w:tc>
-          <w:tcPr>
-            <w:tcW w:type="dxa" w:w="1701"/>
-          </w:tcPr>
-          <w:p>
-            <w:r>
-              <w:rPr>
-                <w:b/>
-                <w:color w:val="000000"/>
-                <w:sz w:val="21"/>
-              </w:rPr>
-              <w:t>PMC-009</w:t>
-            </w:r>
-          </w:p>
-        </w:tc>
-        <w:tc>
-          <w:tcPr>
-            <w:tcW w:type="dxa" w:w="1701"/>
-          </w:tcPr>
-          <w:p>
-            <w:r>
-              <w:rPr>
-                <w:b w:val="0"/>
-                <w:color w:val="000000"/>
-                <w:sz w:val="21"/>
-              </w:rPr>
-              <w:t>`lessons-learned-summarizer`</w:t>
-            </w:r>
-          </w:p>
-        </w:tc>
-        <w:tc>
-          <w:tcPr>
-            <w:tcW w:type="dxa" w:w="1701"/>
-          </w:tcPr>
-          <w:p>
-            <w:r>
-              <w:rPr>
-                <w:b w:val="0"/>
-                <w:color w:val="000000"/>
-                <w:sz w:val="21"/>
-              </w:rPr>
-              <w:t>经验教训总结</w:t>
+              <w:t>9,360字符</w:t>
             </w:r>
           </w:p>
         </w:tc>
       </w:tr>
     </w:tbl>
     <w:p>
-      <w:pPr>
-        <w:pStyle w:val="Heading2"/>
-        <w:jc w:val="left"/>
-      </w:pPr>
       <w:r>
-        <w:t>二、编排链（Orchestrator Skill）</w:t>
+        <w:rPr>
+          <w:b/>
+          <w:sz w:val="28"/>
+        </w:rPr>
+        <w:t>4.2 验收测试结论</w:t>
       </w:r>
     </w:p>
     <w:p>
-      <w:pPr>
-        <w:spacing w:after="120"/>
-      </w:pPr>
       <w:r>
-        <w:t>编排链技能可一键触发多技能联动，适合复杂场景：</w:t>
-      </w:r>
-    </w:p>
-    <w:p>
-      <w:pPr>
-        <w:pStyle w:val="Heading3"/>
-        <w:jc w:val="left"/>
-      </w:pPr>
-      <w:r>
-        <w:t>六大编排链</w:t>
-      </w:r>
-    </w:p>
-    <w:p>
-      <w:pPr>
-        <w:pStyle w:val="NoSpacing"/>
-        <w:spacing w:before="60" w:after="60"/>
-        <w:ind w:left="283"/>
-        <w:shd w:fill="F0F0F0"/>
-      </w:pPr>
-      <w:r>
-        <w:rPr>
-          <w:rFonts w:ascii="Consolas" w:hAnsi="Consolas"/>
-          <w:color w:val="1F497D"/>
-          <w:sz w:val="20"/>
-        </w:rPr>
-        <w:t>① strategy-charter-orchestrator（战略决策编排）</w:t>
-        <w:br/>
-        <w:t xml:space="preserve">   strategy-decision-facilitation → project-charter-writer → org-structure-builder</w:t>
-        <w:br/>
-        <w:br/>
-        <w:t>② wbs-schedule-milestone-orchestrator（WBS进度里程碑编排）</w:t>
-        <w:br/>
-        <w:t xml:space="preserve">   wbs-builder → schedule-sequencer → milestone-planner</w:t>
-        <w:br/>
-        <w:br/>
-        <w:t>③ earned-value-evm-orchestrator（挣值管理编排）</w:t>
-        <w:br/>
-        <w:t xml:space="preserve">   earned-value-tracker → etc-reestimation-helper</w:t>
-        <w:br/>
-        <w:br/>
-        <w:t>④ project-oversight-risk-orchestrator（项目监控与风险编排）</w:t>
-        <w:br/>
-        <w:t xml:space="preserve">   project-oversight → risk-register-builder</w:t>
-        <w:br/>
-        <w:br/>
-        <w:t>⑤ org-stakeholder-communication-orchestrator（组织与沟通联动编排）</w:t>
-        <w:br/>
-        <w:t xml:space="preserve">   org-structure-builder → stakeholder-comms-planner</w:t>
-        <w:br/>
-        <w:br/>
-        <w:t>⑥ cross-dept-solution-orchestrator（跨部门问题解决编排）</w:t>
-        <w:br/>
-        <w:t xml:space="preserve">   cross-dept-coordination → solution-generation</w:t>
-      </w:r>
-    </w:p>
-    <w:p>
-      <w:pPr>
-        <w:pStyle w:val="Heading2"/>
-        <w:jc w:val="left"/>
-      </w:pPr>
-      <w:r>
-        <w:t>三、Agent与Skill调用方式</w:t>
-      </w:r>
-    </w:p>
-    <w:p>
-      <w:pPr>
-        <w:pStyle w:val="Heading3"/>
-        <w:jc w:val="left"/>
-      </w:pPr>
-      <w:r>
-        <w:t>3.1 通过Hermes Agent调用Skill</w:t>
-      </w:r>
-    </w:p>
-    <w:p>
-      <w:pPr>
-        <w:spacing w:after="120"/>
-      </w:pPr>
-      <w:r>
-        <w:t>在Hermes Agent中，使用以下方式触发Skill：</w:t>
-      </w:r>
-    </w:p>
-    <w:p>
-      <w:pPr>
-        <w:pStyle w:val="NoSpacing"/>
-        <w:spacing w:before="60" w:after="60"/>
-        <w:ind w:left="283"/>
-        <w:shd w:fill="F0F0F0"/>
-      </w:pPr>
-      <w:r>
-        <w:rPr>
-          <w:rFonts w:ascii="Consolas" w:hAnsi="Consolas"/>
-          <w:color w:val="1F497D"/>
-          <w:sz w:val="20"/>
-        </w:rPr>
-        <w:t>@hermes load skill:&lt;skill-name&gt;</w:t>
-        <w:br/>
-        <w:br/>
-        <w:t>示例：</w:t>
-        <w:br/>
-        <w:t xml:space="preserve">  @hermes load skill:project-charter-writer</w:t>
-        <w:br/>
-        <w:t xml:space="preserve">  @hermes load skill:milestone-planner</w:t>
-      </w:r>
-    </w:p>
-    <w:p>
-      <w:pPr>
-        <w:spacing w:after="120"/>
-      </w:pPr>
-      <w:r>
-        <w:t>加载后，Agent会读取该Skill的完整指令内容并按流程执行。</w:t>
-      </w:r>
-    </w:p>
-    <w:p>
-      <w:pPr>
-        <w:pStyle w:val="Heading3"/>
-        <w:jc w:val="left"/>
-      </w:pPr>
-      <w:r>
-        <w:t>3.2 Agent职责分配建议</w:t>
-      </w:r>
-    </w:p>
-    <w:tbl>
-      <w:tr>
-        <w:tc>
-          <w:tcPr>
-            <w:tcW w:type="dxa" w:w="2880"/>
-            <w:shd w:fill="1F4E79" w:val="clear"/>
-            <w:vAlign w:val="center"/>
-          </w:tcPr>
-          <w:p>
-            <w:pPr>
-              <w:jc w:val="center"/>
-            </w:pPr>
-            <w:r>
-              <w:rPr>
-                <w:b/>
-                <w:color w:val="FFFFFF"/>
-              </w:rPr>
-            </w:r>
-            <w:r>
-              <w:rPr>
-                <w:b/>
-                <w:color w:val="FFFFFF"/>
-              </w:rPr>
-              <w:t>场景</w:t>
-            </w:r>
-          </w:p>
-        </w:tc>
-        <w:tc>
-          <w:tcPr>
-            <w:tcW w:type="dxa" w:w="2880"/>
-            <w:shd w:fill="1F4E79" w:val="clear"/>
-            <w:vAlign w:val="center"/>
-          </w:tcPr>
-          <w:p>
-            <w:pPr>
-              <w:jc w:val="center"/>
-            </w:pPr>
-            <w:r>
-              <w:rPr>
-                <w:b/>
-                <w:color w:val="FFFFFF"/>
-              </w:rPr>
-            </w:r>
-            <w:r>
-              <w:rPr>
-                <w:b/>
-                <w:color w:val="FFFFFF"/>
-              </w:rPr>
-              <w:t>Agent</w:t>
-            </w:r>
-          </w:p>
-        </w:tc>
-        <w:tc>
-          <w:tcPr>
-            <w:tcW w:type="dxa" w:w="2880"/>
-            <w:shd w:fill="1F4E79" w:val="clear"/>
-            <w:vAlign w:val="center"/>
-          </w:tcPr>
-          <w:p>
-            <w:pPr>
-              <w:jc w:val="center"/>
-            </w:pPr>
-            <w:r>
-              <w:rPr>
-                <w:b/>
-                <w:color w:val="FFFFFF"/>
-              </w:rPr>
-            </w:r>
-            <w:r>
-              <w:rPr>
-                <w:b/>
-                <w:color w:val="FFFFFF"/>
-              </w:rPr>
-              <w:t>Orchestrator Skill</w:t>
-            </w:r>
-          </w:p>
-        </w:tc>
-      </w:tr>
-      <w:tblPr>
-        <w:tblStyle w:val="TableGrid"/>
-        <w:tblW w:type="auto" w:w="0"/>
-        <w:jc w:val="center"/>
-        <w:tblLook w:firstColumn="1" w:firstRow="1" w:lastColumn="0" w:lastRow="0" w:noHBand="0" w:noVBand="1" w:val="04A0"/>
-      </w:tblPr>
-      <w:tblGrid>
-        <w:gridCol w:w="2880"/>
-        <w:gridCol w:w="2880"/>
-        <w:gridCol w:w="2880"/>
-      </w:tblGrid>
-      <w:tr>
-        <w:tc>
-          <w:tcPr>
-            <w:tcW w:type="dxa" w:w="1701"/>
-            <w:shd w:fill="1F497D" w:color="auto" w:val="clear"/>
-          </w:tcPr>
-          <w:p>
-            <w:r>
-              <w:rPr>
-                <w:b w:val="0"/>
-                <w:color w:val="000000"/>
-              </w:rPr>
-              <w:t>项目立项与战略决策</w:t>
-            </w:r>
-          </w:p>
-        </w:tc>
-        <w:tc>
-          <w:tcPr>
-            <w:tcW w:type="dxa" w:w="1701"/>
-            <w:shd w:fill="1F497D" w:color="auto" w:val="clear"/>
-          </w:tcPr>
-          <w:p>
-            <w:r>
-              <w:rPr>
-                <w:b w:val="0"/>
-                <w:color w:val="000000"/>
-              </w:rPr>
-              <w:t>`strategic-execution-agent`</w:t>
-            </w:r>
-          </w:p>
-        </w:tc>
-        <w:tc>
-          <w:tcPr>
-            <w:tcW w:type="dxa" w:w="1701"/>
-            <w:shd w:fill="1F497D" w:color="auto" w:val="clear"/>
-          </w:tcPr>
-          <w:p>
-            <w:r>
-              <w:rPr>
-                <w:b w:val="0"/>
-                <w:color w:val="000000"/>
-              </w:rPr>
-              <w:t>`strategy-decision-facilitation` → `project-charter-writer` → `org-structure-builder`</w:t>
-            </w:r>
-          </w:p>
-        </w:tc>
-      </w:tr>
-      <w:tr>
-        <w:tc>
-          <w:tcPr>
-            <w:tcW w:type="dxa" w:w="1701"/>
-          </w:tcPr>
-          <w:p>
-            <w:r>
-              <w:rPr>
-                <w:b w:val="0"/>
-                <w:color w:val="000000"/>
-              </w:rPr>
-              <w:t>项目规划（WBS/进度/里程碑）</w:t>
-            </w:r>
-          </w:p>
-        </w:tc>
-        <w:tc>
-          <w:tcPr>
-            <w:tcW w:type="dxa" w:w="1701"/>
-          </w:tcPr>
-          <w:p>
-            <w:r>
-              <w:rPr>
-                <w:b w:val="0"/>
-                <w:color w:val="000000"/>
-              </w:rPr>
-              <w:t>`project-control-agent`</w:t>
-            </w:r>
-          </w:p>
-        </w:tc>
-        <w:tc>
-          <w:tcPr>
-            <w:tcW w:type="dxa" w:w="1701"/>
-          </w:tcPr>
-          <w:p>
-            <w:r>
-              <w:rPr>
-                <w:b w:val="0"/>
-                <w:color w:val="000000"/>
-              </w:rPr>
-              <w:t>`wbs-schedule-milestone-orchestrator`</w:t>
-            </w:r>
-          </w:p>
-        </w:tc>
-      </w:tr>
-      <w:tr>
-        <w:tc>
-          <w:tcPr>
-            <w:tcW w:type="dxa" w:w="1701"/>
-            <w:shd w:fill="EEF2F7" w:color="auto" w:val="clear"/>
-          </w:tcPr>
-          <w:p>
-            <w:r>
-              <w:rPr>
-                <w:b w:val="0"/>
-                <w:color w:val="000000"/>
-              </w:rPr>
-              <w:t>项目规划（成本/EVM）</w:t>
-            </w:r>
-          </w:p>
-        </w:tc>
-        <w:tc>
-          <w:tcPr>
-            <w:tcW w:type="dxa" w:w="1701"/>
-            <w:shd w:fill="EEF2F7" w:color="auto" w:val="clear"/>
-          </w:tcPr>
-          <w:p>
-            <w:r>
-              <w:rPr>
-                <w:b w:val="0"/>
-                <w:color w:val="000000"/>
-              </w:rPr>
-              <w:t>`project-control-agent`</w:t>
-            </w:r>
-          </w:p>
-        </w:tc>
-        <w:tc>
-          <w:tcPr>
-            <w:tcW w:type="dxa" w:w="1701"/>
-            <w:shd w:fill="EEF2F7" w:color="auto" w:val="clear"/>
-          </w:tcPr>
-          <w:p>
-            <w:r>
-              <w:rPr>
-                <w:b w:val="0"/>
-                <w:color w:val="000000"/>
-              </w:rPr>
-              <w:t>`earned-value-evm-orchestrator`</w:t>
-            </w:r>
-          </w:p>
-        </w:tc>
-      </w:tr>
-      <w:tr>
-        <w:tc>
-          <w:tcPr>
-            <w:tcW w:type="dxa" w:w="1701"/>
-          </w:tcPr>
-          <w:p>
-            <w:r>
-              <w:rPr>
-                <w:b w:val="0"/>
-                <w:color w:val="000000"/>
-              </w:rPr>
-              <w:t>项目规划（风险）</w:t>
-            </w:r>
-          </w:p>
-        </w:tc>
-        <w:tc>
-          <w:tcPr>
-            <w:tcW w:type="dxa" w:w="1701"/>
-          </w:tcPr>
-          <w:p>
-            <w:r>
-              <w:rPr>
-                <w:b w:val="0"/>
-                <w:color w:val="000000"/>
-              </w:rPr>
-              <w:t>`project-control-agent`</w:t>
-            </w:r>
-          </w:p>
-        </w:tc>
-        <w:tc>
-          <w:tcPr>
-            <w:tcW w:type="dxa" w:w="1701"/>
-          </w:tcPr>
-          <w:p>
-            <w:r>
-              <w:rPr>
-                <w:b w:val="0"/>
-                <w:color w:val="000000"/>
-              </w:rPr>
-              <w:t>`project-oversight-risk-orchestrator`</w:t>
-            </w:r>
-          </w:p>
-        </w:tc>
-      </w:tr>
-      <w:tr>
-        <w:tc>
-          <w:tcPr>
-            <w:tcW w:type="dxa" w:w="1701"/>
-            <w:shd w:fill="EEF2F7" w:color="auto" w:val="clear"/>
-          </w:tcPr>
-          <w:p>
-            <w:r>
-              <w:rPr>
-                <w:b w:val="0"/>
-                <w:color w:val="000000"/>
-              </w:rPr>
-              <w:t>日常执行与报告</w:t>
-            </w:r>
-          </w:p>
-        </w:tc>
-        <w:tc>
-          <w:tcPr>
-            <w:tcW w:type="dxa" w:w="1701"/>
-            <w:shd w:fill="EEF2F7" w:color="auto" w:val="clear"/>
-          </w:tcPr>
-          <w:p>
-            <w:r>
-              <w:rPr>
-                <w:b w:val="0"/>
-                <w:color w:val="000000"/>
-              </w:rPr>
-              <w:t>`project-execution-agent`</w:t>
-            </w:r>
-          </w:p>
-        </w:tc>
-        <w:tc>
-          <w:tcPr>
-            <w:tcW w:type="dxa" w:w="1701"/>
-            <w:shd w:fill="EEF2F7" w:color="auto" w:val="clear"/>
-          </w:tcPr>
-          <w:p>
-            <w:r>
-              <w:rPr>
-                <w:b w:val="0"/>
-                <w:color w:val="000000"/>
-              </w:rPr>
-              <w:t>`meeting-notes` + `report-generation`</w:t>
-            </w:r>
-          </w:p>
-        </w:tc>
-      </w:tr>
-      <w:tr>
-        <w:tc>
-          <w:tcPr>
-            <w:tcW w:type="dxa" w:w="1701"/>
-          </w:tcPr>
-          <w:p>
-            <w:r>
-              <w:rPr>
-                <w:b w:val="0"/>
-                <w:color w:val="000000"/>
-              </w:rPr>
-              <w:t>变更与配置管理</w:t>
-            </w:r>
-          </w:p>
-        </w:tc>
-        <w:tc>
-          <w:tcPr>
-            <w:tcW w:type="dxa" w:w="1701"/>
-          </w:tcPr>
-          <w:p>
-            <w:r>
-              <w:rPr>
-                <w:b w:val="0"/>
-                <w:color w:val="000000"/>
-              </w:rPr>
-              <w:t>`project-execution-agent`</w:t>
-            </w:r>
-          </w:p>
-        </w:tc>
-        <w:tc>
-          <w:tcPr>
-            <w:tcW w:type="dxa" w:w="1701"/>
-          </w:tcPr>
-          <w:p>
-            <w:r>
-              <w:rPr>
-                <w:b w:val="0"/>
-                <w:color w:val="000000"/>
-              </w:rPr>
-              <w:t>`change-control` + `config-item-management`</w:t>
-            </w:r>
-          </w:p>
-        </w:tc>
-      </w:tr>
-      <w:tr>
-        <w:tc>
-          <w:tcPr>
-            <w:tcW w:type="dxa" w:w="1701"/>
-            <w:shd w:fill="EEF2F7" w:color="auto" w:val="clear"/>
-          </w:tcPr>
-          <w:p>
-            <w:r>
-              <w:rPr>
-                <w:b w:val="0"/>
-                <w:color w:val="000000"/>
-              </w:rPr>
-              <w:t>质量管理/合规检查</w:t>
-            </w:r>
-          </w:p>
-        </w:tc>
-        <w:tc>
-          <w:tcPr>
-            <w:tcW w:type="dxa" w:w="1701"/>
-            <w:shd w:fill="EEF2F7" w:color="auto" w:val="clear"/>
-          </w:tcPr>
-          <w:p>
-            <w:r>
-              <w:rPr>
-                <w:b w:val="0"/>
-                <w:color w:val="000000"/>
-              </w:rPr>
-              <w:t>`project-inspection-agent`</w:t>
-            </w:r>
-          </w:p>
-        </w:tc>
-        <w:tc>
-          <w:tcPr>
-            <w:tcW w:type="dxa" w:w="1701"/>
-            <w:shd w:fill="EEF2F7" w:color="auto" w:val="clear"/>
-          </w:tcPr>
-          <w:p>
-            <w:r>
-              <w:rPr>
-                <w:b w:val="0"/>
-                <w:color w:val="000000"/>
-              </w:rPr>
-              <w:t>`compliance-check` + `architecture-review`</w:t>
-            </w:r>
-          </w:p>
-        </w:tc>
-      </w:tr>
-      <w:tr>
-        <w:tc>
-          <w:tcPr>
-            <w:tcW w:type="dxa" w:w="1701"/>
-          </w:tcPr>
-          <w:p>
-            <w:r>
-              <w:rPr>
-                <w:b w:val="0"/>
-                <w:color w:val="000000"/>
-              </w:rPr>
-              <w:t>供应商管理</w:t>
-            </w:r>
-          </w:p>
-        </w:tc>
-        <w:tc>
-          <w:tcPr>
-            <w:tcW w:type="dxa" w:w="1701"/>
-          </w:tcPr>
-          <w:p>
-            <w:r>
-              <w:rPr>
-                <w:b w:val="0"/>
-                <w:color w:val="000000"/>
-              </w:rPr>
-              <w:t>`project-inspection-agent`</w:t>
-            </w:r>
-          </w:p>
-        </w:tc>
-        <w:tc>
-          <w:tcPr>
-            <w:tcW w:type="dxa" w:w="1701"/>
-          </w:tcPr>
-          <w:p>
-            <w:r>
-              <w:rPr>
-                <w:b w:val="0"/>
-                <w:color w:val="000000"/>
-              </w:rPr>
-              <w:t>`vendor-risk-assessment`</w:t>
-            </w:r>
-          </w:p>
-        </w:tc>
-      </w:tr>
-      <w:tr>
-        <w:tc>
-          <w:tcPr>
-            <w:tcW w:type="dxa" w:w="1701"/>
-            <w:shd w:fill="EEF2F7" w:color="auto" w:val="clear"/>
-          </w:tcPr>
-          <w:p>
-            <w:r>
-              <w:rPr>
-                <w:b w:val="0"/>
-                <w:color w:val="000000"/>
-              </w:rPr>
-              <w:t>跨部门协调</w:t>
-            </w:r>
-          </w:p>
-        </w:tc>
-        <w:tc>
-          <w:tcPr>
-            <w:tcW w:type="dxa" w:w="1701"/>
-            <w:shd w:fill="EEF2F7" w:color="auto" w:val="clear"/>
-          </w:tcPr>
-          <w:p>
-            <w:r>
-              <w:rPr>
-                <w:b w:val="0"/>
-                <w:color w:val="000000"/>
-              </w:rPr>
-              <w:t>`project-control-agent`</w:t>
-            </w:r>
-          </w:p>
-        </w:tc>
-        <w:tc>
-          <w:tcPr>
-            <w:tcW w:type="dxa" w:w="1701"/>
-            <w:shd w:fill="EEF2F7" w:color="auto" w:val="clear"/>
-          </w:tcPr>
-          <w:p>
-            <w:r>
-              <w:rPr>
-                <w:b w:val="0"/>
-                <w:color w:val="000000"/>
-              </w:rPr>
-              <w:t>`cross-dept-solution-orchestrator`</w:t>
-            </w:r>
-          </w:p>
-        </w:tc>
-      </w:tr>
-      <w:tr>
-        <w:tc>
-          <w:tcPr>
-            <w:tcW w:type="dxa" w:w="1701"/>
-          </w:tcPr>
-          <w:p>
-            <w:r>
-              <w:rPr>
-                <w:b w:val="0"/>
-                <w:color w:val="000000"/>
-              </w:rPr>
-              <w:t>项目关闭</w:t>
-            </w:r>
-          </w:p>
-        </w:tc>
-        <w:tc>
-          <w:tcPr>
-            <w:tcW w:type="dxa" w:w="1701"/>
-          </w:tcPr>
-          <w:p>
-            <w:r>
-              <w:rPr>
-                <w:b w:val="0"/>
-                <w:color w:val="000000"/>
-              </w:rPr>
-              <w:t>`project-execution-agent`</w:t>
-            </w:r>
-          </w:p>
-        </w:tc>
-        <w:tc>
-          <w:tcPr>
-            <w:tcW w:type="dxa" w:w="1701"/>
-          </w:tcPr>
-          <w:p>
-            <w:r>
-              <w:rPr>
-                <w:b w:val="0"/>
-                <w:color w:val="000000"/>
-              </w:rPr>
-              <w:t>`closure-report-writer` + `lessons-learned-summarizer`</w:t>
-            </w:r>
-          </w:p>
-        </w:tc>
-      </w:tr>
-    </w:tbl>
-    <w:p>
-      <w:pPr>
-        <w:pStyle w:val="Heading2"/>
-        <w:jc w:val="left"/>
-      </w:pPr>
-      <w:r>
-        <w:t>四、典型业务场景调用指南</w:t>
-      </w:r>
-    </w:p>
-    <w:p>
-      <w:pPr>
-        <w:pStyle w:val="Heading3"/>
-        <w:jc w:val="left"/>
-      </w:pPr>
-      <w:r>
-        <w:t>场景1：新项目立项启动</w:t>
-      </w:r>
-    </w:p>
-    <w:p>
-      <w:pPr>
-        <w:spacing w:after="120"/>
-      </w:pPr>
-      <w:r/>
-      <w:r>
-        <w:rPr>
-          <w:b/>
-        </w:rPr>
-        <w:t>目标：</w:t>
-      </w:r>
-      <w:r>
-        <w:t xml:space="preserve"> 完成从战略决策到项目章程编写的全流程。</w:t>
-      </w:r>
-    </w:p>
-    <w:p>
-      <w:pPr>
-        <w:spacing w:after="120"/>
-      </w:pPr>
-      <w:r/>
-      <w:r>
-        <w:rPr>
-          <w:b/>
-        </w:rPr>
-        <w:t>调用编排链：</w:t>
-      </w:r>
-      <w:r/>
-    </w:p>
-    <w:p>
-      <w:pPr>
-        <w:pStyle w:val="NoSpacing"/>
-        <w:spacing w:before="60" w:after="60"/>
-        <w:ind w:left="283"/>
-        <w:shd w:fill="F0F0F0"/>
-      </w:pPr>
-      <w:r>
-        <w:rPr>
-          <w:rFonts w:ascii="Consolas" w:hAnsi="Consolas"/>
-          <w:color w:val="1F497D"/>
-          <w:sz w:val="20"/>
-        </w:rPr>
-        <w:t>load skill:strategy-charter-orchestrator</w:t>
-      </w:r>
-    </w:p>
-    <w:p>
-      <w:pPr>
-        <w:spacing w:after="120"/>
-      </w:pPr>
-      <w:r/>
-      <w:r>
-        <w:rPr>
-          <w:b/>
-        </w:rPr>
-        <w:t>触发后输入：</w:t>
-      </w:r>
-      <w:r/>
-    </w:p>
-    <w:p>
-      <w:pPr>
-        <w:spacing w:after="120"/>
-      </w:pPr>
-      <w:r>
-        <w:t>- 战略问题描述</w:t>
-      </w:r>
-    </w:p>
-    <w:p>
-      <w:pPr>
-        <w:spacing w:after="120"/>
-      </w:pPr>
-      <w:r>
-        <w:t>- 干系人及其立场</w:t>
-      </w:r>
-    </w:p>
-    <w:p>
-      <w:pPr>
-        <w:spacing w:after="120"/>
-      </w:pPr>
-      <w:r>
-        <w:t>- 业务背景与约束</w:t>
-      </w:r>
-    </w:p>
-    <w:p>
-      <w:pPr>
-        <w:spacing w:after="120"/>
-      </w:pPr>
-      <w:r>
-        <w:t>- 决策标准（如已知）</w:t>
-      </w:r>
-    </w:p>
-    <w:p>
-      <w:pPr>
-        <w:spacing w:after="120"/>
-      </w:pPr>
-      <w:r/>
-      <w:r>
-        <w:rPr>
-          <w:b/>
-        </w:rPr>
-        <w:t>编排链自动依次调用：</w:t>
-      </w:r>
-      <w:r/>
-    </w:p>
-    <w:p>
-      <w:pPr>
-        <w:spacing w:after="120"/>
-      </w:pPr>
-      <w:r>
-        <w:t>1. `strategy-decision-facilitation` — 引导战略决策</w:t>
-      </w:r>
-    </w:p>
-    <w:p>
-      <w:pPr>
-        <w:spacing w:after="120"/>
-      </w:pPr>
-      <w:r>
-        <w:t>2. `project-charter-writer` — 编写项目章程</w:t>
-      </w:r>
-    </w:p>
-    <w:p>
-      <w:pPr>
-        <w:spacing w:after="120"/>
-      </w:pPr>
-      <w:r>
-        <w:t>3. `org-structure-builder` — 设计组织架构</w:t>
-      </w:r>
-    </w:p>
-    <w:p>
-      <w:pPr>
-        <w:pStyle w:val="Heading3"/>
-        <w:jc w:val="left"/>
-      </w:pPr>
-      <w:r>
-        <w:t>场景2：制定项目三层计划（WBS + 进度 + 里程碑）</w:t>
-      </w:r>
-    </w:p>
-    <w:p>
-      <w:pPr>
-        <w:spacing w:after="120"/>
-      </w:pPr>
-      <w:r/>
-      <w:r>
-        <w:rPr>
-          <w:b/>
-        </w:rPr>
-        <w:t>目标：</w:t>
-      </w:r>
-      <w:r>
-        <w:t xml:space="preserve"> 获得L1/L2/L3计划体系和里程碑清单。</w:t>
-      </w:r>
-    </w:p>
-    <w:p>
-      <w:pPr>
-        <w:spacing w:after="120"/>
-      </w:pPr>
-      <w:r/>
-      <w:r>
-        <w:rPr>
-          <w:b/>
-        </w:rPr>
-        <w:t>调用编排链：</w:t>
-      </w:r>
-      <w:r/>
-    </w:p>
-    <w:p>
-      <w:pPr>
-        <w:pStyle w:val="NoSpacing"/>
-        <w:spacing w:before="60" w:after="60"/>
-        <w:ind w:left="283"/>
-        <w:shd w:fill="F0F0F0"/>
-      </w:pPr>
-      <w:r>
-        <w:rPr>
-          <w:rFonts w:ascii="Consolas" w:hAnsi="Consolas"/>
-          <w:color w:val="1F497D"/>
-          <w:sz w:val="20"/>
-        </w:rPr>
-        <w:t>load skill:wbs-schedule-milestone-orchestrator</w:t>
-      </w:r>
-    </w:p>
-    <w:p>
-      <w:pPr>
-        <w:spacing w:after="120"/>
-      </w:pPr>
-      <w:r/>
-      <w:r>
-        <w:rPr>
-          <w:b/>
-        </w:rPr>
-        <w:t>触发后输入：</w:t>
-      </w:r>
-      <w:r/>
-    </w:p>
-    <w:p>
-      <w:pPr>
-        <w:spacing w:after="120"/>
-      </w:pPr>
-      <w:r>
-        <w:t>- 项目范围说明书</w:t>
-      </w:r>
-    </w:p>
-    <w:p>
-      <w:pPr>
-        <w:spacing w:after="120"/>
-      </w:pPr>
-      <w:r>
-        <w:t>- 项目阶段划分</w:t>
-      </w:r>
-    </w:p>
-    <w:p>
-      <w:pPr>
-        <w:spacing w:after="120"/>
-      </w:pPr>
-      <w:r>
-        <w:t>- 工作包初步清单（如有）</w:t>
-      </w:r>
-    </w:p>
-    <w:p>
-      <w:pPr>
-        <w:spacing w:after="120"/>
-      </w:pPr>
-      <w:r>
-        <w:t>- 工期估算依据</w:t>
-      </w:r>
-    </w:p>
-    <w:p>
-      <w:pPr>
-        <w:spacing w:after="120"/>
-      </w:pPr>
-      <w:r/>
-      <w:r>
-        <w:rPr>
-          <w:b/>
-        </w:rPr>
-        <w:t>编排链自动依次调用：</w:t>
-      </w:r>
-      <w:r/>
-    </w:p>
-    <w:p>
-      <w:pPr>
-        <w:spacing w:after="120"/>
-      </w:pPr>
-      <w:r>
-        <w:t>1. `wbs-builder` — 分解三层WBS</w:t>
-      </w:r>
-    </w:p>
-    <w:p>
-      <w:pPr>
-        <w:spacing w:after="120"/>
-      </w:pPr>
-      <w:r>
-        <w:t>2. `schedule-sequencer` — 关键路径排序</w:t>
-      </w:r>
-    </w:p>
-    <w:p>
-      <w:pPr>
-        <w:spacing w:after="120"/>
-      </w:pPr>
-      <w:r>
-        <w:t>3. `milestone-planner` — 定义四类里程碑</w:t>
-      </w:r>
-    </w:p>
-    <w:p>
-      <w:pPr>
-        <w:pStyle w:val="Heading3"/>
-        <w:jc w:val="left"/>
-      </w:pPr>
-      <w:r>
-        <w:t>场景3：月度EVM绩效评估与重新估算</w:t>
-      </w:r>
-    </w:p>
-    <w:p>
-      <w:pPr>
-        <w:spacing w:after="120"/>
-      </w:pPr>
-      <w:r/>
-      <w:r>
-        <w:rPr>
-          <w:b/>
-        </w:rPr>
-        <w:t>目标：</w:t>
-      </w:r>
-      <w:r>
-        <w:t xml:space="preserve"> 获得当月EVM绩效报告 + ETC重新估算结果。</w:t>
-      </w:r>
-    </w:p>
-    <w:p>
-      <w:pPr>
-        <w:spacing w:after="120"/>
-      </w:pPr>
-      <w:r/>
-      <w:r>
-        <w:rPr>
-          <w:b/>
-        </w:rPr>
-        <w:t>调用编排链：</w:t>
-      </w:r>
-      <w:r/>
-    </w:p>
-    <w:p>
-      <w:pPr>
-        <w:pStyle w:val="NoSpacing"/>
-        <w:spacing w:before="60" w:after="60"/>
-        <w:ind w:left="283"/>
-        <w:shd w:fill="F0F0F0"/>
-      </w:pPr>
-      <w:r>
-        <w:rPr>
-          <w:rFonts w:ascii="Consolas" w:hAnsi="Consolas"/>
-          <w:color w:val="1F497D"/>
-          <w:sz w:val="20"/>
-        </w:rPr>
-        <w:t>load skill:earned-value-evm-orchestrator</w:t>
-      </w:r>
-    </w:p>
-    <w:p>
-      <w:pPr>
-        <w:spacing w:after="120"/>
-      </w:pPr>
-      <w:r/>
-      <w:r>
-        <w:rPr>
-          <w:b/>
-        </w:rPr>
-        <w:t>触发后输入：</w:t>
-      </w:r>
-      <w:r/>
-    </w:p>
-    <w:p>
-      <w:pPr>
-        <w:spacing w:after="120"/>
-      </w:pPr>
-      <w:r>
-        <w:t>- 当月PV、AC、EV数据</w:t>
-      </w:r>
-    </w:p>
-    <w:p>
-      <w:pPr>
-        <w:spacing w:after="120"/>
-      </w:pPr>
-      <w:r>
-        <w:t>- 原始项目基线</w:t>
-      </w:r>
-    </w:p>
-    <w:p>
-      <w:pPr>
-        <w:spacing w:after="120"/>
-      </w:pPr>
-      <w:r>
-        <w:t>- 绩效分析需求</w:t>
-      </w:r>
-    </w:p>
-    <w:p>
-      <w:pPr>
-        <w:spacing w:after="120"/>
-      </w:pPr>
-      <w:r/>
-      <w:r>
-        <w:rPr>
-          <w:b/>
-        </w:rPr>
-        <w:t>编排链自动依次调用：</w:t>
-      </w:r>
-      <w:r/>
-    </w:p>
-    <w:p>
-      <w:pPr>
-        <w:spacing w:after="120"/>
-      </w:pPr>
-      <w:r>
-        <w:t>1. `earned-value-tracker` — 计算SPI/CPI/EAC</w:t>
-      </w:r>
-    </w:p>
-    <w:p>
-      <w:pPr>
-        <w:spacing w:after="120"/>
-      </w:pPr>
-      <w:r>
-        <w:t>2. `etc-reestimation-helper` — ETC重新估算</w:t>
-      </w:r>
-    </w:p>
-    <w:p>
-      <w:pPr>
-        <w:pStyle w:val="Heading3"/>
-        <w:jc w:val="left"/>
-      </w:pPr>
-      <w:r>
-        <w:t>场景4：项目监控与风险更新（月度/季度）</w:t>
-      </w:r>
-    </w:p>
-    <w:p>
-      <w:pPr>
-        <w:spacing w:after="120"/>
-      </w:pPr>
-      <w:r/>
-      <w:r>
-        <w:rPr>
-          <w:b/>
-        </w:rPr>
-        <w:t>目标：</w:t>
-      </w:r>
-      <w:r>
-        <w:t xml:space="preserve"> 偏差分析报告 + 更新的风险登记册。</w:t>
-      </w:r>
-    </w:p>
-    <w:p>
-      <w:pPr>
-        <w:spacing w:after="120"/>
-      </w:pPr>
-      <w:r/>
-      <w:r>
-        <w:rPr>
-          <w:b/>
-        </w:rPr>
-        <w:t>调用编排链：</w:t>
-      </w:r>
-      <w:r/>
-    </w:p>
-    <w:p>
-      <w:pPr>
-        <w:pStyle w:val="NoSpacing"/>
-        <w:spacing w:before="60" w:after="60"/>
-        <w:ind w:left="283"/>
-        <w:shd w:fill="F0F0F0"/>
-      </w:pPr>
-      <w:r>
-        <w:rPr>
-          <w:rFonts w:ascii="Consolas" w:hAnsi="Consolas"/>
-          <w:color w:val="1F497D"/>
-          <w:sz w:val="20"/>
-        </w:rPr>
-        <w:t>load skill:project-oversight-risk-orchestrator</w:t>
-      </w:r>
-    </w:p>
-    <w:p>
-      <w:pPr>
-        <w:spacing w:after="120"/>
-      </w:pPr>
-      <w:r/>
-      <w:r>
-        <w:rPr>
-          <w:b/>
-        </w:rPr>
-        <w:t>触发后输入：</w:t>
-      </w:r>
-      <w:r/>
-    </w:p>
-    <w:p>
-      <w:pPr>
-        <w:spacing w:after="120"/>
-      </w:pPr>
-      <w:r>
-        <w:t>- 最新项目进度数据</w:t>
-      </w:r>
-    </w:p>
-    <w:p>
-      <w:pPr>
-        <w:spacing w:after="120"/>
-      </w:pPr>
-      <w:r>
-        <w:t>- 问题日志</w:t>
-      </w:r>
-    </w:p>
-    <w:p>
-      <w:pPr>
-        <w:spacing w:after="120"/>
-      </w:pPr>
-      <w:r>
-        <w:t>- 原有风险登记册</w:t>
-      </w:r>
-    </w:p>
-    <w:p>
-      <w:pPr>
-        <w:spacing w:after="120"/>
-      </w:pPr>
-      <w:r/>
-      <w:r>
-        <w:rPr>
-          <w:b/>
-        </w:rPr>
-        <w:t>编排链自动依次调用：</w:t>
-      </w:r>
-      <w:r/>
-    </w:p>
-    <w:p>
-      <w:pPr>
-        <w:spacing w:after="120"/>
-      </w:pPr>
-      <w:r>
-        <w:t>1. `project-oversight` — 进度偏差分析</w:t>
-      </w:r>
-    </w:p>
-    <w:p>
-      <w:pPr>
-        <w:spacing w:after="120"/>
-      </w:pPr>
-      <w:r>
-        <w:t>2. `risk-register-builder` — 风险更新</w:t>
-      </w:r>
-    </w:p>
-    <w:p>
-      <w:pPr>
-        <w:pStyle w:val="Heading3"/>
-        <w:jc w:val="left"/>
-      </w:pPr>
-      <w:r>
-        <w:t>场景5：跨部门问题解决</w:t>
-      </w:r>
-    </w:p>
-    <w:p>
-      <w:pPr>
-        <w:spacing w:after="120"/>
-      </w:pPr>
-      <w:r/>
-      <w:r>
-        <w:rPr>
-          <w:b/>
-        </w:rPr>
-        <w:t>目标：</w:t>
-      </w:r>
-      <w:r>
-        <w:t xml:space="preserve"> 系统性解决影响多个部门的复杂问题。</w:t>
-      </w:r>
-    </w:p>
-    <w:p>
-      <w:pPr>
-        <w:spacing w:after="120"/>
-      </w:pPr>
-      <w:r/>
-      <w:r>
-        <w:rPr>
-          <w:b/>
-        </w:rPr>
-        <w:t>调用编排链：</w:t>
-      </w:r>
-      <w:r/>
-    </w:p>
-    <w:p>
-      <w:pPr>
-        <w:pStyle w:val="NoSpacing"/>
-        <w:spacing w:before="60" w:after="60"/>
-        <w:ind w:left="283"/>
-        <w:shd w:fill="F0F0F0"/>
-      </w:pPr>
-      <w:r>
-        <w:rPr>
-          <w:rFonts w:ascii="Consolas" w:hAnsi="Consolas"/>
-          <w:color w:val="1F497D"/>
-          <w:sz w:val="20"/>
-        </w:rPr>
-        <w:t>load skill:cross-dept-solution-orchestrator</w:t>
-      </w:r>
-    </w:p>
-    <w:p>
-      <w:pPr>
-        <w:spacing w:after="120"/>
-      </w:pPr>
-      <w:r/>
-      <w:r>
-        <w:rPr>
-          <w:b/>
-        </w:rPr>
-        <w:t>触发后输入：</w:t>
-      </w:r>
-      <w:r/>
-    </w:p>
-    <w:p>
-      <w:pPr>
-        <w:spacing w:after="120"/>
-      </w:pPr>
-      <w:r>
-        <w:t>- 问题描述</w:t>
-      </w:r>
-    </w:p>
-    <w:p>
-      <w:pPr>
-        <w:spacing w:after="120"/>
-      </w:pPr>
-      <w:r>
-        <w:t>- 涉及的部门</w:t>
-      </w:r>
-    </w:p>
-    <w:p>
-      <w:pPr>
-        <w:spacing w:after="120"/>
-      </w:pPr>
-      <w:r>
-        <w:t>- 已有数据和分析</w:t>
-      </w:r>
-    </w:p>
-    <w:p>
-      <w:pPr>
-        <w:spacing w:after="120"/>
-      </w:pPr>
-      <w:r/>
-      <w:r>
-        <w:rPr>
-          <w:b/>
-        </w:rPr>
-        <w:t>编排链自动依次调用：</w:t>
-      </w:r>
-      <w:r/>
-    </w:p>
-    <w:p>
-      <w:pPr>
-        <w:spacing w:after="120"/>
-      </w:pPr>
-      <w:r>
-        <w:t>1. `cross-dept-coordination` — 跨部门协调机制</w:t>
-      </w:r>
-    </w:p>
-    <w:p>
-      <w:pPr>
-        <w:spacing w:after="120"/>
-      </w:pPr>
-      <w:r>
-        <w:t>2. `solution-generation` — 多方案生成评估</w:t>
-      </w:r>
-    </w:p>
-    <w:p>
-      <w:pPr>
-        <w:pStyle w:val="Heading3"/>
-        <w:jc w:val="left"/>
-      </w:pPr>
-      <w:r>
-        <w:t>场景6：召开项目会议并生成纪要</w:t>
-      </w:r>
-    </w:p>
-    <w:p>
-      <w:pPr>
-        <w:spacing w:after="120"/>
-      </w:pPr>
-      <w:r/>
-      <w:r>
-        <w:rPr>
-          <w:b/>
-        </w:rPr>
-        <w:t>目标：</w:t>
-      </w:r>
-      <w:r>
-        <w:t xml:space="preserve"> 结构化记录会议决议并跟踪行动项。</w:t>
-      </w:r>
-    </w:p>
-    <w:p>
-      <w:pPr>
-        <w:spacing w:after="120"/>
-      </w:pPr>
-      <w:r/>
-      <w:r>
-        <w:rPr>
-          <w:b/>
-        </w:rPr>
-        <w:t>直接调用：</w:t>
-      </w:r>
-      <w:r/>
-    </w:p>
-    <w:p>
-      <w:pPr>
-        <w:pStyle w:val="NoSpacing"/>
-        <w:spacing w:before="60" w:after="60"/>
-        <w:ind w:left="283"/>
-        <w:shd w:fill="F0F0F0"/>
-      </w:pPr>
-      <w:r>
-        <w:rPr>
-          <w:rFonts w:ascii="Consolas" w:hAnsi="Consolas"/>
-          <w:color w:val="1F497D"/>
-          <w:sz w:val="20"/>
-        </w:rPr>
-        <w:t>load skill:meeting-notes</w:t>
-      </w:r>
-    </w:p>
-    <w:p>
-      <w:pPr>
-        <w:spacing w:after="120"/>
-      </w:pPr>
-      <w:r/>
-      <w:r>
-        <w:rPr>
-          <w:b/>
-        </w:rPr>
-        <w:t>触发后输入：</w:t>
-      </w:r>
-      <w:r/>
-    </w:p>
-    <w:p>
-      <w:pPr>
-        <w:spacing w:after="120"/>
-      </w:pPr>
-      <w:r>
-        <w:t>- 会议基本信息（时间、地点、参会人、主持人）</w:t>
-      </w:r>
-    </w:p>
-    <w:p>
-      <w:pPr>
-        <w:spacing w:after="120"/>
-      </w:pPr>
-      <w:r>
-        <w:t>- 会议主题和议程</w:t>
-      </w:r>
-    </w:p>
-    <w:p>
-      <w:pPr>
-        <w:spacing w:after="120"/>
-      </w:pPr>
-      <w:r>
-        <w:t>- 讨论内容摘要</w:t>
-      </w:r>
-    </w:p>
-    <w:p>
-      <w:pPr>
-        <w:spacing w:after="120"/>
-      </w:pPr>
-      <w:r>
-        <w:t>- 决议事项</w:t>
-      </w:r>
-    </w:p>
-    <w:p>
-      <w:pPr>
-        <w:spacing w:after="120"/>
-      </w:pPr>
-      <w:r>
-        <w:t>- 行动项（责任人、完成时间）</w:t>
-      </w:r>
-    </w:p>
-    <w:p>
-      <w:pPr>
-        <w:pStyle w:val="Heading3"/>
-        <w:jc w:val="left"/>
-      </w:pPr>
-      <w:r>
-        <w:t>场景7：编写项目章程</w:t>
-      </w:r>
-    </w:p>
-    <w:p>
-      <w:pPr>
-        <w:spacing w:after="120"/>
-      </w:pPr>
-      <w:r/>
-      <w:r>
-        <w:rPr>
-          <w:b/>
-        </w:rPr>
-        <w:t>目标：</w:t>
-      </w:r>
-      <w:r>
-        <w:t xml:space="preserve"> 输出符合银行IT项目规范的项目管理章程。</w:t>
-      </w:r>
-    </w:p>
-    <w:p>
-      <w:pPr>
-        <w:spacing w:after="120"/>
-      </w:pPr>
-      <w:r/>
-      <w:r>
-        <w:rPr>
-          <w:b/>
-        </w:rPr>
-        <w:t>直接调用：</w:t>
-      </w:r>
-      <w:r/>
-    </w:p>
-    <w:p>
-      <w:pPr>
-        <w:pStyle w:val="NoSpacing"/>
-        <w:spacing w:before="60" w:after="60"/>
-        <w:ind w:left="283"/>
-        <w:shd w:fill="F0F0F0"/>
-      </w:pPr>
-      <w:r>
-        <w:rPr>
-          <w:rFonts w:ascii="Consolas" w:hAnsi="Consolas"/>
-          <w:color w:val="1F497D"/>
-          <w:sz w:val="20"/>
-        </w:rPr>
-        <w:t>load skill:project-charter-writer</w:t>
-      </w:r>
-    </w:p>
-    <w:p>
-      <w:pPr>
-        <w:spacing w:after="120"/>
-      </w:pPr>
-      <w:r/>
-      <w:r>
-        <w:rPr>
-          <w:b/>
-        </w:rPr>
-        <w:t>触发后输入：</w:t>
-      </w:r>
-      <w:r/>
-    </w:p>
-    <w:p>
-      <w:pPr>
-        <w:spacing w:after="120"/>
-      </w:pPr>
-      <w:r>
-        <w:t>- 问题/机会陈述</w:t>
-      </w:r>
-    </w:p>
-    <w:p>
-      <w:pPr>
-        <w:spacing w:after="120"/>
-      </w:pPr>
-      <w:r>
-        <w:t>- 项目目标</w:t>
-      </w:r>
-    </w:p>
-    <w:p>
-      <w:pPr>
-        <w:spacing w:after="120"/>
-      </w:pPr>
-      <w:r>
-        <w:t>- 已知干系人</w:t>
-      </w:r>
-    </w:p>
-    <w:p>
-      <w:pPr>
-        <w:spacing w:after="120"/>
-      </w:pPr>
-      <w:r>
-        <w:t>- 约束条件</w:t>
-      </w:r>
-    </w:p>
-    <w:p>
-      <w:pPr>
-        <w:spacing w:after="120"/>
-      </w:pPr>
-      <w:r>
-        <w:t>- 成功标准（如已知）</w:t>
-      </w:r>
-    </w:p>
-    <w:p>
-      <w:pPr>
-        <w:pStyle w:val="Heading3"/>
-        <w:jc w:val="left"/>
-      </w:pPr>
-      <w:r>
-        <w:t>场景8：合规检查（每月/每季度）</w:t>
-      </w:r>
-    </w:p>
-    <w:p>
-      <w:pPr>
-        <w:spacing w:after="120"/>
-      </w:pPr>
-      <w:r/>
-      <w:r>
-        <w:rPr>
-          <w:b/>
-        </w:rPr>
-        <w:t>目标：</w:t>
-      </w:r>
-      <w:r>
-        <w:t xml:space="preserve"> 输出合规检查报告，识别不符合项并推动整改。</w:t>
-      </w:r>
-    </w:p>
-    <w:p>
-      <w:pPr>
-        <w:spacing w:after="120"/>
-      </w:pPr>
-      <w:r/>
-      <w:r>
-        <w:rPr>
-          <w:b/>
-        </w:rPr>
-        <w:t>直接调用：</w:t>
-      </w:r>
-      <w:r/>
-    </w:p>
-    <w:p>
-      <w:pPr>
-        <w:pStyle w:val="NoSpacing"/>
-        <w:spacing w:before="60" w:after="60"/>
-        <w:ind w:left="283"/>
-        <w:shd w:fill="F0F0F0"/>
-      </w:pPr>
-      <w:r>
-        <w:rPr>
-          <w:rFonts w:ascii="Consolas" w:hAnsi="Consolas"/>
-          <w:color w:val="1F497D"/>
-          <w:sz w:val="20"/>
-        </w:rPr>
-        <w:t>load skill:compliance-check</w:t>
-      </w:r>
-    </w:p>
-    <w:p>
-      <w:pPr>
-        <w:spacing w:after="120"/>
-      </w:pPr>
-      <w:r/>
-      <w:r>
-        <w:rPr>
-          <w:b/>
-        </w:rPr>
-        <w:t>触发后输入：</w:t>
-      </w:r>
-      <w:r/>
-    </w:p>
-    <w:p>
-      <w:pPr>
-        <w:spacing w:after="120"/>
-      </w:pPr>
-      <w:r>
-        <w:t>- 项目管理制度</w:t>
-      </w:r>
-    </w:p>
-    <w:p>
-      <w:pPr>
-        <w:spacing w:after="120"/>
-      </w:pPr>
-      <w:r>
-        <w:t>- 合规性要求（监管文件）</w:t>
-      </w:r>
-    </w:p>
-    <w:p>
-      <w:pPr>
-        <w:spacing w:after="120"/>
-      </w:pPr>
-      <w:r>
-        <w:t>- 检查周期</w:t>
-      </w:r>
-    </w:p>
-    <w:p>
-      <w:pPr>
-        <w:spacing w:after="120"/>
-      </w:pPr>
-      <w:r>
-        <w:t>- 前期审计结果（如有）</w:t>
-      </w:r>
-    </w:p>
-    <w:p>
-      <w:pPr>
-        <w:pStyle w:val="Heading3"/>
-        <w:jc w:val="left"/>
-      </w:pPr>
-      <w:r>
-        <w:t>场景9：供应商风险评估</w:t>
-      </w:r>
-    </w:p>
-    <w:p>
-      <w:pPr>
-        <w:spacing w:after="120"/>
-      </w:pPr>
-      <w:r/>
-      <w:r>
-        <w:rPr>
-          <w:b/>
-        </w:rPr>
-        <w:t>目标：</w:t>
-      </w:r>
-      <w:r>
-        <w:t xml:space="preserve"> 获得供应商准入/存量评估的综合评分与采购建议。</w:t>
-      </w:r>
-    </w:p>
-    <w:p>
-      <w:pPr>
-        <w:spacing w:after="120"/>
-      </w:pPr>
-      <w:r/>
-      <w:r>
-        <w:rPr>
-          <w:b/>
-        </w:rPr>
-        <w:t>直接调用：</w:t>
-      </w:r>
-      <w:r/>
-    </w:p>
-    <w:p>
-      <w:pPr>
-        <w:pStyle w:val="NoSpacing"/>
-        <w:spacing w:before="60" w:after="60"/>
-        <w:ind w:left="283"/>
-        <w:shd w:fill="F0F0F0"/>
-      </w:pPr>
-      <w:r>
-        <w:rPr>
-          <w:rFonts w:ascii="Consolas" w:hAnsi="Consolas"/>
-          <w:color w:val="1F497D"/>
-          <w:sz w:val="20"/>
-        </w:rPr>
-        <w:t>load skill:vendor-risk-assessment</w:t>
-      </w:r>
-    </w:p>
-    <w:p>
-      <w:pPr>
-        <w:spacing w:after="120"/>
-      </w:pPr>
-      <w:r/>
-      <w:r>
-        <w:rPr>
-          <w:b/>
-        </w:rPr>
-        <w:t>触发后输入：</w:t>
-      </w:r>
-      <w:r/>
-    </w:p>
-    <w:p>
-      <w:pPr>
-        <w:spacing w:after="120"/>
-      </w:pPr>
-      <w:r>
-        <w:t>- 供应商名称</w:t>
-      </w:r>
-    </w:p>
-    <w:p>
-      <w:pPr>
-        <w:spacing w:after="120"/>
-      </w:pPr>
-      <w:r>
-        <w:t>- 资质合规材料</w:t>
-      </w:r>
-    </w:p>
-    <w:p>
-      <w:pPr>
-        <w:spacing w:after="120"/>
-      </w:pPr>
-      <w:r>
-        <w:t>- 历史绩效数据</w:t>
-      </w:r>
-    </w:p>
-    <w:p>
-      <w:pPr>
-        <w:spacing w:after="120"/>
-      </w:pPr>
-      <w:r>
-        <w:t>- 技术风险评估资料</w:t>
-      </w:r>
-    </w:p>
-    <w:p>
-      <w:pPr>
-        <w:pStyle w:val="Heading3"/>
-        <w:jc w:val="left"/>
-      </w:pPr>
-      <w:r>
-        <w:t>场景10：项目关闭与经验总结</w:t>
-      </w:r>
-    </w:p>
-    <w:p>
-      <w:pPr>
-        <w:spacing w:after="120"/>
-      </w:pPr>
-      <w:r/>
-      <w:r>
-        <w:rPr>
-          <w:b/>
-        </w:rPr>
-        <w:t>目标：</w:t>
-      </w:r>
-      <w:r>
-        <w:t xml:space="preserve"> 正式关闭项目，输出关闭报告和经验教训总结。</w:t>
-      </w:r>
-    </w:p>
-    <w:p>
-      <w:pPr>
-        <w:spacing w:after="120"/>
-      </w:pPr>
-      <w:r/>
-      <w:r>
-        <w:rPr>
-          <w:b/>
-        </w:rPr>
-        <w:t>直接调用：</w:t>
-      </w:r>
-      <w:r/>
-    </w:p>
-    <w:p>
-      <w:pPr>
-        <w:pStyle w:val="NoSpacing"/>
-        <w:spacing w:before="60" w:after="60"/>
-        <w:ind w:left="283"/>
-        <w:shd w:fill="F0F0F0"/>
-      </w:pPr>
-      <w:r>
-        <w:rPr>
-          <w:rFonts w:ascii="Consolas" w:hAnsi="Consolas"/>
-          <w:color w:val="1F497D"/>
-          <w:sz w:val="20"/>
-        </w:rPr>
-        <w:t>load skill:closure-report-writer</w:t>
-        <w:br/>
-        <w:t>load skill:lessons-learned-summarizer</w:t>
-      </w:r>
-    </w:p>
-    <w:p>
-      <w:pPr>
-        <w:spacing w:after="120"/>
-      </w:pPr>
-      <w:r/>
-      <w:r>
-        <w:rPr>
-          <w:b/>
-        </w:rPr>
-        <w:t>触发后输入：</w:t>
-      </w:r>
-      <w:r/>
-    </w:p>
-    <w:p>
-      <w:pPr>
-        <w:spacing w:after="120"/>
-      </w:pPr>
-      <w:r>
-        <w:t>- 项目最终状态（完成/取消/终止）</w:t>
-      </w:r>
-    </w:p>
-    <w:p>
-      <w:pPr>
-        <w:spacing w:after="120"/>
-      </w:pPr>
-      <w:r>
-        <w:t>- 所有项目记录归档位置</w:t>
-      </w:r>
-    </w:p>
-    <w:p>
-      <w:pPr>
-        <w:spacing w:after="120"/>
-      </w:pPr>
-      <w:r>
-        <w:t>- 经验教训素材</w:t>
-      </w:r>
-    </w:p>
-    <w:p>
-      <w:pPr>
-        <w:pStyle w:val="Heading2"/>
-        <w:jc w:val="left"/>
-      </w:pPr>
-      <w:r>
-        <w:t>五、Skill调用入口速查</w:t>
-      </w:r>
-    </w:p>
-    <w:p>
-      <w:pPr>
-        <w:pStyle w:val="Heading3"/>
-        <w:jc w:val="left"/>
-      </w:pPr>
-      <w:r>
-        <w:t>按字母序（34个可用Skill）</w:t>
-      </w:r>
-    </w:p>
-    <w:tbl>
-      <w:tr>
-        <w:tc>
-          <w:tcPr>
-            <w:tcW w:type="dxa" w:w="4320"/>
-            <w:shd w:fill="1F4E79" w:val="clear"/>
-            <w:vAlign w:val="center"/>
-          </w:tcPr>
-          <w:p>
-            <w:pPr>
-              <w:jc w:val="center"/>
-            </w:pPr>
-            <w:r>
-              <w:rPr>
-                <w:b/>
-                <w:color w:val="FFFFFF"/>
-              </w:rPr>
-            </w:r>
-            <w:r>
-              <w:rPr>
-                <w:b/>
-                <w:color w:val="FFFFFF"/>
-              </w:rPr>
-              <w:t>Skill标识符</w:t>
-            </w:r>
-          </w:p>
-        </w:tc>
-        <w:tc>
-          <w:tcPr>
-            <w:tcW w:type="dxa" w:w="4320"/>
-            <w:shd w:fill="1F4E79" w:val="clear"/>
-            <w:vAlign w:val="center"/>
-          </w:tcPr>
-          <w:p>
-            <w:pPr>
-              <w:jc w:val="center"/>
-            </w:pPr>
-            <w:r>
-              <w:rPr>
-                <w:b/>
-                <w:color w:val="FFFFFF"/>
-              </w:rPr>
-            </w:r>
-            <w:r>
-              <w:rPr>
-                <w:b/>
-                <w:color w:val="FFFFFF"/>
-              </w:rPr>
-              <w:t>输出物名称</w:t>
-            </w:r>
-          </w:p>
-        </w:tc>
-      </w:tr>
-      <w:tblPr>
-        <w:tblStyle w:val="TableGrid"/>
-        <w:tblW w:type="auto" w:w="0"/>
-        <w:jc w:val="center"/>
-        <w:tblLook w:firstColumn="1" w:firstRow="1" w:lastColumn="0" w:lastRow="0" w:noHBand="0" w:noVBand="1" w:val="04A0"/>
-      </w:tblPr>
-      <w:tblGrid>
-        <w:gridCol w:w="4320"/>
-        <w:gridCol w:w="4320"/>
-      </w:tblGrid>
-      <w:tr>
-        <w:tc>
-          <w:tcPr>
-            <w:tcW w:type="dxa" w:w="1701"/>
-            <w:shd w:fill="1F497D" w:color="auto" w:val="clear"/>
-          </w:tcPr>
-          <w:p>
-            <w:r>
-              <w:rPr>
-                <w:b w:val="0"/>
-                <w:color w:val="000000"/>
-              </w:rPr>
-              <w:t>`architecture-review`</w:t>
-            </w:r>
-          </w:p>
-        </w:tc>
-        <w:tc>
-          <w:tcPr>
-            <w:tcW w:type="dxa" w:w="1701"/>
-            <w:shd w:fill="1F497D" w:color="auto" w:val="clear"/>
-          </w:tcPr>
-          <w:p>
-            <w:r>
-              <w:rPr>
-                <w:b w:val="0"/>
-                <w:color w:val="000000"/>
-              </w:rPr>
-              <w:t>架构评审报告</w:t>
-            </w:r>
-          </w:p>
-        </w:tc>
-      </w:tr>
-      <w:tr>
-        <w:tc>
-          <w:tcPr>
-            <w:tcW w:type="dxa" w:w="1701"/>
-          </w:tcPr>
-          <w:p>
-            <w:r>
-              <w:rPr>
-                <w:b w:val="0"/>
-                <w:color w:val="000000"/>
-              </w:rPr>
-              <w:t>`change-control`</w:t>
-            </w:r>
-          </w:p>
-        </w:tc>
-        <w:tc>
-          <w:tcPr>
-            <w:tcW w:type="dxa" w:w="1701"/>
-          </w:tcPr>
-          <w:p>
-            <w:r>
-              <w:rPr>
-                <w:b w:val="0"/>
-                <w:color w:val="000000"/>
-              </w:rPr>
-              <w:t>变更申请单</w:t>
-            </w:r>
-          </w:p>
-        </w:tc>
-      </w:tr>
-      <w:tr>
-        <w:tc>
-          <w:tcPr>
-            <w:tcW w:type="dxa" w:w="1701"/>
-            <w:shd w:fill="EEF2F7" w:color="auto" w:val="clear"/>
-          </w:tcPr>
-          <w:p>
-            <w:r>
-              <w:rPr>
-                <w:b w:val="0"/>
-                <w:color w:val="000000"/>
-              </w:rPr>
-              <w:t>`closure-report-writer`</w:t>
-            </w:r>
-          </w:p>
-        </w:tc>
-        <w:tc>
-          <w:tcPr>
-            <w:tcW w:type="dxa" w:w="1701"/>
-            <w:shd w:fill="EEF2F7" w:color="auto" w:val="clear"/>
-          </w:tcPr>
-          <w:p>
-            <w:r>
-              <w:rPr>
-                <w:b w:val="0"/>
-                <w:color w:val="000000"/>
-              </w:rPr>
-              <w:t>项目关闭报告</w:t>
-            </w:r>
-          </w:p>
-        </w:tc>
-      </w:tr>
-      <w:tr>
-        <w:tc>
-          <w:tcPr>
-            <w:tcW w:type="dxa" w:w="1701"/>
-          </w:tcPr>
-          <w:p>
-            <w:r>
-              <w:rPr>
-                <w:b w:val="0"/>
-                <w:color w:val="000000"/>
-              </w:rPr>
-              <w:t>`compliance-check`</w:t>
-            </w:r>
-          </w:p>
-        </w:tc>
-        <w:tc>
-          <w:tcPr>
-            <w:tcW w:type="dxa" w:w="1701"/>
-          </w:tcPr>
-          <w:p>
-            <w:r>
-              <w:rPr>
-                <w:b w:val="0"/>
-                <w:color w:val="000000"/>
-              </w:rPr>
-              <w:t>合规检查报告</w:t>
-            </w:r>
-          </w:p>
-        </w:tc>
-      </w:tr>
-      <w:tr>
-        <w:tc>
-          <w:tcPr>
-            <w:tcW w:type="dxa" w:w="1701"/>
-            <w:shd w:fill="EEF2F7" w:color="auto" w:val="clear"/>
-          </w:tcPr>
-          <w:p>
-            <w:r>
-              <w:rPr>
-                <w:b w:val="0"/>
-                <w:color w:val="000000"/>
-              </w:rPr>
-              <w:t>`config-item-management`</w:t>
-            </w:r>
-          </w:p>
-        </w:tc>
-        <w:tc>
-          <w:tcPr>
-            <w:tcW w:type="dxa" w:w="1701"/>
-            <w:shd w:fill="EEF2F7" w:color="auto" w:val="clear"/>
-          </w:tcPr>
-          <w:p>
-            <w:r>
-              <w:rPr>
-                <w:b w:val="0"/>
-                <w:color w:val="000000"/>
-              </w:rPr>
-              <w:t>配置项登记册</w:t>
-            </w:r>
-          </w:p>
-        </w:tc>
-      </w:tr>
-      <w:tr>
-        <w:tc>
-          <w:tcPr>
-            <w:tcW w:type="dxa" w:w="1701"/>
-          </w:tcPr>
-          <w:p>
-            <w:r>
-              <w:rPr>
-                <w:b w:val="0"/>
-                <w:color w:val="000000"/>
-              </w:rPr>
-              <w:t>`constraint-assumption-register-builder`</w:t>
-            </w:r>
-          </w:p>
-        </w:tc>
-        <w:tc>
-          <w:tcPr>
-            <w:tcW w:type="dxa" w:w="1701"/>
-          </w:tcPr>
-          <w:p>
-            <w:r>
-              <w:rPr>
-                <w:b w:val="0"/>
-                <w:color w:val="000000"/>
-              </w:rPr>
-              <w:t>约束与假设登记册</w:t>
-            </w:r>
-          </w:p>
-        </w:tc>
-      </w:tr>
-      <w:tr>
-        <w:tc>
-          <w:tcPr>
-            <w:tcW w:type="dxa" w:w="1701"/>
-            <w:shd w:fill="EEF2F7" w:color="auto" w:val="clear"/>
-          </w:tcPr>
-          <w:p>
-            <w:r>
-              <w:rPr>
-                <w:b w:val="0"/>
-                <w:color w:val="000000"/>
-              </w:rPr>
-              <w:t>`cost-estimation-helper`</w:t>
-            </w:r>
-          </w:p>
-        </w:tc>
-        <w:tc>
-          <w:tcPr>
-            <w:tcW w:type="dxa" w:w="1701"/>
-            <w:shd w:fill="EEF2F7" w:color="auto" w:val="clear"/>
-          </w:tcPr>
-          <w:p>
-            <w:r>
-              <w:rPr>
-                <w:b w:val="0"/>
-                <w:color w:val="000000"/>
-              </w:rPr>
-              <w:t>成本估算申请表</w:t>
-            </w:r>
-          </w:p>
-        </w:tc>
-      </w:tr>
-      <w:tr>
-        <w:tc>
-          <w:tcPr>
-            <w:tcW w:type="dxa" w:w="1701"/>
-          </w:tcPr>
-          <w:p>
-            <w:r>
-              <w:rPr>
-                <w:b w:val="0"/>
-                <w:color w:val="000000"/>
-              </w:rPr>
-              <w:t>`cross-dept-coordination`</w:t>
-            </w:r>
-          </w:p>
-        </w:tc>
-        <w:tc>
-          <w:tcPr>
-            <w:tcW w:type="dxa" w:w="1701"/>
-          </w:tcPr>
-          <w:p>
-            <w:r>
-              <w:rPr>
-                <w:b w:val="0"/>
-                <w:color w:val="000000"/>
-              </w:rPr>
-              <w:t>跨部门资源共享协议</w:t>
-            </w:r>
-          </w:p>
-        </w:tc>
-      </w:tr>
-      <w:tr>
-        <w:tc>
-          <w:tcPr>
-            <w:tcW w:type="dxa" w:w="1701"/>
-            <w:shd w:fill="EEF2F7" w:color="auto" w:val="clear"/>
-          </w:tcPr>
-          <w:p>
-            <w:r>
-              <w:rPr>
-                <w:b w:val="0"/>
-                <w:color w:val="000000"/>
-              </w:rPr>
-              <w:t>`cross-dept-solution-orchestrator`</w:t>
-            </w:r>
-          </w:p>
-        </w:tc>
-        <w:tc>
-          <w:tcPr>
-            <w:tcW w:type="dxa" w:w="1701"/>
-            <w:shd w:fill="EEF2F7" w:color="auto" w:val="clear"/>
-          </w:tcPr>
-          <w:p>
-            <w:r>
-              <w:rPr>
-                <w:b w:val="0"/>
-                <w:color w:val="000000"/>
-              </w:rPr>
-              <w:t>跨部门问题解决编排</w:t>
-            </w:r>
-          </w:p>
-        </w:tc>
-      </w:tr>
-      <w:tr>
-        <w:tc>
-          <w:tcPr>
-            <w:tcW w:type="dxa" w:w="1701"/>
-          </w:tcPr>
-          <w:p>
-            <w:r>
-              <w:rPr>
-                <w:b w:val="0"/>
-                <w:color w:val="000000"/>
-              </w:rPr>
-              <w:t>`deployment-planning`</w:t>
-            </w:r>
-          </w:p>
-        </w:tc>
-        <w:tc>
-          <w:tcPr>
-            <w:tcW w:type="dxa" w:w="1701"/>
-          </w:tcPr>
-          <w:p>
-            <w:r>
-              <w:rPr>
-                <w:b w:val="0"/>
-                <w:color w:val="000000"/>
-              </w:rPr>
-              <w:t>投产规划方案</w:t>
-            </w:r>
-          </w:p>
-        </w:tc>
-      </w:tr>
-      <w:tr>
-        <w:tc>
-          <w:tcPr>
-            <w:tcW w:type="dxa" w:w="1701"/>
-            <w:shd w:fill="EEF2F7" w:color="auto" w:val="clear"/>
-          </w:tcPr>
-          <w:p>
-            <w:r>
-              <w:rPr>
-                <w:b w:val="0"/>
-                <w:color w:val="000000"/>
-              </w:rPr>
-              <w:t>`earned-value-evm-orchestrator`</w:t>
-            </w:r>
-          </w:p>
-        </w:tc>
-        <w:tc>
-          <w:tcPr>
-            <w:tcW w:type="dxa" w:w="1701"/>
-            <w:shd w:fill="EEF2F7" w:color="auto" w:val="clear"/>
-          </w:tcPr>
-          <w:p>
-            <w:r>
-              <w:rPr>
-                <w:b w:val="0"/>
-                <w:color w:val="000000"/>
-              </w:rPr>
-              <w:t>挣值管理编排</w:t>
-            </w:r>
-          </w:p>
-        </w:tc>
-      </w:tr>
-      <w:tr>
-        <w:tc>
-          <w:tcPr>
-            <w:tcW w:type="dxa" w:w="1701"/>
-          </w:tcPr>
-          <w:p>
-            <w:r>
-              <w:rPr>
-                <w:b w:val="0"/>
-                <w:color w:val="000000"/>
-              </w:rPr>
-              <w:t>`earned-value-tracker`</w:t>
-            </w:r>
-          </w:p>
-        </w:tc>
-        <w:tc>
-          <w:tcPr>
-            <w:tcW w:type="dxa" w:w="1701"/>
-          </w:tcPr>
-          <w:p>
-            <w:r>
-              <w:rPr>
-                <w:b w:val="0"/>
-                <w:color w:val="000000"/>
-              </w:rPr>
-              <w:t>EVM绩效报告</w:t>
-            </w:r>
-          </w:p>
-        </w:tc>
-      </w:tr>
-      <w:tr>
-        <w:tc>
-          <w:tcPr>
-            <w:tcW w:type="dxa" w:w="1701"/>
-            <w:shd w:fill="EEF2F7" w:color="auto" w:val="clear"/>
-          </w:tcPr>
-          <w:p>
-            <w:r>
-              <w:rPr>
-                <w:b w:val="0"/>
-                <w:color w:val="000000"/>
-              </w:rPr>
-              <w:t>`etc-reestimation-helper`</w:t>
-            </w:r>
-          </w:p>
-        </w:tc>
-        <w:tc>
-          <w:tcPr>
-            <w:tcW w:type="dxa" w:w="1701"/>
-            <w:shd w:fill="EEF2F7" w:color="auto" w:val="clear"/>
-          </w:tcPr>
-          <w:p>
-            <w:r>
-              <w:rPr>
-                <w:b w:val="0"/>
-                <w:color w:val="000000"/>
-              </w:rPr>
-              <w:t>ETC重新估算申请表</w:t>
-            </w:r>
-          </w:p>
-        </w:tc>
-      </w:tr>
-      <w:tr>
-        <w:tc>
-          <w:tcPr>
-            <w:tcW w:type="dxa" w:w="1701"/>
-          </w:tcPr>
-          <w:p>
-            <w:r>
-              <w:rPr>
-                <w:b w:val="0"/>
-                <w:color w:val="000000"/>
-              </w:rPr>
-              <w:t>`ethics-management-plan-writer`</w:t>
-            </w:r>
-          </w:p>
-        </w:tc>
-        <w:tc>
-          <w:tcPr>
-            <w:tcW w:type="dxa" w:w="1701"/>
-          </w:tcPr>
-          <w:p>
-            <w:r>
-              <w:rPr>
-                <w:b w:val="0"/>
-                <w:color w:val="000000"/>
-              </w:rPr>
-              <w:t>伦理合规管理计划</w:t>
-            </w:r>
-          </w:p>
-        </w:tc>
-      </w:tr>
-      <w:tr>
-        <w:tc>
-          <w:tcPr>
-            <w:tcW w:type="dxa" w:w="1701"/>
-            <w:shd w:fill="EEF2F7" w:color="auto" w:val="clear"/>
-          </w:tcPr>
-          <w:p>
-            <w:r>
-              <w:rPr>
-                <w:b w:val="0"/>
-                <w:color w:val="000000"/>
-              </w:rPr>
-              <w:t>`executive-communication`</w:t>
-            </w:r>
-          </w:p>
-        </w:tc>
-        <w:tc>
-          <w:tcPr>
-            <w:tcW w:type="dxa" w:w="1701"/>
-            <w:shd w:fill="EEF2F7" w:color="auto" w:val="clear"/>
-          </w:tcPr>
-          <w:p>
-            <w:r>
-              <w:rPr>
-                <w:b w:val="0"/>
-                <w:color w:val="000000"/>
-              </w:rPr>
-              <w:t>高管简报</w:t>
-            </w:r>
-          </w:p>
-        </w:tc>
-      </w:tr>
-      <w:tr>
-        <w:tc>
-          <w:tcPr>
-            <w:tcW w:type="dxa" w:w="1701"/>
-          </w:tcPr>
-          <w:p>
-            <w:r>
-              <w:rPr>
-                <w:b w:val="0"/>
-                <w:color w:val="000000"/>
-              </w:rPr>
-              <w:t>`lessons-learned-summarizer`</w:t>
-            </w:r>
-          </w:p>
-        </w:tc>
-        <w:tc>
-          <w:tcPr>
-            <w:tcW w:type="dxa" w:w="1701"/>
-          </w:tcPr>
-          <w:p>
-            <w:r>
-              <w:rPr>
-                <w:b w:val="0"/>
-                <w:color w:val="000000"/>
-              </w:rPr>
-              <w:t>经验教训总结报告</w:t>
-            </w:r>
-          </w:p>
-        </w:tc>
-      </w:tr>
-      <w:tr>
-        <w:tc>
-          <w:tcPr>
-            <w:tcW w:type="dxa" w:w="1701"/>
-            <w:shd w:fill="EEF2F7" w:color="auto" w:val="clear"/>
-          </w:tcPr>
-          <w:p>
-            <w:r>
-              <w:rPr>
-                <w:b w:val="0"/>
-                <w:color w:val="000000"/>
-              </w:rPr>
-              <w:t>`meeting-notes`</w:t>
-            </w:r>
-          </w:p>
-        </w:tc>
-        <w:tc>
-          <w:tcPr>
-            <w:tcW w:type="dxa" w:w="1701"/>
-            <w:shd w:fill="EEF2F7" w:color="auto" w:val="clear"/>
-          </w:tcPr>
-          <w:p>
-            <w:r>
-              <w:rPr>
-                <w:b w:val="0"/>
-                <w:color w:val="000000"/>
-              </w:rPr>
-              <w:t>会议纪要</w:t>
-            </w:r>
-          </w:p>
-        </w:tc>
-      </w:tr>
-      <w:tr>
-        <w:tc>
-          <w:tcPr>
-            <w:tcW w:type="dxa" w:w="1701"/>
-          </w:tcPr>
-          <w:p>
-            <w:r>
-              <w:rPr>
-                <w:b w:val="0"/>
-                <w:color w:val="000000"/>
-              </w:rPr>
-              <w:t>`milestone-planner`</w:t>
-            </w:r>
-          </w:p>
-        </w:tc>
-        <w:tc>
-          <w:tcPr>
-            <w:tcW w:type="dxa" w:w="1701"/>
-          </w:tcPr>
-          <w:p>
-            <w:r>
-              <w:rPr>
-                <w:b w:val="0"/>
-                <w:color w:val="000000"/>
-              </w:rPr>
-              <w:t>里程碑规划报告</w:t>
-            </w:r>
-          </w:p>
-        </w:tc>
-      </w:tr>
-      <w:tr>
-        <w:tc>
-          <w:tcPr>
-            <w:tcW w:type="dxa" w:w="1701"/>
-            <w:shd w:fill="EEF2F7" w:color="auto" w:val="clear"/>
-          </w:tcPr>
-          <w:p>
-            <w:r>
-              <w:rPr>
-                <w:b w:val="0"/>
-                <w:color w:val="000000"/>
-              </w:rPr>
-              <w:t>`org-stakeholder-communication-orchestrator`</w:t>
-            </w:r>
-          </w:p>
-        </w:tc>
-        <w:tc>
-          <w:tcPr>
-            <w:tcW w:type="dxa" w:w="1701"/>
-            <w:shd w:fill="EEF2F7" w:color="auto" w:val="clear"/>
-          </w:tcPr>
-          <w:p>
-            <w:r>
-              <w:rPr>
-                <w:b w:val="0"/>
-                <w:color w:val="000000"/>
-              </w:rPr>
-              <w:t>组织与干系人沟通编排</w:t>
-            </w:r>
-          </w:p>
-        </w:tc>
-      </w:tr>
-      <w:tr>
-        <w:tc>
-          <w:tcPr>
-            <w:tcW w:type="dxa" w:w="1701"/>
-          </w:tcPr>
-          <w:p>
-            <w:r>
-              <w:rPr>
-                <w:b w:val="0"/>
-                <w:color w:val="000000"/>
-              </w:rPr>
-              <w:t>`org-structure-builder`</w:t>
-            </w:r>
-          </w:p>
-        </w:tc>
-        <w:tc>
-          <w:tcPr>
-            <w:tcW w:type="dxa" w:w="1701"/>
-          </w:tcPr>
-          <w:p>
-            <w:r>
-              <w:rPr>
-                <w:b w:val="0"/>
-                <w:color w:val="000000"/>
-              </w:rPr>
-              <w:t>组织架构说明书</w:t>
-            </w:r>
-          </w:p>
-        </w:tc>
-      </w:tr>
-      <w:tr>
-        <w:tc>
-          <w:tcPr>
-            <w:tcW w:type="dxa" w:w="1701"/>
-            <w:shd w:fill="EEF2F7" w:color="auto" w:val="clear"/>
-          </w:tcPr>
-          <w:p>
-            <w:r>
-              <w:rPr>
-                <w:b w:val="0"/>
-                <w:color w:val="000000"/>
-              </w:rPr>
-              <w:t>`project-charter-writer`</w:t>
-            </w:r>
-          </w:p>
-        </w:tc>
-        <w:tc>
-          <w:tcPr>
-            <w:tcW w:type="dxa" w:w="1701"/>
-            <w:shd w:fill="EEF2F7" w:color="auto" w:val="clear"/>
-          </w:tcPr>
-          <w:p>
-            <w:r>
-              <w:rPr>
-                <w:b w:val="0"/>
-                <w:color w:val="000000"/>
-              </w:rPr>
-              <w:t>项目管理章程</w:t>
-            </w:r>
-          </w:p>
-        </w:tc>
-      </w:tr>
-      <w:tr>
-        <w:tc>
-          <w:tcPr>
-            <w:tcW w:type="dxa" w:w="1701"/>
-          </w:tcPr>
-          <w:p>
-            <w:r>
-              <w:rPr>
-                <w:b w:val="0"/>
-                <w:color w:val="000000"/>
-              </w:rPr>
-              <w:t>`project-oversight`</w:t>
-            </w:r>
-          </w:p>
-        </w:tc>
-        <w:tc>
-          <w:tcPr>
-            <w:tcW w:type="dxa" w:w="1701"/>
-          </w:tcPr>
-          <w:p>
-            <w:r>
-              <w:rPr>
-                <w:b w:val="0"/>
-                <w:color w:val="000000"/>
-              </w:rPr>
-              <w:t>偏差分析报告</w:t>
-            </w:r>
-          </w:p>
-        </w:tc>
-      </w:tr>
-      <w:tr>
-        <w:tc>
-          <w:tcPr>
-            <w:tcW w:type="dxa" w:w="1701"/>
-            <w:shd w:fill="EEF2F7" w:color="auto" w:val="clear"/>
-          </w:tcPr>
-          <w:p>
-            <w:r>
-              <w:rPr>
-                <w:b w:val="0"/>
-                <w:color w:val="000000"/>
-              </w:rPr>
-              <w:t>`project-oversight-risk-orchestrator`</w:t>
-            </w:r>
-          </w:p>
-        </w:tc>
-        <w:tc>
-          <w:tcPr>
-            <w:tcW w:type="dxa" w:w="1701"/>
-            <w:shd w:fill="EEF2F7" w:color="auto" w:val="clear"/>
-          </w:tcPr>
-          <w:p>
-            <w:r>
-              <w:rPr>
-                <w:b w:val="0"/>
-                <w:color w:val="000000"/>
-              </w:rPr>
-              <w:t>项目监控与风险编排</w:t>
-            </w:r>
-          </w:p>
-        </w:tc>
-      </w:tr>
-      <w:tr>
-        <w:tc>
-          <w:tcPr>
-            <w:tcW w:type="dxa" w:w="1701"/>
-          </w:tcPr>
-          <w:p>
-            <w:r>
-              <w:rPr>
-                <w:b w:val="0"/>
-                <w:color w:val="000000"/>
-              </w:rPr>
-              <w:t>`report-generation`</w:t>
-            </w:r>
-          </w:p>
-        </w:tc>
-        <w:tc>
-          <w:tcPr>
-            <w:tcW w:type="dxa" w:w="1701"/>
-          </w:tcPr>
-          <w:p>
-            <w:r>
-              <w:rPr>
-                <w:b w:val="0"/>
-                <w:color w:val="000000"/>
-              </w:rPr>
-              <w:t>项目报告</w:t>
-            </w:r>
-          </w:p>
-        </w:tc>
-      </w:tr>
-      <w:tr>
-        <w:tc>
-          <w:tcPr>
-            <w:tcW w:type="dxa" w:w="1701"/>
-            <w:shd w:fill="EEF2F7" w:color="auto" w:val="clear"/>
-          </w:tcPr>
-          <w:p>
-            <w:r>
-              <w:rPr>
-                <w:b w:val="0"/>
-                <w:color w:val="000000"/>
-              </w:rPr>
-              <w:t>`requirements-control`</w:t>
-            </w:r>
-          </w:p>
-        </w:tc>
-        <w:tc>
-          <w:tcPr>
-            <w:tcW w:type="dxa" w:w="1701"/>
-            <w:shd w:fill="EEF2F7" w:color="auto" w:val="clear"/>
-          </w:tcPr>
-          <w:p>
-            <w:r>
-              <w:rPr>
-                <w:b w:val="0"/>
-                <w:color w:val="000000"/>
-              </w:rPr>
-              <w:t>需求评审报告</w:t>
-            </w:r>
-          </w:p>
-        </w:tc>
-      </w:tr>
-      <w:tr>
-        <w:tc>
-          <w:tcPr>
-            <w:tcW w:type="dxa" w:w="1701"/>
-          </w:tcPr>
-          <w:p>
-            <w:r>
-              <w:rPr>
-                <w:b w:val="0"/>
-                <w:color w:val="000000"/>
-              </w:rPr>
-              <w:t>`risk-register-builder`</w:t>
-            </w:r>
-          </w:p>
-        </w:tc>
-        <w:tc>
-          <w:tcPr>
-            <w:tcW w:type="dxa" w:w="1701"/>
-          </w:tcPr>
-          <w:p>
-            <w:r>
-              <w:rPr>
-                <w:b w:val="0"/>
-                <w:color w:val="000000"/>
-              </w:rPr>
-              <w:t>风险登记册</w:t>
-            </w:r>
-          </w:p>
-        </w:tc>
-      </w:tr>
-      <w:tr>
-        <w:tc>
-          <w:tcPr>
-            <w:tcW w:type="dxa" w:w="1701"/>
-            <w:shd w:fill="EEF2F7" w:color="auto" w:val="clear"/>
-          </w:tcPr>
-          <w:p>
-            <w:r>
-              <w:rPr>
-                <w:b w:val="0"/>
-                <w:color w:val="000000"/>
-              </w:rPr>
-              <w:t>`schedule-sequencer`</w:t>
-            </w:r>
-          </w:p>
-        </w:tc>
-        <w:tc>
-          <w:tcPr>
-            <w:tcW w:type="dxa" w:w="1701"/>
-            <w:shd w:fill="EEF2F7" w:color="auto" w:val="clear"/>
-          </w:tcPr>
-          <w:p>
-            <w:r>
-              <w:rPr>
-                <w:b w:val="0"/>
-                <w:color w:val="000000"/>
-              </w:rPr>
-              <w:t>进度计划书</w:t>
-            </w:r>
-          </w:p>
-        </w:tc>
-      </w:tr>
-      <w:tr>
-        <w:tc>
-          <w:tcPr>
-            <w:tcW w:type="dxa" w:w="1701"/>
-          </w:tcPr>
-          <w:p>
-            <w:r>
-              <w:rPr>
-                <w:b w:val="0"/>
-                <w:color w:val="000000"/>
-              </w:rPr>
-              <w:t>`scope-management`</w:t>
-            </w:r>
-          </w:p>
-        </w:tc>
-        <w:tc>
-          <w:tcPr>
-            <w:tcW w:type="dxa" w:w="1701"/>
-          </w:tcPr>
-          <w:p>
-            <w:r>
-              <w:rPr>
-                <w:b w:val="0"/>
-                <w:color w:val="000000"/>
-              </w:rPr>
-              <w:t>范围管理计划</w:t>
-            </w:r>
-          </w:p>
-        </w:tc>
-      </w:tr>
-      <w:tr>
-        <w:tc>
-          <w:tcPr>
-            <w:tcW w:type="dxa" w:w="1701"/>
-            <w:shd w:fill="EEF2F7" w:color="auto" w:val="clear"/>
-          </w:tcPr>
-          <w:p>
-            <w:r>
-              <w:rPr>
-                <w:b w:val="0"/>
-                <w:color w:val="000000"/>
-              </w:rPr>
-              <w:t>`solution-generation`</w:t>
-            </w:r>
-          </w:p>
-        </w:tc>
-        <w:tc>
-          <w:tcPr>
-            <w:tcW w:type="dxa" w:w="1701"/>
-            <w:shd w:fill="EEF2F7" w:color="auto" w:val="clear"/>
-          </w:tcPr>
-          <w:p>
-            <w:r>
-              <w:rPr>
-                <w:b w:val="0"/>
-                <w:color w:val="000000"/>
-              </w:rPr>
-              <w:t>解决方案生成</w:t>
-            </w:r>
-          </w:p>
-        </w:tc>
-      </w:tr>
-      <w:tr>
-        <w:tc>
-          <w:tcPr>
-            <w:tcW w:type="dxa" w:w="1701"/>
-          </w:tcPr>
-          <w:p>
-            <w:r>
-              <w:rPr>
-                <w:b w:val="0"/>
-                <w:color w:val="000000"/>
-              </w:rPr>
-              <w:t>`stakeholder-comms-planner`</w:t>
-            </w:r>
-          </w:p>
-        </w:tc>
-        <w:tc>
-          <w:tcPr>
-            <w:tcW w:type="dxa" w:w="1701"/>
-          </w:tcPr>
-          <w:p>
-            <w:r>
-              <w:rPr>
-                <w:b w:val="0"/>
-                <w:color w:val="000000"/>
-              </w:rPr>
-              <w:t>干系人沟通计划</w:t>
-            </w:r>
-          </w:p>
-        </w:tc>
-      </w:tr>
-      <w:tr>
-        <w:tc>
-          <w:tcPr>
-            <w:tcW w:type="dxa" w:w="1701"/>
-            <w:shd w:fill="EEF2F7" w:color="auto" w:val="clear"/>
-          </w:tcPr>
-          <w:p>
-            <w:r>
-              <w:rPr>
-                <w:b w:val="0"/>
-                <w:color w:val="000000"/>
-              </w:rPr>
-              <w:t>`strategy-charter-orchestrator`</w:t>
-            </w:r>
-          </w:p>
-        </w:tc>
-        <w:tc>
-          <w:tcPr>
-            <w:tcW w:type="dxa" w:w="1701"/>
-            <w:shd w:fill="EEF2F7" w:color="auto" w:val="clear"/>
-          </w:tcPr>
-          <w:p>
-            <w:r>
-              <w:rPr>
-                <w:b w:val="0"/>
-                <w:color w:val="000000"/>
-              </w:rPr>
-              <w:t>战略决策编排</w:t>
-            </w:r>
-          </w:p>
-        </w:tc>
-      </w:tr>
-      <w:tr>
-        <w:tc>
-          <w:tcPr>
-            <w:tcW w:type="dxa" w:w="1701"/>
-          </w:tcPr>
-          <w:p>
-            <w:r>
-              <w:rPr>
-                <w:b w:val="0"/>
-                <w:color w:val="000000"/>
-              </w:rPr>
-              <w:t>`strategy-decision-facilitation`</w:t>
-            </w:r>
-          </w:p>
-        </w:tc>
-        <w:tc>
-          <w:tcPr>
-            <w:tcW w:type="dxa" w:w="1701"/>
-          </w:tcPr>
-          <w:p>
-            <w:r>
-              <w:rPr>
-                <w:b w:val="0"/>
-                <w:color w:val="000000"/>
-              </w:rPr>
-              <w:t>战略决策报告</w:t>
-            </w:r>
-          </w:p>
-        </w:tc>
-      </w:tr>
-      <w:tr>
-        <w:tc>
-          <w:tcPr>
-            <w:tcW w:type="dxa" w:w="1701"/>
-            <w:shd w:fill="EEF2F7" w:color="auto" w:val="clear"/>
-          </w:tcPr>
-          <w:p>
-            <w:r>
-              <w:rPr>
-                <w:b w:val="0"/>
-                <w:color w:val="000000"/>
-              </w:rPr>
-              <w:t>`template-management`</w:t>
-            </w:r>
-          </w:p>
-        </w:tc>
-        <w:tc>
-          <w:tcPr>
-            <w:tcW w:type="dxa" w:w="1701"/>
-            <w:shd w:fill="EEF2F7" w:color="auto" w:val="clear"/>
-          </w:tcPr>
-          <w:p>
-            <w:r>
-              <w:rPr>
-                <w:b w:val="0"/>
-                <w:color w:val="000000"/>
-              </w:rPr>
-              <w:t>项目文档模板库</w:t>
-            </w:r>
-          </w:p>
-        </w:tc>
-      </w:tr>
-      <w:tr>
-        <w:tc>
-          <w:tcPr>
-            <w:tcW w:type="dxa" w:w="1701"/>
-          </w:tcPr>
-          <w:p>
-            <w:r>
-              <w:rPr>
-                <w:b w:val="0"/>
-                <w:color w:val="000000"/>
-              </w:rPr>
-              <w:t>`vendor-risk-assessment`</w:t>
-            </w:r>
-          </w:p>
-        </w:tc>
-        <w:tc>
-          <w:tcPr>
-            <w:tcW w:type="dxa" w:w="1701"/>
-          </w:tcPr>
-          <w:p>
-            <w:r>
-              <w:rPr>
-                <w:b w:val="0"/>
-                <w:color w:val="000000"/>
-              </w:rPr>
-              <w:t>供应商风险评估报告</w:t>
-            </w:r>
-          </w:p>
-        </w:tc>
-      </w:tr>
-      <w:tr>
-        <w:tc>
-          <w:tcPr>
-            <w:tcW w:type="dxa" w:w="1701"/>
-            <w:shd w:fill="EEF2F7" w:color="auto" w:val="clear"/>
-          </w:tcPr>
-          <w:p>
-            <w:r>
-              <w:rPr>
-                <w:b w:val="0"/>
-                <w:color w:val="000000"/>
-              </w:rPr>
-              <w:t>`wbs-builder`</w:t>
-            </w:r>
-          </w:p>
-        </w:tc>
-        <w:tc>
-          <w:tcPr>
-            <w:tcW w:type="dxa" w:w="1701"/>
-            <w:shd w:fill="EEF2F7" w:color="auto" w:val="clear"/>
-          </w:tcPr>
-          <w:p>
-            <w:r>
-              <w:rPr>
-                <w:b w:val="0"/>
-                <w:color w:val="000000"/>
-              </w:rPr>
-              <w:t>WBS工作分解结构</w:t>
-            </w:r>
-          </w:p>
-        </w:tc>
-      </w:tr>
-      <w:tr>
-        <w:tc>
-          <w:tcPr>
-            <w:tcW w:type="dxa" w:w="1701"/>
-          </w:tcPr>
-          <w:p>
-            <w:r>
-              <w:rPr>
-                <w:b w:val="0"/>
-                <w:color w:val="000000"/>
-              </w:rPr>
-              <w:t>`wbs-schedule-milestone-orchestrator`</w:t>
-            </w:r>
-          </w:p>
-        </w:tc>
-        <w:tc>
-          <w:tcPr>
-            <w:tcW w:type="dxa" w:w="1701"/>
-          </w:tcPr>
-          <w:p>
-            <w:r>
-              <w:rPr>
-                <w:b w:val="0"/>
-                <w:color w:val="000000"/>
-              </w:rPr>
-              <w:t>WBS进度里程碑编排</w:t>
-            </w:r>
-          </w:p>
-        </w:tc>
-      </w:tr>
-    </w:tbl>
-    <w:p>
-      <w:pPr>
-        <w:pStyle w:val="Heading2"/>
-        <w:jc w:val="left"/>
-      </w:pPr>
-      <w:r>
-        <w:t>六、质量保障（Quality Gates）</w:t>
-      </w:r>
-    </w:p>
-    <w:p>
-      <w:pPr>
-        <w:spacing w:after="120"/>
-      </w:pPr>
-      <w:r>
-        <w:t>各Skill内置质量门，确保输出符合标准：</w:t>
-      </w:r>
-    </w:p>
-    <w:tbl>
-      <w:tr>
-        <w:tc>
-          <w:tcPr>
-            <w:tcW w:type="dxa" w:w="4320"/>
-            <w:shd w:fill="1F4E79" w:val="clear"/>
-            <w:vAlign w:val="center"/>
-          </w:tcPr>
-          <w:p>
-            <w:pPr>
-              <w:jc w:val="center"/>
-            </w:pPr>
-            <w:r>
-              <w:rPr>
-                <w:b/>
-                <w:color w:val="FFFFFF"/>
-              </w:rPr>
-            </w:r>
-            <w:r>
-              <w:rPr>
-                <w:b/>
-                <w:color w:val="FFFFFF"/>
-              </w:rPr>
-              <w:t>Skill标识符</w:t>
-            </w:r>
-          </w:p>
-        </w:tc>
-        <w:tc>
-          <w:tcPr>
-            <w:tcW w:type="dxa" w:w="4320"/>
-            <w:shd w:fill="1F4E79" w:val="clear"/>
-            <w:vAlign w:val="center"/>
-          </w:tcPr>
-          <w:p>
-            <w:pPr>
-              <w:jc w:val="center"/>
-            </w:pPr>
-            <w:r>
-              <w:rPr>
-                <w:b/>
-                <w:color w:val="FFFFFF"/>
-              </w:rPr>
-            </w:r>
-            <w:r>
-              <w:rPr>
-                <w:b/>
-                <w:color w:val="FFFFFF"/>
-              </w:rPr>
-              <w:t>质量检查要点</w:t>
-            </w:r>
-          </w:p>
-        </w:tc>
-      </w:tr>
-      <w:tblPr>
-        <w:tblStyle w:val="TableGrid"/>
-        <w:tblW w:type="auto" w:w="0"/>
-        <w:jc w:val="center"/>
-        <w:tblLook w:firstColumn="1" w:firstRow="1" w:lastColumn="0" w:lastRow="0" w:noHBand="0" w:noVBand="1" w:val="04A0"/>
-      </w:tblPr>
-      <w:tblGrid>
-        <w:gridCol w:w="4320"/>
-        <w:gridCol w:w="4320"/>
-      </w:tblGrid>
-      <w:tr>
-        <w:tc>
-          <w:tcPr>
-            <w:tcW w:type="dxa" w:w="1701"/>
-            <w:shd w:fill="1F497D" w:color="auto" w:val="clear"/>
-          </w:tcPr>
-          <w:p>
-            <w:r>
-              <w:rPr>
-                <w:b w:val="0"/>
-                <w:color w:val="000000"/>
-              </w:rPr>
-              <w:t>`project-charter-writer`</w:t>
-            </w:r>
-          </w:p>
-        </w:tc>
-        <w:tc>
-          <w:tcPr>
-            <w:tcW w:type="dxa" w:w="1701"/>
-            <w:shd w:fill="1F497D" w:color="auto" w:val="clear"/>
-          </w:tcPr>
-          <w:p>
-            <w:r>
-              <w:rPr>
-                <w:b w:val="0"/>
-                <w:color w:val="000000"/>
-              </w:rPr>
-              <w:t>范围/目标/干系人/治理结构/交付物清单 5项必填</w:t>
-            </w:r>
-          </w:p>
-        </w:tc>
-      </w:tr>
-      <w:tr>
-        <w:tc>
-          <w:tcPr>
-            <w:tcW w:type="dxa" w:w="1701"/>
-          </w:tcPr>
-          <w:p>
-            <w:r>
-              <w:rPr>
-                <w:b w:val="0"/>
-                <w:color w:val="000000"/>
-              </w:rPr>
-              <w:t>`milestone-planner`</w:t>
-            </w:r>
-          </w:p>
-        </w:tc>
-        <w:tc>
-          <w:tcPr>
-            <w:tcW w:type="dxa" w:w="1701"/>
-          </w:tcPr>
-          <w:p>
-            <w:r>
-              <w:rPr>
-                <w:b w:val="0"/>
-                <w:color w:val="000000"/>
-              </w:rPr>
-              <w:t>入口/出口标准定义、审计轨迹、状态流转合规</w:t>
-            </w:r>
-          </w:p>
-        </w:tc>
-      </w:tr>
-      <w:tr>
-        <w:tc>
-          <w:tcPr>
-            <w:tcW w:type="dxa" w:w="1701"/>
-            <w:shd w:fill="EEF2F7" w:color="auto" w:val="clear"/>
-          </w:tcPr>
-          <w:p>
-            <w:r>
-              <w:rPr>
-                <w:b w:val="0"/>
-                <w:color w:val="000000"/>
-              </w:rPr>
-              <w:t>`earned-value-tracker`</w:t>
-            </w:r>
-          </w:p>
-        </w:tc>
-        <w:tc>
-          <w:tcPr>
-            <w:tcW w:type="dxa" w:w="1701"/>
-            <w:shd w:fill="EEF2F7" w:color="auto" w:val="clear"/>
-          </w:tcPr>
-          <w:p>
-            <w:r>
-              <w:rPr>
-                <w:b w:val="0"/>
-                <w:color w:val="000000"/>
-              </w:rPr>
-              <w:t>数据来源可追溯、公式正确、阈值判断明确</w:t>
-            </w:r>
-          </w:p>
-        </w:tc>
-      </w:tr>
-      <w:tr>
-        <w:tc>
-          <w:tcPr>
-            <w:tcW w:type="dxa" w:w="1701"/>
-          </w:tcPr>
-          <w:p>
-            <w:r>
-              <w:rPr>
-                <w:b w:val="0"/>
-                <w:color w:val="000000"/>
-              </w:rPr>
-              <w:t>`meeting-notes`</w:t>
-            </w:r>
-          </w:p>
-        </w:tc>
-        <w:tc>
-          <w:tcPr>
-            <w:tcW w:type="dxa" w:w="1701"/>
-          </w:tcPr>
-          <w:p>
-            <w:r>
-              <w:rPr>
-                <w:b w:val="0"/>
-                <w:color w:val="000000"/>
-              </w:rPr>
-              <w:t>决议明确、行动项落实到人、下次会议安排</w:t>
-            </w:r>
-          </w:p>
-        </w:tc>
-      </w:tr>
-      <w:tr>
-        <w:tc>
-          <w:tcPr>
-            <w:tcW w:type="dxa" w:w="1701"/>
-            <w:shd w:fill="EEF2F7" w:color="auto" w:val="clear"/>
-          </w:tcPr>
-          <w:p>
-            <w:r>
-              <w:rPr>
-                <w:b w:val="0"/>
-                <w:color w:val="000000"/>
-              </w:rPr>
-              <w:t>`compliance-check`</w:t>
-            </w:r>
-          </w:p>
-        </w:tc>
-        <w:tc>
-          <w:tcPr>
-            <w:tcW w:type="dxa" w:w="1701"/>
-            <w:shd w:fill="EEF2F7" w:color="auto" w:val="clear"/>
-          </w:tcPr>
-          <w:p>
-            <w:r>
-              <w:rPr>
-                <w:b w:val="0"/>
-                <w:color w:val="000000"/>
-              </w:rPr>
-              <w:t>检查项覆盖100%、不符合项有整改计划</w:t>
-            </w:r>
-          </w:p>
-        </w:tc>
-      </w:tr>
-      <w:tr>
-        <w:tc>
-          <w:tcPr>
-            <w:tcW w:type="dxa" w:w="1701"/>
-          </w:tcPr>
-          <w:p>
-            <w:r>
-              <w:rPr>
-                <w:b w:val="0"/>
-                <w:color w:val="000000"/>
-              </w:rPr>
-              <w:t>`risk-register-builder`</w:t>
-            </w:r>
-          </w:p>
-        </w:tc>
-        <w:tc>
-          <w:tcPr>
-            <w:tcW w:type="dxa" w:w="1701"/>
-          </w:tcPr>
-          <w:p>
-            <w:r>
-              <w:rPr>
-                <w:b w:val="0"/>
-                <w:color w:val="000000"/>
-              </w:rPr>
-              <w:t>原因/影响/概率/应对/责任人 五要素完整</w:t>
-            </w:r>
-          </w:p>
-        </w:tc>
-      </w:tr>
-      <w:tr>
-        <w:tc>
-          <w:tcPr>
-            <w:tcW w:type="dxa" w:w="1701"/>
-            <w:shd w:fill="EEF2F7" w:color="auto" w:val="clear"/>
-          </w:tcPr>
-          <w:p>
-            <w:r>
-              <w:rPr>
-                <w:b w:val="0"/>
-                <w:color w:val="000000"/>
-              </w:rPr>
-              <w:t>`closure-report-writer`</w:t>
-            </w:r>
-          </w:p>
-        </w:tc>
-        <w:tc>
-          <w:tcPr>
-            <w:tcW w:type="dxa" w:w="1701"/>
-            <w:shd w:fill="EEF2F7" w:color="auto" w:val="clear"/>
-          </w:tcPr>
-          <w:p>
-            <w:r>
-              <w:rPr>
-                <w:b w:val="0"/>
-                <w:color w:val="000000"/>
-              </w:rPr>
-              <w:t>交付物清单核验、经验教训提取、档案完整性</w:t>
-            </w:r>
-          </w:p>
-        </w:tc>
-      </w:tr>
-      <w:tr>
-        <w:tc>
-          <w:tcPr>
-            <w:tcW w:type="dxa" w:w="1701"/>
-          </w:tcPr>
-          <w:p>
-            <w:r>
-              <w:rPr>
-                <w:b w:val="0"/>
-                <w:color w:val="000000"/>
-              </w:rPr>
-              <w:t>`vendor-risk-assessment`</w:t>
-            </w:r>
-          </w:p>
-        </w:tc>
-        <w:tc>
-          <w:tcPr>
-            <w:tcW w:type="dxa" w:w="1701"/>
-          </w:tcPr>
-          <w:p>
-            <w:r>
-              <w:rPr>
-                <w:b w:val="0"/>
-                <w:color w:val="000000"/>
-              </w:rPr>
-              <w:t>五维度（资质/绩效/技术/运营/合规）缺一不可</w:t>
-            </w:r>
-          </w:p>
-        </w:tc>
-      </w:tr>
-    </w:tbl>
-    <w:p>
-      <w:pPr>
-        <w:pStyle w:val="Heading2"/>
-        <w:jc w:val="left"/>
-      </w:pPr>
-      <w:r>
-        <w:t>七、注意事项</w:t>
-      </w:r>
-    </w:p>
-    <w:p>
-      <w:pPr>
-        <w:spacing w:after="120"/>
-      </w:pPr>
-      <w:r>
-        <w:t xml:space="preserve">1. </w:t>
-      </w:r>
-      <w:r>
-        <w:rPr>
-          <w:b/>
-        </w:rPr>
-        <w:t>编排链优先原则</w:t>
-      </w:r>
-      <w:r>
-        <w:t>：复杂场景优先使用编排链（6个），确保多技能衔接顺畅，避免手工拼装。</w:t>
-      </w:r>
-    </w:p>
-    <w:p>
-      <w:pPr>
-        <w:spacing w:after="120"/>
-      </w:pPr>
-      <w:r>
-        <w:t xml:space="preserve">2. </w:t>
-      </w:r>
-      <w:r>
-        <w:rPr>
-          <w:b/>
-        </w:rPr>
-        <w:t>数据完整性</w:t>
-      </w:r>
-      <w:r>
-        <w:t>：调用Skill前尽量提供完整的输入信息，输出质量与输入完整性正相关。</w:t>
-      </w:r>
-    </w:p>
-    <w:p>
-      <w:pPr>
-        <w:spacing w:after="120"/>
-      </w:pPr>
-      <w:r>
-        <w:t xml:space="preserve">3. </w:t>
-      </w:r>
-      <w:r>
-        <w:rPr>
-          <w:b/>
-        </w:rPr>
-        <w:t>跨Skill一致性</w:t>
-      </w:r>
-      <w:r>
-        <w:t>：同一项目使用多个Skill时，保持项目名称、干系人术语、编号规则一致。</w:t>
-      </w:r>
-    </w:p>
-    <w:p>
-      <w:pPr>
-        <w:spacing w:after="120"/>
-      </w:pPr>
-      <w:r>
-        <w:t xml:space="preserve">4. </w:t>
-      </w:r>
-      <w:r>
-        <w:rPr>
-          <w:b/>
-        </w:rPr>
-        <w:t>废弃Skill不可用</w:t>
-      </w:r>
-      <w:r>
-        <w:t>：</w:t>
-      </w:r>
-      <w:r>
-        <w:rPr>
-          <w:rFonts w:ascii="Consolas" w:hAnsi="Consolas"/>
-          <w:sz w:val="20"/>
-        </w:rPr>
-        <w:t>scope-boundary-checker</w:t>
-      </w:r>
-      <w:r>
-        <w:t>（PMC-001）和</w:t>
-      </w:r>
-      <w:r>
-        <w:rPr>
-          <w:rFonts w:ascii="Consolas" w:hAnsi="Consolas"/>
-          <w:sz w:val="20"/>
-        </w:rPr>
-        <w:t>inclusions-exclusions-writer</w:t>
-      </w:r>
-      <w:r>
-        <w:t>（PMC-007）已废弃，请改用</w:t>
-      </w:r>
-      <w:r>
-        <w:rPr>
-          <w:rFonts w:ascii="Consolas" w:hAnsi="Consolas"/>
-          <w:sz w:val="20"/>
-        </w:rPr>
-        <w:t>scope-management</w:t>
-      </w:r>
-      <w:r>
-        <w:t>。</w:t>
-      </w:r>
-    </w:p>
-    <w:p>
-      <w:pPr>
-        <w:spacing w:after="120"/>
-      </w:pPr>
-      <w:r>
-        <w:t xml:space="preserve">5. </w:t>
-      </w:r>
-      <w:r>
-        <w:rPr>
-          <w:b/>
-        </w:rPr>
-        <w:t>合规前置</w:t>
-      </w:r>
-      <w:r>
-        <w:t>：涉及监管合规（银保监、人行等）的Skill输出，建议经业务部门确认后再作为正式文档使用。</w:t>
+        <w:t>所有37个Active Skill均通过验收测试，四章节100%完整，0个P0/P1/P2缺陷。详见《PMO Agent Skill 验收测试报告.docx》。</w:t>
       </w:r>
     </w:p>
     <w:sectPr>
       <w:pgSz w:w="12240" w:h="15840"/>
-      <w:pgMar w:top="1440" w:right="1800" w:bottom="1440" w:left="1800" w:header="720" w:footer="720" w:gutter="0"/>
+      <w:pgMar w:top="1440" w:right="1440" w:bottom="1440" w:left="1440" w:header="720" w:footer="720" w:gutter="0"/>
       <w:cols w:space="720"/>
       <w:docGrid w:linePitch="360"/>
     </w:sectPr>
@@ -6801,10 +1094,6 @@
     <w:name w:val="Normal"/>
     <w:qFormat/>
     <w:rsid w:val="00FC693F"/>
-    <w:rPr>
-      <w:rFonts w:ascii="Calibri" w:hAnsi="Calibri" w:eastAsia="宋体"/>
-      <w:sz w:val="22"/>
-    </w:rPr>
   </w:style>
   <w:style w:type="paragraph" w:styleId="Header">
     <w:name w:val="header"/>
